--- a/docs/business/Onekof_Market_Assessment_and_Commercialization_Strategy.docx
+++ b/docs/business/Onekof_Market_Assessment_and_Commercialization_Strategy.docx
@@ -1,6 +1,6 @@
 
 <file path=word/document.xml><?xml version="1.0" encoding="utf-8"?>
-<w:document xmlns:wpc="http://schemas.microsoft.com/office/word/2010/wordprocessingCanvas" xmlns:mc="http://schemas.openxmlformats.org/markup-compatibility/2006" xmlns:o="urn:schemas-microsoft-com:office:office" xmlns:r="http://schemas.openxmlformats.org/officeDocument/2006/relationships" xmlns:m="http://schemas.openxmlformats.org/officeDocument/2006/math" xmlns:v="urn:schemas-microsoft-com:vml" xmlns:wp14="http://schemas.microsoft.com/office/word/2010/wordprocessingDrawing" xmlns:wp="http://schemas.openxmlformats.org/drawingml/2006/wordprocessingDrawing" xmlns:w10="urn:schemas-microsoft-com:office:word" xmlns:w="http://schemas.openxmlformats.org/wordprocessingml/2006/main" xmlns:w14="http://schemas.microsoft.com/office/word/2010/wordml" xmlns:w15="http://schemas.microsoft.com/office/word/2012/wordml" xmlns:wpg="http://schemas.microsoft.com/office/word/2010/wordprocessingGroup" xmlns:wpi="http://schemas.microsoft.com/office/word/2010/wordprocessingInk" xmlns:wne="http://schemas.microsoft.com/office/word/2006/wordml" xmlns:wps="http://schemas.microsoft.com/office/word/2010/wordprocessingShape" xmlns:cx="http://schemas.microsoft.com/office/drawing/2014/chartex" xmlns:cx1="http://schemas.microsoft.com/office/drawing/2015/9/8/chartex" xmlns:cx2="http://schemas.microsoft.com/office/drawing/2015/10/21/chartex" xmlns:cx3="http://schemas.microsoft.com/office/drawing/2016/5/9/chartex" xmlns:cx4="http://schemas.microsoft.com/office/drawing/2016/5/10/chartex" xmlns:cx5="http://schemas.microsoft.com/office/drawing/2016/5/11/chartex" xmlns:cx6="http://schemas.microsoft.com/office/drawing/2016/5/12/chartex" xmlns:cx7="http://schemas.microsoft.com/office/drawing/2016/5/13/chartex" xmlns:cx8="http://schemas.microsoft.com/office/drawing/2016/5/14/chartex" xmlns:aink="http://schemas.microsoft.com/office/drawing/2016/ink" xmlns:am3d="http://schemas.microsoft.com/office/drawing/2017/model3d" xmlns:w16cex="http://schemas.microsoft.com/office/word/2018/wordml/cex" xmlns:w16cid="http://schemas.microsoft.com/office/word/2016/wordml/cid" xmlns:w16="http://schemas.microsoft.com/office/word/2018/wordml" xmlns:w16sdtdh="http://schemas.microsoft.com/office/word/2020/wordml/sdtdatahash" xmlns:w16se="http://schemas.microsoft.com/office/word/2015/wordml/symex" mc:Ignorable="w14 w15 wp14">
+<w:document xmlns:wpc="http://schemas.microsoft.com/office/word/2010/wordprocessingCanvas" xmlns:mc="http://schemas.openxmlformats.org/markup-compatibility/2006" xmlns:o="urn:schemas-microsoft-com:office:office" xmlns:r="http://schemas.openxmlformats.org/officeDocument/2006/relationships" xmlns:m="http://schemas.openxmlformats.org/officeDocument/2006/math" xmlns:v="urn:schemas-microsoft-com:vml" xmlns:wp14="http://schemas.microsoft.com/office/word/2010/wordprocessingDrawing" xmlns:wp="http://schemas.openxmlformats.org/drawingml/2006/wordprocessingDrawing" xmlns:w10="urn:schemas-microsoft-com:office:word" xmlns:w="http://schemas.openxmlformats.org/wordprocessingml/2006/main" xmlns:w14="http://schemas.microsoft.com/office/word/2010/wordml" xmlns:w15="http://schemas.microsoft.com/office/word/2012/wordml" xmlns:wpg="http://schemas.microsoft.com/office/word/2010/wordprocessingGroup" xmlns:wpi="http://schemas.microsoft.com/office/word/2010/wordprocessingInk" xmlns:wne="http://schemas.microsoft.com/office/word/2006/wordml" xmlns:wps="http://schemas.microsoft.com/office/word/2010/wordprocessingShape" xmlns:cx="http://schemas.microsoft.com/office/drawing/2014/chartex" xmlns:cx1="http://schemas.microsoft.com/office/drawing/2015/9/8/chartex" xmlns:cx2="http://schemas.microsoft.com/office/drawing/2015/10/21/chartex" xmlns:cx3="http://schemas.microsoft.com/office/drawing/2016/5/9/chartex" xmlns:cx4="http://schemas.microsoft.com/office/drawing/2016/5/10/chartex" xmlns:cx5="http://schemas.microsoft.com/office/drawing/2016/5/11/chartex" xmlns:cx6="http://schemas.microsoft.com/office/drawing/2016/5/12/chartex" xmlns:cx7="http://schemas.microsoft.com/office/drawing/2016/5/13/chartex" xmlns:cx8="http://schemas.microsoft.com/office/drawing/2016/5/14/chartex" xmlns:aink="http://schemas.microsoft.com/office/drawing/2016/ink" xmlns:am3d="http://schemas.microsoft.com/office/drawing/2017/model3d" xmlns:w16cex="http://schemas.microsoft.com/office/word/2018/wordml/cex" xmlns:w16cid="http://schemas.microsoft.com/office/word/2016/wordml/cid" xmlns:w16="http://schemas.microsoft.com/office/word/2018/wordml" xmlns:w16sdtdh="http://schemas.microsoft.com/office/word/2020/wordml/sdtdatahash" xmlns:w16se="http://schemas.microsoft.com/office/word/2015/wordml/symex" xmlns:a="http://schemas.openxmlformats.org/drawingml/2006/main" xmlns:pic="http://schemas.openxmlformats.org/drawingml/2006/picture" mc:Ignorable="w14 w15 wp14">
   <w:body>
     <w:p>
       <w:pPr>
@@ -18,11 +18,11 @@
             <wp:effectExtent t="0" r="0" b="0" l="0"/>
             <wp:docPr id="1" name="" descr="" title=""/>
             <wp:cNvGraphicFramePr>
-              <a:graphicFrameLocks xmlns:a="http://schemas.openxmlformats.org/drawingml/2006/main" noChangeAspect="1"/>
+              <a:graphicFrameLocks noChangeAspect="1"/>
             </wp:cNvGraphicFramePr>
-            <a:graphic xmlns:a="http://schemas.openxmlformats.org/drawingml/2006/main">
+            <a:graphic>
               <a:graphicData uri="http://schemas.openxmlformats.org/drawingml/2006/picture">
-                <pic:pic xmlns:pic="http://schemas.openxmlformats.org/drawingml/2006/picture">
+                <pic:pic>
                   <pic:nvPicPr>
                     <pic:cNvPr id="0" name="" descr=""/>
                     <pic:cNvPicPr>
@@ -68,11 +68,11 @@
             <wp:effectExtent t="0" r="0" b="0" l="0"/>
             <wp:docPr id="1" name="" descr="" title=""/>
             <wp:cNvGraphicFramePr>
-              <a:graphicFrameLocks xmlns:a="http://schemas.openxmlformats.org/drawingml/2006/main" noChangeAspect="1"/>
+              <a:graphicFrameLocks noChangeAspect="1"/>
             </wp:cNvGraphicFramePr>
-            <a:graphic xmlns:a="http://schemas.openxmlformats.org/drawingml/2006/main">
+            <a:graphic>
               <a:graphicData uri="http://schemas.openxmlformats.org/drawingml/2006/picture">
-                <pic:pic xmlns:pic="http://schemas.openxmlformats.org/drawingml/2006/picture">
+                <pic:pic>
                   <pic:nvPicPr>
                     <pic:cNvPr id="0" name="" descr=""/>
                     <pic:cNvPicPr>
@@ -423,7 +423,7 @@
                 <w:sz w:val="20"/>
                 <w:szCs w:val="20"/>
               </w:rPr>
-              <w:t xml:space="preserve">Internal strategy — for founder and board review</w:t>
+              <w:t xml:space="preserve">Revision 2 — tracked changes shown for review</w:t>
             </w:r>
           </w:p>
         </w:tc>
@@ -483,7 +483,7 @@
                 <w:sz w:val="20"/>
                 <w:szCs w:val="20"/>
               </w:rPr>
-              <w:t xml:space="preserve">Onekof Pricing Model and Commercialization Strategy (draft)</w:t>
+              <w:t xml:space="preserve">Revision 1 (5 August 2026) and the original pricing draft</w:t>
             </w:r>
           </w:p>
         </w:tc>
@@ -558,8 +558,8 @@
       <w:pPr>
         <w:pBdr>
           <w:top w:val="single" w:color="0D9488" w:sz="1"/>
+          <w:left w:val="single" w:color="0D9488" w:sz="8"/>
           <w:bottom w:val="single" w:color="0D9488" w:sz="1"/>
-          <w:left w:val="single" w:color="0D9488" w:sz="8"/>
           <w:right w:val="single" w:color="0D9488" w:sz="1"/>
         </w:pBdr>
         <w:shd w:fill="F0FDFA" w:color="auto" w:val="clear"/>
@@ -602,6 +602,341 @@
           <w:docGrid w:linePitch="360"/>
         </w:sectPr>
       </w:pPr>
+    </w:p>
+    <w:p>
+      <w:pPr>
+        <w:pStyle w:val="Heading1"/>
+        <w:spacing w:after="180" w:before="380"/>
+      </w:pPr>
+      <w:r>
+        <w:rPr>
+          <w:rFonts w:ascii="Calibri" w:cs="Calibri" w:eastAsia="Calibri" w:hAnsi="Calibri"/>
+          <w:b/>
+          <w:bCs/>
+          <w:i w:val="false"/>
+          <w:iCs w:val="false"/>
+          <w:color w:val="1B3A6B"/>
+          <w:sz w:val="28"/>
+          <w:szCs w:val="28"/>
+        </w:rPr>
+        <w:t xml:space="preserve">Revision Note — what changed in Revision 2 and why</w:t>
+      </w:r>
+    </w:p>
+    <w:p>
+      <w:pPr>
+        <w:spacing w:after="130" w:line="268"/>
+      </w:pPr>
+      <w:r>
+        <w:rPr>
+          <w:rFonts w:ascii="Calibri" w:cs="Calibri" w:eastAsia="Calibri" w:hAnsi="Calibri"/>
+          <w:b w:val="false"/>
+          <w:bCs w:val="false"/>
+          <w:i w:val="false"/>
+          <w:iCs w:val="false"/>
+          <w:color w:val="1F2937"/>
+          <w:sz w:val="21"/>
+          <w:szCs w:val="21"/>
+        </w:rPr>
+        <w:t xml:space="preserve">Revision 1 was reviewed and two findings were returned. Both were correct and both are corrected here. This section exists so the changes can be read without re-reading the whole document; every revised figure elsewhere is marked as a tracked change.</w:t>
+      </w:r>
+    </w:p>
+    <w:p>
+      <w:pPr>
+        <w:pStyle w:val="Heading2"/>
+        <w:spacing w:after="140" w:before="300"/>
+      </w:pPr>
+      <w:r>
+        <w:rPr>
+          <w:rFonts w:ascii="Calibri" w:cs="Calibri" w:eastAsia="Calibri" w:hAnsi="Calibri"/>
+          <w:b/>
+          <w:bCs/>
+          <w:i w:val="false"/>
+          <w:iCs w:val="false"/>
+          <w:color w:val="0D9488"/>
+          <w:sz w:val="24"/>
+          <w:szCs w:val="24"/>
+        </w:rPr>
+        <w:t xml:space="preserve">Correction 1 — the Year 1 government forecast was wrong</w:t>
+      </w:r>
+    </w:p>
+    <w:p>
+      <w:pPr>
+        <w:spacing w:after="130" w:line="268"/>
+      </w:pPr>
+      <w:r>
+        <w:rPr>
+          <w:rFonts w:ascii="Calibri" w:cs="Calibri" w:eastAsia="Calibri" w:hAnsi="Calibri"/>
+          <w:b w:val="false"/>
+          <w:bCs w:val="false"/>
+          <w:i w:val="false"/>
+          <w:iCs w:val="false"/>
+          <w:color w:val="1F2937"/>
+          <w:sz w:val="21"/>
+          <w:szCs w:val="21"/>
+        </w:rPr>
+        <w:t xml:space="preserve">Revision 1 forecast a single government contract in Year 1. That number came from applying a 6–18 month open-tender cycle to the entire public sector uniformly. That was an analytical error, for four reasons:</w:t>
+      </w:r>
+    </w:p>
+    <w:p>
+      <w:pPr>
+        <w:pStyle w:val="ListParagraph"/>
+        <w:numPr>
+          <w:ilvl w:val="0"/>
+          <w:numId w:val="1"/>
+        </w:numPr>
+        <w:spacing w:after="70" w:line="268"/>
+      </w:pPr>
+      <w:r>
+        <w:rPr>
+          <w:rFonts w:ascii="Calibri" w:cs="Calibri" w:eastAsia="Calibri" w:hAnsi="Calibri"/>
+          <w:b/>
+          <w:bCs/>
+          <w:i w:val="false"/>
+          <w:iCs w:val="false"/>
+          <w:color w:val="1F2937"/>
+          <w:sz w:val="21"/>
+          <w:szCs w:val="21"/>
+        </w:rPr>
+        <w:t xml:space="preserve">Not all government purchases are tendered. </w:t>
+      </w:r>
+      <w:r>
+        <w:rPr>
+          <w:rFonts w:ascii="Calibri" w:cs="Calibri" w:eastAsia="Calibri" w:hAnsi="Calibri"/>
+          <w:b w:val="false"/>
+          <w:bCs w:val="false"/>
+          <w:i w:val="false"/>
+          <w:iCs w:val="false"/>
+          <w:color w:val="1F2937"/>
+          <w:sz w:val="21"/>
+          <w:szCs w:val="21"/>
+        </w:rPr>
+        <w:t xml:space="preserve">Ethiopian public procurement offers several routes. Purchases below the applicable threshold, and purchases with a defensible sole-source justification, proceed by request for quotation or direct procurement in weeks rather than quarters. Revision 1 modelled every engagement as an open tender.</w:t>
+      </w:r>
+    </w:p>
+    <w:p>
+      <w:pPr>
+        <w:pStyle w:val="ListParagraph"/>
+        <w:numPr>
+          <w:ilvl w:val="0"/>
+          <w:numId w:val="1"/>
+        </w:numPr>
+        <w:spacing w:after="70" w:line="268"/>
+      </w:pPr>
+      <w:r>
+        <w:rPr>
+          <w:rFonts w:ascii="Calibri" w:cs="Calibri" w:eastAsia="Calibri" w:hAnsi="Calibri"/>
+          <w:b/>
+          <w:bCs/>
+          <w:i w:val="false"/>
+          <w:iCs w:val="false"/>
+          <w:color w:val="1F2937"/>
+          <w:sz w:val="21"/>
+          <w:szCs w:val="21"/>
+        </w:rPr>
+        <w:t xml:space="preserve">Onekof has a genuine sole-source argument. </w:t>
+      </w:r>
+      <w:r>
+        <w:rPr>
+          <w:rFonts w:ascii="Calibri" w:cs="Calibri" w:eastAsia="Calibri" w:hAnsi="Calibri"/>
+          <w:b w:val="false"/>
+          <w:bCs w:val="false"/>
+          <w:i w:val="false"/>
+          <w:iCs w:val="false"/>
+          <w:color w:val="1F2937"/>
+          <w:sz w:val="21"/>
+          <w:szCs w:val="21"/>
+        </w:rPr>
+        <w:t xml:space="preserve">For a buyer carrying a data-residency mandate who needs an Amharic, Tigrinya or Somali interface, no competing product qualifies. Sole-source justification is the strongest accelerator available in public procurement, and Revision 1 gave it no weight at all.</w:t>
+      </w:r>
+    </w:p>
+    <w:p>
+      <w:pPr>
+        <w:pStyle w:val="ListParagraph"/>
+        <w:numPr>
+          <w:ilvl w:val="0"/>
+          <w:numId w:val="1"/>
+        </w:numPr>
+        <w:spacing w:after="70" w:line="268"/>
+      </w:pPr>
+      <w:r>
+        <w:rPr>
+          <w:rFonts w:ascii="Calibri" w:cs="Calibri" w:eastAsia="Calibri" w:hAnsi="Calibri"/>
+          <w:b/>
+          <w:bCs/>
+          <w:i w:val="false"/>
+          <w:iCs w:val="false"/>
+          <w:color w:val="1F2937"/>
+          <w:sz w:val="21"/>
+          <w:szCs w:val="21"/>
+        </w:rPr>
+        <w:t xml:space="preserve">Donor-funded government programmes buy under donor rules. </w:t>
+      </w:r>
+      <w:r>
+        <w:rPr>
+          <w:rFonts w:ascii="Calibri" w:cs="Calibri" w:eastAsia="Calibri" w:hAnsi="Calibri"/>
+          <w:b w:val="false"/>
+          <w:bCs w:val="false"/>
+          <w:i w:val="false"/>
+          <w:iCs w:val="false"/>
+          <w:color w:val="1F2937"/>
+          <w:sz w:val="21"/>
+          <w:szCs w:val="21"/>
+        </w:rPr>
+        <w:t xml:space="preserve">A programme unit inside a ministry funded by a development partner procures under that partner’s rules, not federal tender rules, and moves considerably faster.</w:t>
+      </w:r>
+    </w:p>
+    <w:p>
+      <w:pPr>
+        <w:pStyle w:val="ListParagraph"/>
+        <w:numPr>
+          <w:ilvl w:val="0"/>
+          <w:numId w:val="1"/>
+        </w:numPr>
+        <w:spacing w:after="70" w:line="268"/>
+      </w:pPr>
+      <w:r>
+        <w:rPr>
+          <w:rFonts w:ascii="Calibri" w:cs="Calibri" w:eastAsia="Calibri" w:hAnsi="Calibri"/>
+          <w:b/>
+          <w:bCs/>
+          <w:i w:val="false"/>
+          <w:iCs w:val="false"/>
+          <w:color w:val="1F2937"/>
+          <w:sz w:val="21"/>
+          <w:szCs w:val="21"/>
+        </w:rPr>
+        <w:t xml:space="preserve">Paid pilots are not tenders. </w:t>
+      </w:r>
+      <w:r>
+        <w:rPr>
+          <w:rFonts w:ascii="Calibri" w:cs="Calibri" w:eastAsia="Calibri" w:hAnsi="Calibri"/>
+          <w:b w:val="false"/>
+          <w:bCs w:val="false"/>
+          <w:i w:val="false"/>
+          <w:iCs w:val="false"/>
+          <w:color w:val="1F2937"/>
+          <w:sz w:val="21"/>
+          <w:szCs w:val="21"/>
+        </w:rPr>
+        <w:t xml:space="preserve">A directorate can fund a pilot from its operating budget and expand later. This is the normal land-and-expand route into a ministry, and it was missing from the model.</w:t>
+      </w:r>
+    </w:p>
+    <w:p>
+      <w:pPr>
+        <w:spacing w:after="130" w:line="268"/>
+      </w:pPr>
+      <w:r>
+        <w:rPr>
+          <w:rFonts w:ascii="Calibri" w:cs="Calibri" w:eastAsia="Calibri" w:hAnsi="Calibri"/>
+          <w:b w:val="false"/>
+          <w:bCs w:val="false"/>
+          <w:i w:val="false"/>
+          <w:iCs w:val="false"/>
+          <w:color w:val="1F2937"/>
+          <w:sz w:val="21"/>
+          <w:szCs w:val="21"/>
+        </w:rPr>
+        <w:t xml:space="preserve">Year 1 government and public-sector engagements are revised from 1 to 8. The revenue, cost and funding figures throughout Section 8 change accordingly.</w:t>
+      </w:r>
+    </w:p>
+    <w:p>
+      <w:pPr>
+        <w:pStyle w:val="Heading2"/>
+        <w:spacing w:after="140" w:before="300"/>
+      </w:pPr>
+      <w:r>
+        <w:rPr>
+          <w:rFonts w:ascii="Calibri" w:cs="Calibri" w:eastAsia="Calibri" w:hAnsi="Calibri"/>
+          <w:b/>
+          <w:bCs/>
+          <w:i w:val="false"/>
+          <w:iCs w:val="false"/>
+          <w:color w:val="0D9488"/>
+          <w:sz w:val="24"/>
+          <w:szCs w:val="24"/>
+        </w:rPr>
+        <w:t xml:space="preserve">Correction 2 — the SME segment was over-weighted</w:t>
+      </w:r>
+    </w:p>
+    <w:p>
+      <w:pPr>
+        <w:spacing w:after="130" w:line="268"/>
+      </w:pPr>
+      <w:r>
+        <w:rPr>
+          <w:rFonts w:ascii="Calibri" w:cs="Calibri" w:eastAsia="Calibri" w:hAnsi="Calibri"/>
+          <w:b w:val="false"/>
+          <w:bCs w:val="false"/>
+          <w:i w:val="false"/>
+          <w:iCs w:val="false"/>
+          <w:color w:val="1F2937"/>
+          <w:sz w:val="21"/>
+          <w:szCs w:val="21"/>
+        </w:rPr>
+        <w:t xml:space="preserve">Revision 1 modelled 35 Starter customers contributing roughly 27% of Year 1 revenue. That allocation was wrong on the strategy as stated: DAPS is aiming at large organizations and government agencies, where service quality is the differentiator and contract values justify the delivery effort. Small accounts consume support and management attention out of proportion to what they contribute.</w:t>
+      </w:r>
+    </w:p>
+    <w:p>
+      <w:pPr>
+        <w:spacing w:after="130" w:line="268"/>
+      </w:pPr>
+      <w:r>
+        <w:rPr>
+          <w:rFonts w:ascii="Calibri" w:cs="Calibri" w:eastAsia="Calibri" w:hAnsi="Calibri"/>
+          <w:b w:val="false"/>
+          <w:bCs w:val="false"/>
+          <w:i w:val="false"/>
+          <w:iCs w:val="false"/>
+          <w:color w:val="1F2937"/>
+          <w:sz w:val="21"/>
+          <w:szCs w:val="21"/>
+        </w:rPr>
+        <w:t xml:space="preserve">The arithmetic supports the objection. Thirty-five Starter accounts yield roughly 1.12M ETB of gross revenue, against which sit acquisition cost, a support queue and churn. One additional federal contract yields more, at a higher margin, from a single relationship. Starter is retained but deliberately demoted: no marketing spend, no outbound sales, pure self-serve, and reframed as a departmental entry point that can expand into a ministry-wide agreement rather than as a revenue line in its own right.</w:t>
+      </w:r>
+    </w:p>
+    <w:p>
+      <w:pPr>
+        <w:pBdr>
+          <w:top w:val="single" w:color="0D9488" w:sz="1"/>
+          <w:left w:val="single" w:color="0D9488" w:sz="8"/>
+          <w:bottom w:val="single" w:color="0D9488" w:sz="1"/>
+          <w:right w:val="single" w:color="0D9488" w:sz="1"/>
+        </w:pBdr>
+        <w:shd w:fill="F0FDFA" w:color="auto" w:val="clear"/>
+        <w:spacing w:after="150" w:before="150" w:line="268"/>
+        <w:ind w:left="170" w:right="170"/>
+      </w:pPr>
+      <w:r>
+        <w:rPr>
+          <w:rFonts w:ascii="Calibri" w:cs="Calibri" w:eastAsia="Calibri" w:hAnsi="Calibri"/>
+          <w:b/>
+          <w:bCs/>
+          <w:i w:val="false"/>
+          <w:iCs w:val="false"/>
+          <w:color w:val="0D9488"/>
+          <w:sz w:val="19"/>
+          <w:szCs w:val="19"/>
+        </w:rPr>
+        <w:t xml:space="preserve">Net effect of both corrections  </w:t>
+      </w:r>
+      <w:r>
+        <w:rPr>
+          <w:rFonts w:ascii="Calibri" w:cs="Calibri" w:eastAsia="Calibri" w:hAnsi="Calibri"/>
+          <w:b w:val="false"/>
+          <w:bCs w:val="false"/>
+          <w:i w:val="false"/>
+          <w:iCs w:val="false"/>
+          <w:color w:val="1F2937"/>
+          <w:sz w:val="19"/>
+          <w:szCs w:val="19"/>
+        </w:rPr>
+        <w:t xml:space="preserve">Year 1 bookings rise from approximately 4.1M to 9.3M ETB, Year 1 costs rise from 7.0M to 7.9M ETB as the plan carries dedicated bid capability, and the loss narrows from 2.9M to 1.9M ETB. Peak funding need rises slightly to approximately 4.0M ETB because government contracts pay late and bid bonds tie up capital — a cash-timing effect, not a profitability one, and Section 8.5 now models it explicitly.</w:t>
+      </w:r>
+    </w:p>
+    <w:p>
+      <w:r>
+        <w:br w:type="page"/>
+      </w:r>
     </w:p>
     <w:p>
       <w:pPr>
@@ -1114,7 +1449,7 @@
           <w:sz w:val="21"/>
           <w:szCs w:val="21"/>
         </w:rPr>
-        <w:t xml:space="preserve">The recommended operating plan costs roughly 6.7M ETB (~$42,000) in Year 1 and reaches break-even during Year 2. Peak cumulative funding need is approximately 3.5M ETB (~$22,000).</w:t>
+        <w:t xml:space="preserve">The recommended operating plan costs roughly 7.9M ETB (~$49,000) in Year 1 and reaches break-even during Year 2. Peak funding need is approximately 4.0M ETB (~$25,000) — set by the cash-collection lag on public-sector contracts rather than by the accounting loss.</w:t>
       </w:r>
     </w:p>
     <w:p>
@@ -1173,6 +1508,78 @@
           <w:sz w:val="21"/>
           <w:szCs w:val="21"/>
         </w:rPr>
+        <w:t xml:space="preserve">Public-sector revenue starts in Year 1, not Year 2. </w:t>
+      </w:r>
+      <w:r>
+        <w:rPr>
+          <w:rFonts w:ascii="Calibri" w:cs="Calibri" w:eastAsia="Calibri" w:hAnsi="Calibri"/>
+          <w:b w:val="false"/>
+          <w:bCs w:val="false"/>
+          <w:i w:val="false"/>
+          <w:iCs w:val="false"/>
+          <w:color w:val="1F2937"/>
+          <w:sz w:val="21"/>
+          <w:szCs w:val="21"/>
+        </w:rPr>
+        <w:t xml:space="preserve">Direct procurement, sole-source justification, donor-funded programme units and paid pilots all bypass the open-tender cycle. Eight public-sector engagements in Year 1 is achievable; the single contract forecast in Revision 1 understated the segment materially.</w:t>
+      </w:r>
+    </w:p>
+    <w:p>
+      <w:pPr>
+        <w:pStyle w:val="ListParagraph"/>
+        <w:numPr>
+          <w:ilvl w:val="0"/>
+          <w:numId w:val="1"/>
+        </w:numPr>
+        <w:spacing w:after="70" w:line="268"/>
+      </w:pPr>
+      <w:r>
+        <w:rPr>
+          <w:rFonts w:ascii="Calibri" w:cs="Calibri" w:eastAsia="Calibri" w:hAnsi="Calibri"/>
+          <w:b/>
+          <w:bCs/>
+          <w:i w:val="false"/>
+          <w:iCs w:val="false"/>
+          <w:color w:val="1F2937"/>
+          <w:sz w:val="21"/>
+          <w:szCs w:val="21"/>
+        </w:rPr>
+        <w:t xml:space="preserve">The SME book is not a revenue strategy. </w:t>
+      </w:r>
+      <w:r>
+        <w:rPr>
+          <w:rFonts w:ascii="Calibri" w:cs="Calibri" w:eastAsia="Calibri" w:hAnsi="Calibri"/>
+          <w:b w:val="false"/>
+          <w:bCs w:val="false"/>
+          <w:i w:val="false"/>
+          <w:iCs w:val="false"/>
+          <w:color w:val="1F2937"/>
+          <w:sz w:val="21"/>
+          <w:szCs w:val="21"/>
+        </w:rPr>
+        <w:t xml:space="preserve">Starter accounts are retained as a self-serve departmental entry point into large organizations, carrying no marketing spend and no outbound sales effort.</w:t>
+      </w:r>
+    </w:p>
+    <w:p>
+      <w:pPr>
+        <w:pStyle w:val="ListParagraph"/>
+        <w:numPr>
+          <w:ilvl w:val="0"/>
+          <w:numId w:val="1"/>
+        </w:numPr>
+        <w:spacing w:after="70" w:line="268"/>
+      </w:pPr>
+      <w:r>
+        <w:rPr>
+          <w:rFonts w:ascii="Calibri" w:cs="Calibri" w:eastAsia="Calibri" w:hAnsi="Calibri"/>
+          <w:b/>
+          <w:bCs/>
+          <w:i w:val="false"/>
+          <w:iCs w:val="false"/>
+          <w:color w:val="1F2937"/>
+          <w:sz w:val="21"/>
+          <w:szCs w:val="21"/>
+        </w:rPr>
         <w:t xml:space="preserve">AI is nearly free to deliver and is being underused as a weapon. </w:t>
       </w:r>
       <w:r>
@@ -1229,8 +1636,8 @@
       <w:pPr>
         <w:pBdr>
           <w:top w:val="single" w:color="B45309" w:sz="1"/>
+          <w:left w:val="single" w:color="B45309" w:sz="8"/>
           <w:bottom w:val="single" w:color="B45309" w:sz="1"/>
-          <w:left w:val="single" w:color="B45309" w:sz="8"/>
           <w:right w:val="single" w:color="B45309" w:sz="1"/>
         </w:pBdr>
         <w:shd w:fill="FEF3C7" w:color="auto" w:val="clear"/>
@@ -2428,8 +2835,8 @@
       <w:pPr>
         <w:pBdr>
           <w:top w:val="single" w:color="B45309" w:sz="1"/>
+          <w:left w:val="single" w:color="B45309" w:sz="8"/>
           <w:bottom w:val="single" w:color="B45309" w:sz="1"/>
-          <w:left w:val="single" w:color="B45309" w:sz="8"/>
           <w:right w:val="single" w:color="B45309" w:sz="1"/>
         </w:pBdr>
         <w:shd w:fill="FEF3C7" w:color="auto" w:val="clear"/>
@@ -2679,8 +3086,8 @@
       <w:pPr>
         <w:pBdr>
           <w:top w:val="single" w:color="0D9488" w:sz="1"/>
+          <w:left w:val="single" w:color="0D9488" w:sz="8"/>
           <w:bottom w:val="single" w:color="0D9488" w:sz="1"/>
-          <w:left w:val="single" w:color="0D9488" w:sz="8"/>
           <w:right w:val="single" w:color="0D9488" w:sz="1"/>
         </w:pBdr>
         <w:shd w:fill="F0FDFA" w:color="auto" w:val="clear"/>
@@ -3347,6 +3754,68 @@
           <w:sz w:val="21"/>
           <w:szCs w:val="21"/>
         </w:rPr>
+        <w:t xml:space="preserve">Wedge 0 — fast-route public sector, pursued from day one. </w:t>
+      </w:r>
+      <w:r>
+        <w:rPr>
+          <w:rFonts w:ascii="Calibri" w:cs="Calibri" w:eastAsia="Calibri" w:hAnsi="Calibri"/>
+          <w:b w:val="false"/>
+          <w:bCs w:val="false"/>
+          <w:i w:val="false"/>
+          <w:iCs w:val="false"/>
+          <w:color w:val="1F2937"/>
+          <w:sz w:val="21"/>
+          <w:szCs w:val="21"/>
+        </w:rPr>
+        <w:t xml:space="preserve">Paid pilots, sole-source justifications and donor-funded programme units inside ministries close in weeks to months rather than quarters. These now sit ahead of the other wedges in sequence, because they generate public-sector references in Year 1 that make every later tender bid credible.</w:t>
+      </w:r>
+    </w:p>
+    <w:p>
+      <w:pPr>
+        <w:spacing w:after="130" w:line="268"/>
+      </w:pPr>
+      <w:r>
+        <w:rPr>
+          <w:rFonts w:ascii="Calibri" w:cs="Calibri" w:eastAsia="Calibri" w:hAnsi="Calibri"/>
+          <w:b/>
+          <w:bCs/>
+          <w:i w:val="false"/>
+          <w:iCs w:val="false"/>
+          <w:color w:val="1F2937"/>
+          <w:sz w:val="21"/>
+          <w:szCs w:val="21"/>
+        </w:rPr>
+        <w:t xml:space="preserve">Not a wedge — SMEs. </w:t>
+      </w:r>
+      <w:r>
+        <w:rPr>
+          <w:rFonts w:ascii="Calibri" w:cs="Calibri" w:eastAsia="Calibri" w:hAnsi="Calibri"/>
+          <w:b w:val="false"/>
+          <w:bCs w:val="false"/>
+          <w:i w:val="false"/>
+          <w:iCs w:val="false"/>
+          <w:color w:val="1F2937"/>
+          <w:sz w:val="21"/>
+          <w:szCs w:val="21"/>
+        </w:rPr>
+        <w:t xml:space="preserve">Deliberately excluded from the go-to-market plan. Starter remains available for self-serve sign-up and serves as a departmental foothold inside a large organization, but carries no marketing budget, no outbound effort and no revenue target. Servicing many small accounts consumes the delivery attention that the quality of large-account service depends on.</w:t>
+      </w:r>
+    </w:p>
+    <w:p>
+      <w:pPr>
+        <w:spacing w:after="130" w:line="268"/>
+      </w:pPr>
+      <w:r>
+        <w:rPr>
+          <w:rFonts w:ascii="Calibri" w:cs="Calibri" w:eastAsia="Calibri" w:hAnsi="Calibri"/>
+          <w:b/>
+          <w:bCs/>
+          <w:i w:val="false"/>
+          <w:iCs w:val="false"/>
+          <w:color w:val="1F2937"/>
+          <w:sz w:val="21"/>
+          <w:szCs w:val="21"/>
+        </w:rPr>
         <w:t xml:space="preserve">Wedge 2 — Regional bureaus in Tigrinya and Somali. </w:t>
       </w:r>
       <w:r>
@@ -3398,8 +3867,8 @@
       <w:pPr>
         <w:pBdr>
           <w:top w:val="single" w:color="0D9488" w:sz="1"/>
+          <w:left w:val="single" w:color="0D9488" w:sz="8"/>
           <w:bottom w:val="single" w:color="0D9488" w:sz="1"/>
-          <w:left w:val="single" w:color="0D9488" w:sz="8"/>
           <w:right w:val="single" w:color="0D9488" w:sz="1"/>
         </w:pBdr>
         <w:shd w:fill="F0FDFA" w:color="auto" w:val="clear"/>
@@ -3454,15 +3923,829 @@
           <w:sz w:val="28"/>
           <w:szCs w:val="28"/>
         </w:rPr>
-        <w:t xml:space="preserve">4. Market Assessment</w:t>
+        <w:t xml:space="preserve">4. How Government Actually Buys</w:t>
+      </w:r>
+    </w:p>
+    <w:p>
+      <w:pPr>
+        <w:spacing w:after="130" w:line="268"/>
+      </w:pPr>
+      <w:r>
+        <w:rPr>
+          <w:rFonts w:ascii="Calibri" w:cs="Calibri" w:eastAsia="Calibri" w:hAnsi="Calibri"/>
+          <w:b w:val="false"/>
+          <w:bCs w:val="false"/>
+          <w:i w:val="false"/>
+          <w:iCs w:val="false"/>
+          <w:color w:val="1F2937"/>
+          <w:sz w:val="21"/>
+          <w:szCs w:val="21"/>
+        </w:rPr>
+        <w:t xml:space="preserve">Revision 1 treated public procurement as a single 6–18 month tender pipeline. It is not. The route determines the timeline, and route eligibility is something DAPS can influence rather than merely wait on. This section replaces the assumption that produced the incorrect Year 1 forecast.</w:t>
+      </w:r>
+    </w:p>
+    <w:tbl>
+      <w:tblPr>
+        <w:tblW w:type="dxa" w:w="9360"/>
+        <w:tblBorders>
+          <w:top w:val="single" w:color="auto" w:sz="4"/>
+          <w:left w:val="single" w:color="auto" w:sz="4"/>
+          <w:bottom w:val="single" w:color="auto" w:sz="4"/>
+          <w:right w:val="single" w:color="auto" w:sz="4"/>
+          <w:insideH w:val="single" w:color="auto" w:sz="4"/>
+          <w:insideV w:val="single" w:color="auto" w:sz="4"/>
+        </w:tblBorders>
+      </w:tblPr>
+      <w:tblGrid>
+        <w:gridCol w:w="2350"/>
+        <w:gridCol w:w="1750"/>
+        <w:gridCol w:w="1750"/>
+        <w:gridCol w:w="3510"/>
+      </w:tblGrid>
+      <w:tr>
+        <w:trPr>
+          <w:tblHeader/>
+        </w:trPr>
+        <w:tc>
+          <w:tcPr>
+            <w:tcW w:type="dxa" w:w="2350"/>
+            <w:shd w:fill="1B3A6B" w:color="auto" w:val="clear"/>
+          </w:tcPr>
+          <w:p>
+            <w:pPr>
+              <w:spacing w:after="50" w:before="50"/>
+            </w:pPr>
+            <w:r>
+              <w:rPr>
+                <w:rFonts w:ascii="Calibri" w:cs="Calibri" w:eastAsia="Calibri" w:hAnsi="Calibri"/>
+                <w:b/>
+                <w:bCs/>
+                <w:i w:val="false"/>
+                <w:iCs w:val="false"/>
+                <w:color w:val="FFFFFF"/>
+                <w:sz w:val="19"/>
+                <w:szCs w:val="19"/>
+              </w:rPr>
+              <w:t xml:space="preserve">Route</w:t>
+            </w:r>
+          </w:p>
+        </w:tc>
+        <w:tc>
+          <w:tcPr>
+            <w:tcW w:type="dxa" w:w="1750"/>
+            <w:shd w:fill="1B3A6B" w:color="auto" w:val="clear"/>
+          </w:tcPr>
+          <w:p>
+            <w:pPr>
+              <w:spacing w:after="50" w:before="50"/>
+            </w:pPr>
+            <w:r>
+              <w:rPr>
+                <w:rFonts w:ascii="Calibri" w:cs="Calibri" w:eastAsia="Calibri" w:hAnsi="Calibri"/>
+                <w:b/>
+                <w:bCs/>
+                <w:i w:val="false"/>
+                <w:iCs w:val="false"/>
+                <w:color w:val="FFFFFF"/>
+                <w:sz w:val="19"/>
+                <w:szCs w:val="19"/>
+              </w:rPr>
+              <w:t xml:space="preserve">Typical value</w:t>
+            </w:r>
+          </w:p>
+        </w:tc>
+        <w:tc>
+          <w:tcPr>
+            <w:tcW w:type="dxa" w:w="1750"/>
+            <w:shd w:fill="1B3A6B" w:color="auto" w:val="clear"/>
+          </w:tcPr>
+          <w:p>
+            <w:pPr>
+              <w:spacing w:after="50" w:before="50"/>
+            </w:pPr>
+            <w:r>
+              <w:rPr>
+                <w:rFonts w:ascii="Calibri" w:cs="Calibri" w:eastAsia="Calibri" w:hAnsi="Calibri"/>
+                <w:b/>
+                <w:bCs/>
+                <w:i w:val="false"/>
+                <w:iCs w:val="false"/>
+                <w:color w:val="FFFFFF"/>
+                <w:sz w:val="19"/>
+                <w:szCs w:val="19"/>
+              </w:rPr>
+              <w:t xml:space="preserve">Timeline</w:t>
+            </w:r>
+          </w:p>
+        </w:tc>
+        <w:tc>
+          <w:tcPr>
+            <w:tcW w:type="dxa" w:w="3510"/>
+            <w:shd w:fill="1B3A6B" w:color="auto" w:val="clear"/>
+          </w:tcPr>
+          <w:p>
+            <w:pPr>
+              <w:spacing w:after="50" w:before="50"/>
+            </w:pPr>
+            <w:r>
+              <w:rPr>
+                <w:rFonts w:ascii="Calibri" w:cs="Calibri" w:eastAsia="Calibri" w:hAnsi="Calibri"/>
+                <w:b/>
+                <w:bCs/>
+                <w:i w:val="false"/>
+                <w:iCs w:val="false"/>
+                <w:color w:val="FFFFFF"/>
+                <w:sz w:val="19"/>
+                <w:szCs w:val="19"/>
+              </w:rPr>
+              <w:t xml:space="preserve">Onekof eligibility</w:t>
+            </w:r>
+          </w:p>
+        </w:tc>
+      </w:tr>
+      <w:tr>
+        <w:tc>
+          <w:tcPr>
+            <w:tcW w:type="dxa" w:w="2350"/>
+          </w:tcPr>
+          <w:p>
+            <w:pPr>
+              <w:spacing w:after="40" w:before="40"/>
+            </w:pPr>
+            <w:r>
+              <w:rPr>
+                <w:rFonts w:ascii="Calibri" w:cs="Calibri" w:eastAsia="Calibri" w:hAnsi="Calibri"/>
+                <w:b/>
+                <w:bCs/>
+                <w:i w:val="false"/>
+                <w:iCs w:val="false"/>
+                <w:color w:val="1F2937"/>
+                <w:sz w:val="19"/>
+                <w:szCs w:val="19"/>
+              </w:rPr>
+              <w:t xml:space="preserve">Direct procurement / sole source</w:t>
+            </w:r>
+          </w:p>
+        </w:tc>
+        <w:tc>
+          <w:tcPr>
+            <w:tcW w:type="dxa" w:w="1750"/>
+          </w:tcPr>
+          <w:p>
+            <w:pPr>
+              <w:spacing w:after="40" w:before="40"/>
+            </w:pPr>
+            <w:r>
+              <w:rPr>
+                <w:rFonts w:ascii="Calibri" w:cs="Calibri" w:eastAsia="Calibri" w:hAnsi="Calibri"/>
+                <w:b w:val="false"/>
+                <w:bCs w:val="false"/>
+                <w:i w:val="false"/>
+                <w:iCs w:val="false"/>
+                <w:color w:val="1F2937"/>
+                <w:sz w:val="19"/>
+                <w:szCs w:val="19"/>
+              </w:rPr>
+              <w:t xml:space="preserve">Below threshold</w:t>
+            </w:r>
+          </w:p>
+        </w:tc>
+        <w:tc>
+          <w:tcPr>
+            <w:tcW w:type="dxa" w:w="1750"/>
+          </w:tcPr>
+          <w:p>
+            <w:pPr>
+              <w:spacing w:after="40" w:before="40"/>
+            </w:pPr>
+            <w:r>
+              <w:rPr>
+                <w:rFonts w:ascii="Calibri" w:cs="Calibri" w:eastAsia="Calibri" w:hAnsi="Calibri"/>
+                <w:b w:val="false"/>
+                <w:bCs w:val="false"/>
+                <w:i w:val="false"/>
+                <w:iCs w:val="false"/>
+                <w:color w:val="1F2937"/>
+                <w:sz w:val="19"/>
+                <w:szCs w:val="19"/>
+              </w:rPr>
+              <w:t xml:space="preserve">3–8 weeks</w:t>
+            </w:r>
+          </w:p>
+        </w:tc>
+        <w:tc>
+          <w:tcPr>
+            <w:tcW w:type="dxa" w:w="3510"/>
+          </w:tcPr>
+          <w:p>
+            <w:pPr>
+              <w:spacing w:after="40" w:before="40"/>
+            </w:pPr>
+            <w:r>
+              <w:rPr>
+                <w:rFonts w:ascii="Calibri" w:cs="Calibri" w:eastAsia="Calibri" w:hAnsi="Calibri"/>
+                <w:b w:val="false"/>
+                <w:bCs w:val="false"/>
+                <w:i w:val="false"/>
+                <w:iCs w:val="false"/>
+                <w:color w:val="1F2937"/>
+                <w:sz w:val="19"/>
+                <w:szCs w:val="19"/>
+              </w:rPr>
+              <w:t xml:space="preserve">Strong — no competing product offers Amharic, Tigrinya or Somali with sovereign hosting and INSA certification</w:t>
+            </w:r>
+          </w:p>
+        </w:tc>
+      </w:tr>
+      <w:tr>
+        <w:tc>
+          <w:tcPr>
+            <w:tcW w:type="dxa" w:w="2350"/>
+            <w:shd w:fill="F8FAFC" w:color="auto" w:val="clear"/>
+          </w:tcPr>
+          <w:p>
+            <w:pPr>
+              <w:spacing w:after="40" w:before="40"/>
+            </w:pPr>
+            <w:r>
+              <w:rPr>
+                <w:rFonts w:ascii="Calibri" w:cs="Calibri" w:eastAsia="Calibri" w:hAnsi="Calibri"/>
+                <w:b/>
+                <w:bCs/>
+                <w:i w:val="false"/>
+                <w:iCs w:val="false"/>
+                <w:color w:val="1F2937"/>
+                <w:sz w:val="19"/>
+                <w:szCs w:val="19"/>
+              </w:rPr>
+              <w:t xml:space="preserve">Request for quotation</w:t>
+            </w:r>
+          </w:p>
+        </w:tc>
+        <w:tc>
+          <w:tcPr>
+            <w:tcW w:type="dxa" w:w="1750"/>
+            <w:shd w:fill="F8FAFC" w:color="auto" w:val="clear"/>
+          </w:tcPr>
+          <w:p>
+            <w:pPr>
+              <w:spacing w:after="40" w:before="40"/>
+            </w:pPr>
+            <w:r>
+              <w:rPr>
+                <w:rFonts w:ascii="Calibri" w:cs="Calibri" w:eastAsia="Calibri" w:hAnsi="Calibri"/>
+                <w:b w:val="false"/>
+                <w:bCs w:val="false"/>
+                <w:i w:val="false"/>
+                <w:iCs w:val="false"/>
+                <w:color w:val="1F2937"/>
+                <w:sz w:val="19"/>
+                <w:szCs w:val="19"/>
+              </w:rPr>
+              <w:t xml:space="preserve">Small to mid</w:t>
+            </w:r>
+          </w:p>
+        </w:tc>
+        <w:tc>
+          <w:tcPr>
+            <w:tcW w:type="dxa" w:w="1750"/>
+            <w:shd w:fill="F8FAFC" w:color="auto" w:val="clear"/>
+          </w:tcPr>
+          <w:p>
+            <w:pPr>
+              <w:spacing w:after="40" w:before="40"/>
+            </w:pPr>
+            <w:r>
+              <w:rPr>
+                <w:rFonts w:ascii="Calibri" w:cs="Calibri" w:eastAsia="Calibri" w:hAnsi="Calibri"/>
+                <w:b w:val="false"/>
+                <w:bCs w:val="false"/>
+                <w:i w:val="false"/>
+                <w:iCs w:val="false"/>
+                <w:color w:val="1F2937"/>
+                <w:sz w:val="19"/>
+                <w:szCs w:val="19"/>
+              </w:rPr>
+              <w:t xml:space="preserve">1–3 months</w:t>
+            </w:r>
+          </w:p>
+        </w:tc>
+        <w:tc>
+          <w:tcPr>
+            <w:tcW w:type="dxa" w:w="3510"/>
+            <w:shd w:fill="F8FAFC" w:color="auto" w:val="clear"/>
+          </w:tcPr>
+          <w:p>
+            <w:pPr>
+              <w:spacing w:after="40" w:before="40"/>
+            </w:pPr>
+            <w:r>
+              <w:rPr>
+                <w:rFonts w:ascii="Calibri" w:cs="Calibri" w:eastAsia="Calibri" w:hAnsi="Calibri"/>
+                <w:b w:val="false"/>
+                <w:bCs w:val="false"/>
+                <w:i w:val="false"/>
+                <w:iCs w:val="false"/>
+                <w:color w:val="1F2937"/>
+                <w:sz w:val="19"/>
+                <w:szCs w:val="19"/>
+              </w:rPr>
+              <w:t xml:space="preserve">Strong — few or no compliant local bidders</w:t>
+            </w:r>
+          </w:p>
+        </w:tc>
+      </w:tr>
+      <w:tr>
+        <w:tc>
+          <w:tcPr>
+            <w:tcW w:type="dxa" w:w="2350"/>
+          </w:tcPr>
+          <w:p>
+            <w:pPr>
+              <w:spacing w:after="40" w:before="40"/>
+            </w:pPr>
+            <w:r>
+              <w:rPr>
+                <w:rFonts w:ascii="Calibri" w:cs="Calibri" w:eastAsia="Calibri" w:hAnsi="Calibri"/>
+                <w:b/>
+                <w:bCs/>
+                <w:i w:val="false"/>
+                <w:iCs w:val="false"/>
+                <w:color w:val="1F2937"/>
+                <w:sz w:val="19"/>
+                <w:szCs w:val="19"/>
+              </w:rPr>
+              <w:t xml:space="preserve">Donor-funded programme</w:t>
+            </w:r>
+          </w:p>
+        </w:tc>
+        <w:tc>
+          <w:tcPr>
+            <w:tcW w:type="dxa" w:w="1750"/>
+          </w:tcPr>
+          <w:p>
+            <w:pPr>
+              <w:spacing w:after="40" w:before="40"/>
+            </w:pPr>
+            <w:r>
+              <w:rPr>
+                <w:rFonts w:ascii="Calibri" w:cs="Calibri" w:eastAsia="Calibri" w:hAnsi="Calibri"/>
+                <w:b w:val="false"/>
+                <w:bCs w:val="false"/>
+                <w:i w:val="false"/>
+                <w:iCs w:val="false"/>
+                <w:color w:val="1F2937"/>
+                <w:sz w:val="19"/>
+                <w:szCs w:val="19"/>
+              </w:rPr>
+              <w:t xml:space="preserve">Mid to large</w:t>
+            </w:r>
+          </w:p>
+        </w:tc>
+        <w:tc>
+          <w:tcPr>
+            <w:tcW w:type="dxa" w:w="1750"/>
+          </w:tcPr>
+          <w:p>
+            <w:pPr>
+              <w:spacing w:after="40" w:before="40"/>
+            </w:pPr>
+            <w:r>
+              <w:rPr>
+                <w:rFonts w:ascii="Calibri" w:cs="Calibri" w:eastAsia="Calibri" w:hAnsi="Calibri"/>
+                <w:b w:val="false"/>
+                <w:bCs w:val="false"/>
+                <w:i w:val="false"/>
+                <w:iCs w:val="false"/>
+                <w:color w:val="1F2937"/>
+                <w:sz w:val="19"/>
+                <w:szCs w:val="19"/>
+              </w:rPr>
+              <w:t xml:space="preserve">2–5 months</w:t>
+            </w:r>
+          </w:p>
+        </w:tc>
+        <w:tc>
+          <w:tcPr>
+            <w:tcW w:type="dxa" w:w="3510"/>
+          </w:tcPr>
+          <w:p>
+            <w:pPr>
+              <w:spacing w:after="40" w:before="40"/>
+            </w:pPr>
+            <w:r>
+              <w:rPr>
+                <w:rFonts w:ascii="Calibri" w:cs="Calibri" w:eastAsia="Calibri" w:hAnsi="Calibri"/>
+                <w:b w:val="false"/>
+                <w:bCs w:val="false"/>
+                <w:i w:val="false"/>
+                <w:iCs w:val="false"/>
+                <w:color w:val="1F2937"/>
+                <w:sz w:val="19"/>
+                <w:szCs w:val="19"/>
+              </w:rPr>
+              <w:t xml:space="preserve">Strong — buys under the development partner’s rules, not federal tender rules</w:t>
+            </w:r>
+          </w:p>
+        </w:tc>
+      </w:tr>
+      <w:tr>
+        <w:tc>
+          <w:tcPr>
+            <w:tcW w:type="dxa" w:w="2350"/>
+            <w:shd w:fill="F8FAFC" w:color="auto" w:val="clear"/>
+          </w:tcPr>
+          <w:p>
+            <w:pPr>
+              <w:spacing w:after="40" w:before="40"/>
+            </w:pPr>
+            <w:r>
+              <w:rPr>
+                <w:rFonts w:ascii="Calibri" w:cs="Calibri" w:eastAsia="Calibri" w:hAnsi="Calibri"/>
+                <w:b/>
+                <w:bCs/>
+                <w:i w:val="false"/>
+                <w:iCs w:val="false"/>
+                <w:color w:val="1F2937"/>
+                <w:sz w:val="19"/>
+                <w:szCs w:val="19"/>
+              </w:rPr>
+              <w:t xml:space="preserve">Paid pilot / proof of concept</w:t>
+            </w:r>
+          </w:p>
+        </w:tc>
+        <w:tc>
+          <w:tcPr>
+            <w:tcW w:type="dxa" w:w="1750"/>
+            <w:shd w:fill="F8FAFC" w:color="auto" w:val="clear"/>
+          </w:tcPr>
+          <w:p>
+            <w:pPr>
+              <w:spacing w:after="40" w:before="40"/>
+            </w:pPr>
+            <w:r>
+              <w:rPr>
+                <w:rFonts w:ascii="Calibri" w:cs="Calibri" w:eastAsia="Calibri" w:hAnsi="Calibri"/>
+                <w:b w:val="false"/>
+                <w:bCs w:val="false"/>
+                <w:i w:val="false"/>
+                <w:iCs w:val="false"/>
+                <w:color w:val="1F2937"/>
+                <w:sz w:val="19"/>
+                <w:szCs w:val="19"/>
+              </w:rPr>
+              <w:t xml:space="preserve">Small</w:t>
+            </w:r>
+          </w:p>
+        </w:tc>
+        <w:tc>
+          <w:tcPr>
+            <w:tcW w:type="dxa" w:w="1750"/>
+            <w:shd w:fill="F8FAFC" w:color="auto" w:val="clear"/>
+          </w:tcPr>
+          <w:p>
+            <w:pPr>
+              <w:spacing w:after="40" w:before="40"/>
+            </w:pPr>
+            <w:r>
+              <w:rPr>
+                <w:rFonts w:ascii="Calibri" w:cs="Calibri" w:eastAsia="Calibri" w:hAnsi="Calibri"/>
+                <w:b w:val="false"/>
+                <w:bCs w:val="false"/>
+                <w:i w:val="false"/>
+                <w:iCs w:val="false"/>
+                <w:color w:val="1F2937"/>
+                <w:sz w:val="19"/>
+                <w:szCs w:val="19"/>
+              </w:rPr>
+              <w:t xml:space="preserve">4–10 weeks</w:t>
+            </w:r>
+          </w:p>
+        </w:tc>
+        <w:tc>
+          <w:tcPr>
+            <w:tcW w:type="dxa" w:w="3510"/>
+            <w:shd w:fill="F8FAFC" w:color="auto" w:val="clear"/>
+          </w:tcPr>
+          <w:p>
+            <w:pPr>
+              <w:spacing w:after="40" w:before="40"/>
+            </w:pPr>
+            <w:r>
+              <w:rPr>
+                <w:rFonts w:ascii="Calibri" w:cs="Calibri" w:eastAsia="Calibri" w:hAnsi="Calibri"/>
+                <w:b w:val="false"/>
+                <w:bCs w:val="false"/>
+                <w:i w:val="false"/>
+                <w:iCs w:val="false"/>
+                <w:color w:val="1F2937"/>
+                <w:sz w:val="19"/>
+                <w:szCs w:val="19"/>
+              </w:rPr>
+              <w:t xml:space="preserve">Strong — funded from operating budget, expands later</w:t>
+            </w:r>
+          </w:p>
+        </w:tc>
+      </w:tr>
+      <w:tr>
+        <w:tc>
+          <w:tcPr>
+            <w:tcW w:type="dxa" w:w="2350"/>
+          </w:tcPr>
+          <w:p>
+            <w:pPr>
+              <w:spacing w:after="40" w:before="40"/>
+            </w:pPr>
+            <w:r>
+              <w:rPr>
+                <w:rFonts w:ascii="Calibri" w:cs="Calibri" w:eastAsia="Calibri" w:hAnsi="Calibri"/>
+                <w:b/>
+                <w:bCs/>
+                <w:i w:val="false"/>
+                <w:iCs w:val="false"/>
+                <w:color w:val="1F2937"/>
+                <w:sz w:val="19"/>
+                <w:szCs w:val="19"/>
+              </w:rPr>
+              <w:t xml:space="preserve">Restricted tender</w:t>
+            </w:r>
+          </w:p>
+        </w:tc>
+        <w:tc>
+          <w:tcPr>
+            <w:tcW w:type="dxa" w:w="1750"/>
+          </w:tcPr>
+          <w:p>
+            <w:pPr>
+              <w:spacing w:after="40" w:before="40"/>
+            </w:pPr>
+            <w:r>
+              <w:rPr>
+                <w:rFonts w:ascii="Calibri" w:cs="Calibri" w:eastAsia="Calibri" w:hAnsi="Calibri"/>
+                <w:b w:val="false"/>
+                <w:bCs w:val="false"/>
+                <w:i w:val="false"/>
+                <w:iCs w:val="false"/>
+                <w:color w:val="1F2937"/>
+                <w:sz w:val="19"/>
+                <w:szCs w:val="19"/>
+              </w:rPr>
+              <w:t xml:space="preserve">Mid to large</w:t>
+            </w:r>
+          </w:p>
+        </w:tc>
+        <w:tc>
+          <w:tcPr>
+            <w:tcW w:type="dxa" w:w="1750"/>
+          </w:tcPr>
+          <w:p>
+            <w:pPr>
+              <w:spacing w:after="40" w:before="40"/>
+            </w:pPr>
+            <w:r>
+              <w:rPr>
+                <w:rFonts w:ascii="Calibri" w:cs="Calibri" w:eastAsia="Calibri" w:hAnsi="Calibri"/>
+                <w:b w:val="false"/>
+                <w:bCs w:val="false"/>
+                <w:i w:val="false"/>
+                <w:iCs w:val="false"/>
+                <w:color w:val="1F2937"/>
+                <w:sz w:val="19"/>
+                <w:szCs w:val="19"/>
+              </w:rPr>
+              <w:t xml:space="preserve">4–9 months</w:t>
+            </w:r>
+          </w:p>
+        </w:tc>
+        <w:tc>
+          <w:tcPr>
+            <w:tcW w:type="dxa" w:w="3510"/>
+          </w:tcPr>
+          <w:p>
+            <w:pPr>
+              <w:spacing w:after="40" w:before="40"/>
+            </w:pPr>
+            <w:r>
+              <w:rPr>
+                <w:rFonts w:ascii="Calibri" w:cs="Calibri" w:eastAsia="Calibri" w:hAnsi="Calibri"/>
+                <w:b w:val="false"/>
+                <w:bCs w:val="false"/>
+                <w:i w:val="false"/>
+                <w:iCs w:val="false"/>
+                <w:color w:val="1F2937"/>
+                <w:sz w:val="19"/>
+                <w:szCs w:val="19"/>
+              </w:rPr>
+              <w:t xml:space="preserve">Moderate — requires prequalification</w:t>
+            </w:r>
+          </w:p>
+        </w:tc>
+      </w:tr>
+      <w:tr>
+        <w:tc>
+          <w:tcPr>
+            <w:tcW w:type="dxa" w:w="2350"/>
+            <w:shd w:fill="F8FAFC" w:color="auto" w:val="clear"/>
+          </w:tcPr>
+          <w:p>
+            <w:pPr>
+              <w:spacing w:after="40" w:before="40"/>
+            </w:pPr>
+            <w:r>
+              <w:rPr>
+                <w:rFonts w:ascii="Calibri" w:cs="Calibri" w:eastAsia="Calibri" w:hAnsi="Calibri"/>
+                <w:b/>
+                <w:bCs/>
+                <w:i w:val="false"/>
+                <w:iCs w:val="false"/>
+                <w:color w:val="1F2937"/>
+                <w:sz w:val="19"/>
+                <w:szCs w:val="19"/>
+              </w:rPr>
+              <w:t xml:space="preserve">Open national tender</w:t>
+            </w:r>
+          </w:p>
+        </w:tc>
+        <w:tc>
+          <w:tcPr>
+            <w:tcW w:type="dxa" w:w="1750"/>
+            <w:shd w:fill="F8FAFC" w:color="auto" w:val="clear"/>
+          </w:tcPr>
+          <w:p>
+            <w:pPr>
+              <w:spacing w:after="40" w:before="40"/>
+            </w:pPr>
+            <w:r>
+              <w:rPr>
+                <w:rFonts w:ascii="Calibri" w:cs="Calibri" w:eastAsia="Calibri" w:hAnsi="Calibri"/>
+                <w:b w:val="false"/>
+                <w:bCs w:val="false"/>
+                <w:i w:val="false"/>
+                <w:iCs w:val="false"/>
+                <w:color w:val="1F2937"/>
+                <w:sz w:val="19"/>
+                <w:szCs w:val="19"/>
+              </w:rPr>
+              <w:t xml:space="preserve">Large</w:t>
+            </w:r>
+          </w:p>
+        </w:tc>
+        <w:tc>
+          <w:tcPr>
+            <w:tcW w:type="dxa" w:w="1750"/>
+            <w:shd w:fill="F8FAFC" w:color="auto" w:val="clear"/>
+          </w:tcPr>
+          <w:p>
+            <w:pPr>
+              <w:spacing w:after="40" w:before="40"/>
+            </w:pPr>
+            <w:r>
+              <w:rPr>
+                <w:rFonts w:ascii="Calibri" w:cs="Calibri" w:eastAsia="Calibri" w:hAnsi="Calibri"/>
+                <w:b w:val="false"/>
+                <w:bCs w:val="false"/>
+                <w:i w:val="false"/>
+                <w:iCs w:val="false"/>
+                <w:color w:val="1F2937"/>
+                <w:sz w:val="19"/>
+                <w:szCs w:val="19"/>
+              </w:rPr>
+              <w:t xml:space="preserve">9–18 months</w:t>
+            </w:r>
+          </w:p>
+        </w:tc>
+        <w:tc>
+          <w:tcPr>
+            <w:tcW w:type="dxa" w:w="3510"/>
+            <w:shd w:fill="F8FAFC" w:color="auto" w:val="clear"/>
+          </w:tcPr>
+          <w:p>
+            <w:pPr>
+              <w:spacing w:after="40" w:before="40"/>
+            </w:pPr>
+            <w:r>
+              <w:rPr>
+                <w:rFonts w:ascii="Calibri" w:cs="Calibri" w:eastAsia="Calibri" w:hAnsi="Calibri"/>
+                <w:b w:val="false"/>
+                <w:bCs w:val="false"/>
+                <w:i w:val="false"/>
+                <w:iCs w:val="false"/>
+                <w:color w:val="1F2937"/>
+                <w:sz w:val="19"/>
+                <w:szCs w:val="19"/>
+              </w:rPr>
+              <w:t xml:space="preserve">Moderate — the only route Revision 1 modelled</w:t>
+            </w:r>
+          </w:p>
+        </w:tc>
+      </w:tr>
+    </w:tbl>
+    <w:p>
+      <w:pPr>
+        <w:pBdr>
+          <w:top w:val="single" w:color="0D9488" w:sz="1"/>
+          <w:left w:val="single" w:color="0D9488" w:sz="8"/>
+          <w:bottom w:val="single" w:color="0D9488" w:sz="1"/>
+          <w:right w:val="single" w:color="0D9488" w:sz="1"/>
+        </w:pBdr>
+        <w:shd w:fill="F0FDFA" w:color="auto" w:val="clear"/>
+        <w:spacing w:after="150" w:before="150" w:line="268"/>
+        <w:ind w:left="170" w:right="170"/>
+      </w:pPr>
+      <w:r>
+        <w:rPr>
+          <w:rFonts w:ascii="Calibri" w:cs="Calibri" w:eastAsia="Calibri" w:hAnsi="Calibri"/>
+          <w:b/>
+          <w:bCs/>
+          <w:i w:val="false"/>
+          <w:iCs w:val="false"/>
+          <w:color w:val="0D9488"/>
+          <w:sz w:val="19"/>
+          <w:szCs w:val="19"/>
+        </w:rPr>
+        <w:t xml:space="preserve">The strategic consequence  </w:t>
+      </w:r>
+      <w:r>
+        <w:rPr>
+          <w:rFonts w:ascii="Calibri" w:cs="Calibri" w:eastAsia="Calibri" w:hAnsi="Calibri"/>
+          <w:b w:val="false"/>
+          <w:bCs w:val="false"/>
+          <w:i w:val="false"/>
+          <w:iCs w:val="false"/>
+          <w:color w:val="1F2937"/>
+          <w:sz w:val="19"/>
+          <w:szCs w:val="19"/>
+        </w:rPr>
+        <w:t xml:space="preserve">Four of these six routes can close inside a year, and Onekof is well positioned on all four. The correct posture is therefore to enter through the fast routes — pilots, sole-source justifications, donor-funded units — establish a reference and a track record, and let the slow open tenders close in Year 2 against that record rather than against nothing. Pursuing only open tenders, which is what Revision 1 implicitly assumed, forfeits a year of revenue and enters the tenders with no public-sector references.</w:t>
+      </w:r>
+    </w:p>
+    <w:p>
+      <w:pPr>
+        <w:pStyle w:val="Heading2"/>
+        <w:spacing w:after="140" w:before="300"/>
+      </w:pPr>
+      <w:r>
+        <w:rPr>
+          <w:rFonts w:ascii="Calibri" w:cs="Calibri" w:eastAsia="Calibri" w:hAnsi="Calibri"/>
+          <w:b/>
+          <w:bCs/>
+          <w:i w:val="false"/>
+          <w:iCs w:val="false"/>
+          <w:color w:val="0D9488"/>
+          <w:sz w:val="24"/>
+          <w:szCs w:val="24"/>
+        </w:rPr>
+        <w:t xml:space="preserve">Building the sole-source case</w:t>
+      </w:r>
+    </w:p>
+    <w:p>
+      <w:pPr>
+        <w:spacing w:after="130" w:line="268"/>
+      </w:pPr>
+      <w:r>
+        <w:rPr>
+          <w:rFonts w:ascii="Calibri" w:cs="Calibri" w:eastAsia="Calibri" w:hAnsi="Calibri"/>
+          <w:b w:val="false"/>
+          <w:bCs w:val="false"/>
+          <w:i w:val="false"/>
+          <w:iCs w:val="false"/>
+          <w:color w:val="1F2937"/>
+          <w:sz w:val="21"/>
+          <w:szCs w:val="21"/>
+        </w:rPr>
+        <w:t xml:space="preserve">Sole-source justification is the single highest-value commercial asset DAPS holds, and it needs to be documented rather than argued ad hoc in each procurement. A procuring entity must be able to place a written justification on file. Prepare a standing pack covering: the data-residency requirement and how it is met; the language requirement and the absence of any alternative supplying it; INSA certification; and the registered Ethiopian entity. This document is worth more than any marketing collateral in the plan.</w:t>
+      </w:r>
+    </w:p>
+    <w:p>
+      <w:r>
+        <w:br w:type="page"/>
+      </w:r>
+    </w:p>
+    <w:p>
+      <w:pPr>
+        <w:pStyle w:val="Heading1"/>
+        <w:spacing w:after="180" w:before="380"/>
+      </w:pPr>
+      <w:r>
+        <w:rPr>
+          <w:rFonts w:ascii="Calibri" w:cs="Calibri" w:eastAsia="Calibri" w:hAnsi="Calibri"/>
+          <w:b/>
+          <w:bCs/>
+          <w:i w:val="false"/>
+          <w:iCs w:val="false"/>
+          <w:color w:val="1B3A6B"/>
+          <w:sz w:val="28"/>
+          <w:szCs w:val="28"/>
+        </w:rPr>
+        <w:t xml:space="preserve">5. Market Assessment</w:t>
       </w:r>
     </w:p>
     <w:p>
       <w:pPr>
         <w:pBdr>
           <w:top w:val="single" w:color="B45309" w:sz="1"/>
+          <w:left w:val="single" w:color="B45309" w:sz="8"/>
           <w:bottom w:val="single" w:color="B45309" w:sz="1"/>
-          <w:left w:val="single" w:color="B45309" w:sz="8"/>
           <w:right w:val="single" w:color="B45309" w:sz="1"/>
         </w:pBdr>
         <w:shd w:fill="FEF3C7" w:color="auto" w:val="clear"/>
@@ -4744,7 +6027,7 @@
                 <w:sz w:val="19"/>
                 <w:szCs w:val="19"/>
               </w:rPr>
-              <w:t xml:space="preserve">ARR (ETB)</w:t>
+              <w:t xml:space="preserve">Bookings (ETB)</w:t>
             </w:r>
           </w:p>
         </w:tc>
@@ -4808,15 +6091,15 @@
             <w:r>
               <w:rPr>
                 <w:rFonts w:ascii="Calibri" w:cs="Calibri" w:eastAsia="Calibri" w:hAnsi="Calibri"/>
-                <w:b w:val="false"/>
-                <w:bCs w:val="false"/>
-                <w:i w:val="false"/>
-                <w:iCs w:val="false"/>
-                <w:color w:val="1F2937"/>
-                <w:sz w:val="19"/>
-                <w:szCs w:val="19"/>
-              </w:rPr>
-              <w:t xml:space="preserve">~52</w:t>
+                <w:b/>
+                <w:bCs/>
+                <w:i w:val="false"/>
+                <w:iCs w:val="false"/>
+                <w:color w:val="1F2937"/>
+                <w:sz w:val="19"/>
+                <w:szCs w:val="19"/>
+              </w:rPr>
+              <w:t xml:space="preserve">~44</w:t>
             </w:r>
           </w:p>
         </w:tc>
@@ -4831,15 +6114,15 @@
             <w:r>
               <w:rPr>
                 <w:rFonts w:ascii="Calibri" w:cs="Calibri" w:eastAsia="Calibri" w:hAnsi="Calibri"/>
-                <w:b w:val="false"/>
-                <w:bCs w:val="false"/>
-                <w:i w:val="false"/>
-                <w:iCs w:val="false"/>
-                <w:color w:val="1F2937"/>
-                <w:sz w:val="19"/>
-                <w:szCs w:val="19"/>
-              </w:rPr>
-              <w:t xml:space="preserve">~4.1M</w:t>
+                <w:b/>
+                <w:bCs/>
+                <w:i w:val="false"/>
+                <w:iCs w:val="false"/>
+                <w:color w:val="1F2937"/>
+                <w:sz w:val="19"/>
+                <w:szCs w:val="19"/>
+              </w:rPr>
+              <w:t xml:space="preserve">~9.3M</w:t>
             </w:r>
           </w:p>
         </w:tc>
@@ -4854,15 +6137,15 @@
             <w:r>
               <w:rPr>
                 <w:rFonts w:ascii="Calibri" w:cs="Calibri" w:eastAsia="Calibri" w:hAnsi="Calibri"/>
-                <w:b w:val="false"/>
-                <w:bCs w:val="false"/>
-                <w:i w:val="false"/>
-                <w:iCs w:val="false"/>
-                <w:color w:val="1F2937"/>
-                <w:sz w:val="19"/>
-                <w:szCs w:val="19"/>
-              </w:rPr>
-              <w:t xml:space="preserve">3%</w:t>
+                <w:b/>
+                <w:bCs/>
+                <w:i w:val="false"/>
+                <w:iCs w:val="false"/>
+                <w:color w:val="1F2937"/>
+                <w:sz w:val="19"/>
+                <w:szCs w:val="19"/>
+              </w:rPr>
+              <w:t xml:space="preserve">6%</w:t>
             </w:r>
           </w:p>
         </w:tc>
@@ -4904,15 +6187,15 @@
             <w:r>
               <w:rPr>
                 <w:rFonts w:ascii="Calibri" w:cs="Calibri" w:eastAsia="Calibri" w:hAnsi="Calibri"/>
-                <w:b w:val="false"/>
-                <w:bCs w:val="false"/>
-                <w:i w:val="false"/>
-                <w:iCs w:val="false"/>
-                <w:color w:val="1F2937"/>
-                <w:sz w:val="19"/>
-                <w:szCs w:val="19"/>
-              </w:rPr>
-              <w:t xml:space="preserve">~126</w:t>
+                <w:b/>
+                <w:bCs/>
+                <w:i w:val="false"/>
+                <w:iCs w:val="false"/>
+                <w:color w:val="1F2937"/>
+                <w:sz w:val="19"/>
+                <w:szCs w:val="19"/>
+              </w:rPr>
+              <w:t xml:space="preserve">~109</w:t>
             </w:r>
           </w:p>
         </w:tc>
@@ -4928,15 +6211,15 @@
             <w:r>
               <w:rPr>
                 <w:rFonts w:ascii="Calibri" w:cs="Calibri" w:eastAsia="Calibri" w:hAnsi="Calibri"/>
-                <w:b w:val="false"/>
-                <w:bCs w:val="false"/>
-                <w:i w:val="false"/>
-                <w:iCs w:val="false"/>
-                <w:color w:val="1F2937"/>
-                <w:sz w:val="19"/>
-                <w:szCs w:val="19"/>
-              </w:rPr>
-              <w:t xml:space="preserve">~12.5M</w:t>
+                <w:b/>
+                <w:bCs/>
+                <w:i w:val="false"/>
+                <w:iCs w:val="false"/>
+                <w:color w:val="1F2937"/>
+                <w:sz w:val="19"/>
+                <w:szCs w:val="19"/>
+              </w:rPr>
+              <w:t xml:space="preserve">~25.5M</w:t>
             </w:r>
           </w:p>
         </w:tc>
@@ -4952,15 +6235,15 @@
             <w:r>
               <w:rPr>
                 <w:rFonts w:ascii="Calibri" w:cs="Calibri" w:eastAsia="Calibri" w:hAnsi="Calibri"/>
-                <w:b w:val="false"/>
-                <w:bCs w:val="false"/>
-                <w:i w:val="false"/>
-                <w:iCs w:val="false"/>
-                <w:color w:val="1F2937"/>
-                <w:sz w:val="19"/>
-                <w:szCs w:val="19"/>
-              </w:rPr>
-              <w:t xml:space="preserve">10%</w:t>
+                <w:b/>
+                <w:bCs/>
+                <w:i w:val="false"/>
+                <w:iCs w:val="false"/>
+                <w:color w:val="1F2937"/>
+                <w:sz w:val="19"/>
+                <w:szCs w:val="19"/>
+              </w:rPr>
+              <w:t xml:space="preserve">16%</w:t>
             </w:r>
           </w:p>
         </w:tc>
@@ -5000,15 +6283,15 @@
             <w:r>
               <w:rPr>
                 <w:rFonts w:ascii="Calibri" w:cs="Calibri" w:eastAsia="Calibri" w:hAnsi="Calibri"/>
-                <w:b w:val="false"/>
-                <w:bCs w:val="false"/>
-                <w:i w:val="false"/>
-                <w:iCs w:val="false"/>
-                <w:color w:val="1F2937"/>
-                <w:sz w:val="19"/>
-                <w:szCs w:val="19"/>
-              </w:rPr>
-              <w:t xml:space="preserve">~245</w:t>
+                <w:b/>
+                <w:bCs/>
+                <w:i w:val="false"/>
+                <w:iCs w:val="false"/>
+                <w:color w:val="1F2937"/>
+                <w:sz w:val="19"/>
+                <w:szCs w:val="19"/>
+              </w:rPr>
+              <w:t xml:space="preserve">~203</w:t>
             </w:r>
           </w:p>
         </w:tc>
@@ -5023,15 +6306,15 @@
             <w:r>
               <w:rPr>
                 <w:rFonts w:ascii="Calibri" w:cs="Calibri" w:eastAsia="Calibri" w:hAnsi="Calibri"/>
-                <w:b w:val="false"/>
-                <w:bCs w:val="false"/>
-                <w:i w:val="false"/>
-                <w:iCs w:val="false"/>
-                <w:color w:val="1F2937"/>
-                <w:sz w:val="19"/>
-                <w:szCs w:val="19"/>
-              </w:rPr>
-              <w:t xml:space="preserve">~27.4M</w:t>
+                <w:b/>
+                <w:bCs/>
+                <w:i w:val="false"/>
+                <w:iCs w:val="false"/>
+                <w:color w:val="1F2937"/>
+                <w:sz w:val="19"/>
+                <w:szCs w:val="19"/>
+              </w:rPr>
+              <w:t xml:space="preserve">~54.6M</w:t>
             </w:r>
           </w:p>
         </w:tc>
@@ -5046,15 +6329,15 @@
             <w:r>
               <w:rPr>
                 <w:rFonts w:ascii="Calibri" w:cs="Calibri" w:eastAsia="Calibri" w:hAnsi="Calibri"/>
-                <w:b w:val="false"/>
-                <w:bCs w:val="false"/>
-                <w:i w:val="false"/>
-                <w:iCs w:val="false"/>
-                <w:color w:val="1F2937"/>
-                <w:sz w:val="19"/>
-                <w:szCs w:val="19"/>
-              </w:rPr>
-              <w:t xml:space="preserve">22%</w:t>
+                <w:b/>
+                <w:bCs/>
+                <w:i w:val="false"/>
+                <w:iCs w:val="false"/>
+                <w:color w:val="1F2937"/>
+                <w:sz w:val="19"/>
+                <w:szCs w:val="19"/>
+              </w:rPr>
+              <w:t xml:space="preserve">35%</w:t>
             </w:r>
           </w:p>
         </w:tc>
@@ -5096,15 +6379,15 @@
             <w:r>
               <w:rPr>
                 <w:rFonts w:ascii="Calibri" w:cs="Calibri" w:eastAsia="Calibri" w:hAnsi="Calibri"/>
-                <w:b w:val="false"/>
-                <w:bCs w:val="false"/>
-                <w:i w:val="false"/>
-                <w:iCs w:val="false"/>
-                <w:color w:val="1F2937"/>
-                <w:sz w:val="19"/>
-                <w:szCs w:val="19"/>
-              </w:rPr>
-              <w:t xml:space="preserve">~450</w:t>
+                <w:b/>
+                <w:bCs/>
+                <w:i w:val="false"/>
+                <w:iCs w:val="false"/>
+                <w:color w:val="1F2937"/>
+                <w:sz w:val="19"/>
+                <w:szCs w:val="19"/>
+              </w:rPr>
+              <w:t xml:space="preserve">~380</w:t>
             </w:r>
           </w:p>
         </w:tc>
@@ -5120,15 +6403,15 @@
             <w:r>
               <w:rPr>
                 <w:rFonts w:ascii="Calibri" w:cs="Calibri" w:eastAsia="Calibri" w:hAnsi="Calibri"/>
-                <w:b w:val="false"/>
-                <w:bCs w:val="false"/>
-                <w:i w:val="false"/>
-                <w:iCs w:val="false"/>
-                <w:color w:val="1F2937"/>
-                <w:sz w:val="19"/>
-                <w:szCs w:val="19"/>
-              </w:rPr>
-              <w:t xml:space="preserve">~55M</w:t>
+                <w:b/>
+                <w:bCs/>
+                <w:i w:val="false"/>
+                <w:iCs w:val="false"/>
+                <w:color w:val="1F2937"/>
+                <w:sz w:val="19"/>
+                <w:szCs w:val="19"/>
+              </w:rPr>
+              <w:t xml:space="preserve">~95M</w:t>
             </w:r>
           </w:p>
         </w:tc>
@@ -5144,20 +6427,38 @@
             <w:r>
               <w:rPr>
                 <w:rFonts w:ascii="Calibri" w:cs="Calibri" w:eastAsia="Calibri" w:hAnsi="Calibri"/>
-                <w:b w:val="false"/>
-                <w:bCs w:val="false"/>
-                <w:i w:val="false"/>
-                <w:iCs w:val="false"/>
-                <w:color w:val="1F2937"/>
-                <w:sz w:val="19"/>
-                <w:szCs w:val="19"/>
-              </w:rPr>
-              <w:t xml:space="preserve">43%</w:t>
+                <w:b/>
+                <w:bCs/>
+                <w:i w:val="false"/>
+                <w:iCs w:val="false"/>
+                <w:color w:val="1F2937"/>
+                <w:sz w:val="19"/>
+                <w:szCs w:val="19"/>
+              </w:rPr>
+              <w:t xml:space="preserve">61%</w:t>
             </w:r>
           </w:p>
         </w:tc>
       </w:tr>
     </w:tbl>
+    <w:p>
+      <w:pPr>
+        <w:spacing w:after="130" w:line="268"/>
+      </w:pPr>
+      <w:r>
+        <w:rPr>
+          <w:rFonts w:ascii="Calibri" w:cs="Calibri" w:eastAsia="Calibri" w:hAnsi="Calibri"/>
+          <w:b w:val="false"/>
+          <w:bCs w:val="false"/>
+          <w:i w:val="false"/>
+          <w:iCs w:val="false"/>
+          <w:color w:val="1F2937"/>
+          <w:sz w:val="21"/>
+          <w:szCs w:val="21"/>
+        </w:rPr>
+        <w:t xml:space="preserve">Customer counts fall while bookings roughly double. That is the intended shape: fewer, larger, better-served accounts. The Year 5 share assumes Ethiopia only and would require regional expansion to grow beyond it — consistent with the phased geography in the original draft.</w:t>
+      </w:r>
+    </w:p>
     <w:p>
       <w:pPr>
         <w:pStyle w:val="Heading2"/>
@@ -5585,8 +6886,8 @@
       <w:pPr>
         <w:pBdr>
           <w:top w:val="single" w:color="0D9488" w:sz="1"/>
+          <w:left w:val="single" w:color="0D9488" w:sz="8"/>
           <w:bottom w:val="single" w:color="0D9488" w:sz="1"/>
-          <w:left w:val="single" w:color="0D9488" w:sz="8"/>
           <w:right w:val="single" w:color="0D9488" w:sz="1"/>
         </w:pBdr>
         <w:shd w:fill="F0FDFA" w:color="auto" w:val="clear"/>
@@ -5641,7 +6942,7 @@
           <w:sz w:val="28"/>
           <w:szCs w:val="28"/>
         </w:rPr>
-        <w:t xml:space="preserve">5. Revised Pricing Model</w:t>
+        <w:t xml:space="preserve">6. Revised Pricing Model</w:t>
       </w:r>
     </w:p>
     <w:p>
@@ -6871,8 +8172,8 @@
       <w:pPr>
         <w:pBdr>
           <w:top w:val="single" w:color="0D9488" w:sz="1"/>
+          <w:left w:val="single" w:color="0D9488" w:sz="8"/>
           <w:bottom w:val="single" w:color="0D9488" w:sz="1"/>
-          <w:left w:val="single" w:color="0D9488" w:sz="8"/>
           <w:right w:val="single" w:color="0D9488" w:sz="1"/>
         </w:pBdr>
         <w:shd w:fill="F0FDFA" w:color="auto" w:val="clear"/>
@@ -8183,8 +9484,8 @@
       <w:pPr>
         <w:pBdr>
           <w:top w:val="single" w:color="B91C1C" w:sz="1"/>
+          <w:left w:val="single" w:color="B91C1C" w:sz="8"/>
           <w:bottom w:val="single" w:color="B91C1C" w:sz="1"/>
-          <w:left w:val="single" w:color="B91C1C" w:sz="8"/>
           <w:right w:val="single" w:color="B91C1C" w:sz="1"/>
         </w:pBdr>
         <w:shd w:fill="FEE2E2" w:color="auto" w:val="clear"/>
@@ -8239,7 +9540,7 @@
           <w:sz w:val="28"/>
           <w:szCs w:val="28"/>
         </w:rPr>
-        <w:t xml:space="preserve">6. Cost Structure</w:t>
+        <w:t xml:space="preserve">7. Cost Structure</w:t>
       </w:r>
     </w:p>
     <w:p>
@@ -9436,7 +10737,7 @@
                 <w:sz w:val="19"/>
                 <w:szCs w:val="19"/>
               </w:rPr>
-              <w:t xml:space="preserve">Sales &amp; business development</w:t>
+              <w:t xml:space="preserve">Head of public-sector business development</w:t>
             </w:r>
           </w:p>
         </w:tc>
@@ -9482,7 +10783,7 @@
                 <w:sz w:val="19"/>
                 <w:szCs w:val="19"/>
               </w:rPr>
-              <w:t xml:space="preserve">45,000</w:t>
+              <w:t xml:space="preserve">60,000</w:t>
             </w:r>
           </w:p>
         </w:tc>
@@ -9505,7 +10806,7 @@
                 <w:sz w:val="19"/>
                 <w:szCs w:val="19"/>
               </w:rPr>
-              <w:t xml:space="preserve">540,000</w:t>
+              <w:t xml:space="preserve">720,000</w:t>
             </w:r>
           </w:p>
         </w:tc>
@@ -9528,7 +10829,7 @@
                 <w:sz w:val="19"/>
                 <w:szCs w:val="19"/>
               </w:rPr>
-              <w:t xml:space="preserve">Tender pursuit, field sales</w:t>
+              <w:t xml:space="preserve">Government relationships, sole-source cases, tender pursuit</w:t>
             </w:r>
           </w:p>
         </w:tc>
@@ -9776,6 +11077,128 @@
         <w:tc>
           <w:tcPr>
             <w:tcW w:type="dxa" w:w="2700"/>
+            <w:shd w:fill="F8FAFC" w:color="auto" w:val="clear"/>
+          </w:tcPr>
+          <w:p>
+            <w:pPr>
+              <w:spacing w:after="40" w:before="40"/>
+            </w:pPr>
+            <w:r>
+              <w:rPr>
+                <w:rFonts w:ascii="Calibri" w:cs="Calibri" w:eastAsia="Calibri" w:hAnsi="Calibri"/>
+                <w:b/>
+                <w:bCs/>
+                <w:i w:val="false"/>
+                <w:iCs w:val="false"/>
+                <w:color w:val="1F2937"/>
+                <w:sz w:val="19"/>
+                <w:szCs w:val="19"/>
+              </w:rPr>
+              <w:t xml:space="preserve">Bid &amp; proposal specialist (from Q2)</w:t>
+            </w:r>
+          </w:p>
+        </w:tc>
+        <w:tc>
+          <w:tcPr>
+            <w:tcW w:type="dxa" w:w="1500"/>
+            <w:shd w:fill="F8FAFC" w:color="auto" w:val="clear"/>
+          </w:tcPr>
+          <w:p>
+            <w:pPr>
+              <w:spacing w:after="40" w:before="40"/>
+            </w:pPr>
+            <w:r>
+              <w:rPr>
+                <w:rFonts w:ascii="Calibri" w:cs="Calibri" w:eastAsia="Calibri" w:hAnsi="Calibri"/>
+                <w:b w:val="false"/>
+                <w:bCs w:val="false"/>
+                <w:i w:val="false"/>
+                <w:iCs w:val="false"/>
+                <w:color w:val="1F2937"/>
+                <w:sz w:val="19"/>
+                <w:szCs w:val="19"/>
+              </w:rPr>
+              <w:t xml:space="preserve">1</w:t>
+            </w:r>
+          </w:p>
+        </w:tc>
+        <w:tc>
+          <w:tcPr>
+            <w:tcW w:type="dxa" w:w="1700"/>
+            <w:shd w:fill="F8FAFC" w:color="auto" w:val="clear"/>
+          </w:tcPr>
+          <w:p>
+            <w:pPr>
+              <w:spacing w:after="40" w:before="40"/>
+            </w:pPr>
+            <w:r>
+              <w:rPr>
+                <w:rFonts w:ascii="Calibri" w:cs="Calibri" w:eastAsia="Calibri" w:hAnsi="Calibri"/>
+                <w:b w:val="false"/>
+                <w:bCs w:val="false"/>
+                <w:i w:val="false"/>
+                <w:iCs w:val="false"/>
+                <w:color w:val="1F2937"/>
+                <w:sz w:val="19"/>
+                <w:szCs w:val="19"/>
+              </w:rPr>
+              <w:t xml:space="preserve">35,000</w:t>
+            </w:r>
+          </w:p>
+        </w:tc>
+        <w:tc>
+          <w:tcPr>
+            <w:tcW w:type="dxa" w:w="1700"/>
+            <w:shd w:fill="F8FAFC" w:color="auto" w:val="clear"/>
+          </w:tcPr>
+          <w:p>
+            <w:pPr>
+              <w:spacing w:after="40" w:before="40"/>
+            </w:pPr>
+            <w:r>
+              <w:rPr>
+                <w:rFonts w:ascii="Calibri" w:cs="Calibri" w:eastAsia="Calibri" w:hAnsi="Calibri"/>
+                <w:b w:val="false"/>
+                <w:bCs w:val="false"/>
+                <w:i w:val="false"/>
+                <w:iCs w:val="false"/>
+                <w:color w:val="1F2937"/>
+                <w:sz w:val="19"/>
+                <w:szCs w:val="19"/>
+              </w:rPr>
+              <w:t xml:space="preserve">315,000</w:t>
+            </w:r>
+          </w:p>
+        </w:tc>
+        <w:tc>
+          <w:tcPr>
+            <w:tcW w:type="dxa" w:w="1760"/>
+            <w:shd w:fill="F8FAFC" w:color="auto" w:val="clear"/>
+          </w:tcPr>
+          <w:p>
+            <w:pPr>
+              <w:spacing w:after="40" w:before="40"/>
+            </w:pPr>
+            <w:r>
+              <w:rPr>
+                <w:rFonts w:ascii="Calibri" w:cs="Calibri" w:eastAsia="Calibri" w:hAnsi="Calibri"/>
+                <w:b w:val="false"/>
+                <w:bCs w:val="false"/>
+                <w:i w:val="false"/>
+                <w:iCs w:val="false"/>
+                <w:color w:val="1F2937"/>
+                <w:sz w:val="19"/>
+                <w:szCs w:val="19"/>
+              </w:rPr>
+              <w:t xml:space="preserve">Tender documentation, compliance responses, bond administration</w:t>
+            </w:r>
+          </w:p>
+        </w:tc>
+      </w:tr>
+      <w:tr>
+        <w:tc>
+          <w:tcPr>
+            <w:tcW w:type="dxa" w:w="2700"/>
             <w:shd w:fill="E0F2FE" w:color="auto" w:val="clear"/>
           </w:tcPr>
           <w:p>
@@ -9817,7 +11240,7 @@
                 <w:sz w:val="19"/>
                 <w:szCs w:val="19"/>
               </w:rPr>
-              <w:t xml:space="preserve">5</w:t>
+              <w:t xml:space="preserve">6</w:t>
             </w:r>
           </w:p>
         </w:tc>
@@ -9841,7 +11264,7 @@
                 <w:sz w:val="19"/>
                 <w:szCs w:val="19"/>
               </w:rPr>
-              <w:t xml:space="preserve">255,000</w:t>
+              <w:t xml:space="preserve">305,000</w:t>
             </w:r>
           </w:p>
         </w:tc>
@@ -9865,7 +11288,7 @@
                 <w:sz w:val="19"/>
                 <w:szCs w:val="19"/>
               </w:rPr>
-              <w:t xml:space="preserve">3,060,000</w:t>
+              <w:t xml:space="preserve">3,555,000</w:t>
             </w:r>
           </w:p>
         </w:tc>
@@ -9898,6 +11321,7 @@
         <w:tc>
           <w:tcPr>
             <w:tcW w:type="dxa" w:w="2700"/>
+            <w:shd w:fill="F8FAFC" w:color="auto" w:val="clear"/>
           </w:tcPr>
           <w:p>
             <w:pPr>
@@ -9921,6 +11345,7 @@
         <w:tc>
           <w:tcPr>
             <w:tcW w:type="dxa" w:w="1500"/>
+            <w:shd w:fill="F8FAFC" w:color="auto" w:val="clear"/>
           </w:tcPr>
           <w:p>
             <w:pPr>
@@ -9944,6 +11369,7 @@
         <w:tc>
           <w:tcPr>
             <w:tcW w:type="dxa" w:w="1700"/>
+            <w:shd w:fill="F8FAFC" w:color="auto" w:val="clear"/>
           </w:tcPr>
           <w:p>
             <w:pPr>
@@ -9967,29 +11393,31 @@
         <w:tc>
           <w:tcPr>
             <w:tcW w:type="dxa" w:w="1700"/>
-          </w:tcPr>
-          <w:p>
-            <w:pPr>
-              <w:spacing w:after="40" w:before="40"/>
-            </w:pPr>
-            <w:r>
-              <w:rPr>
-                <w:rFonts w:ascii="Calibri" w:cs="Calibri" w:eastAsia="Calibri" w:hAnsi="Calibri"/>
-                <w:b w:val="false"/>
-                <w:bCs w:val="false"/>
-                <w:i w:val="false"/>
-                <w:iCs w:val="false"/>
-                <w:color w:val="1F2937"/>
-                <w:sz w:val="19"/>
-                <w:szCs w:val="19"/>
-              </w:rPr>
-              <w:t xml:space="preserve">367,200</w:t>
+            <w:shd w:fill="F8FAFC" w:color="auto" w:val="clear"/>
+          </w:tcPr>
+          <w:p>
+            <w:pPr>
+              <w:spacing w:after="40" w:before="40"/>
+            </w:pPr>
+            <w:r>
+              <w:rPr>
+                <w:rFonts w:ascii="Calibri" w:cs="Calibri" w:eastAsia="Calibri" w:hAnsi="Calibri"/>
+                <w:b w:val="false"/>
+                <w:bCs w:val="false"/>
+                <w:i w:val="false"/>
+                <w:iCs w:val="false"/>
+                <w:color w:val="1F2937"/>
+                <w:sz w:val="19"/>
+                <w:szCs w:val="19"/>
+              </w:rPr>
+              <w:t xml:space="preserve">426,600</w:t>
             </w:r>
           </w:p>
         </w:tc>
         <w:tc>
           <w:tcPr>
             <w:tcW w:type="dxa" w:w="1760"/>
+            <w:shd w:fill="F8FAFC" w:color="auto" w:val="clear"/>
           </w:tcPr>
           <w:p>
             <w:pPr>
@@ -10015,7 +11443,6 @@
         <w:tc>
           <w:tcPr>
             <w:tcW w:type="dxa" w:w="2700"/>
-            <w:shd w:fill="F8FAFC" w:color="auto" w:val="clear"/>
           </w:tcPr>
           <w:p>
             <w:pPr>
@@ -10039,7 +11466,6 @@
         <w:tc>
           <w:tcPr>
             <w:tcW w:type="dxa" w:w="1500"/>
-            <w:shd w:fill="F8FAFC" w:color="auto" w:val="clear"/>
           </w:tcPr>
           <w:p>
             <w:pPr>
@@ -10063,7 +11489,6 @@
         <w:tc>
           <w:tcPr>
             <w:tcW w:type="dxa" w:w="1700"/>
-            <w:shd w:fill="F8FAFC" w:color="auto" w:val="clear"/>
           </w:tcPr>
           <w:p>
             <w:pPr>
@@ -10087,31 +11512,29 @@
         <w:tc>
           <w:tcPr>
             <w:tcW w:type="dxa" w:w="1700"/>
-            <w:shd w:fill="F8FAFC" w:color="auto" w:val="clear"/>
-          </w:tcPr>
-          <w:p>
-            <w:pPr>
-              <w:spacing w:after="40" w:before="40"/>
-            </w:pPr>
-            <w:r>
-              <w:rPr>
-                <w:rFonts w:ascii="Calibri" w:cs="Calibri" w:eastAsia="Calibri" w:hAnsi="Calibri"/>
-                <w:b w:val="false"/>
-                <w:bCs w:val="false"/>
-                <w:i w:val="false"/>
-                <w:iCs w:val="false"/>
-                <w:color w:val="1F2937"/>
-                <w:sz w:val="19"/>
-                <w:szCs w:val="19"/>
-              </w:rPr>
-              <w:t xml:space="preserve">80,000</w:t>
+          </w:tcPr>
+          <w:p>
+            <w:pPr>
+              <w:spacing w:after="40" w:before="40"/>
+            </w:pPr>
+            <w:r>
+              <w:rPr>
+                <w:rFonts w:ascii="Calibri" w:cs="Calibri" w:eastAsia="Calibri" w:hAnsi="Calibri"/>
+                <w:b w:val="false"/>
+                <w:bCs w:val="false"/>
+                <w:i w:val="false"/>
+                <w:iCs w:val="false"/>
+                <w:color w:val="1F2937"/>
+                <w:sz w:val="19"/>
+                <w:szCs w:val="19"/>
+              </w:rPr>
+              <w:t xml:space="preserve">100,000</w:t>
             </w:r>
           </w:p>
         </w:tc>
         <w:tc>
           <w:tcPr>
             <w:tcW w:type="dxa" w:w="1760"/>
-            <w:shd w:fill="F8FAFC" w:color="auto" w:val="clear"/>
           </w:tcPr>
           <w:p>
             <w:pPr>
@@ -10226,7 +11649,7 @@
                 <w:sz w:val="19"/>
                 <w:szCs w:val="19"/>
               </w:rPr>
-              <w:t xml:space="preserve">3,507,200</w:t>
+              <w:t xml:space="preserve">4,081,600</w:t>
             </w:r>
           </w:p>
         </w:tc>
@@ -10250,7 +11673,7 @@
                 <w:sz w:val="19"/>
                 <w:szCs w:val="19"/>
               </w:rPr>
-              <w:t xml:space="preserve">~$21,900</w:t>
+              <w:t xml:space="preserve">~$25,500</w:t>
             </w:r>
           </w:p>
         </w:tc>
@@ -10260,8 +11683,8 @@
       <w:pPr>
         <w:pBdr>
           <w:top w:val="single" w:color="0D9488" w:sz="1"/>
+          <w:left w:val="single" w:color="0D9488" w:sz="8"/>
           <w:bottom w:val="single" w:color="0D9488" w:sz="1"/>
-          <w:left w:val="single" w:color="0D9488" w:sz="8"/>
           <w:right w:val="single" w:color="0D9488" w:sz="1"/>
         </w:pBdr>
         <w:shd w:fill="F0FDFA" w:color="auto" w:val="clear"/>
@@ -11116,7 +12539,7 @@
                 <w:sz w:val="19"/>
                 <w:szCs w:val="19"/>
               </w:rPr>
-              <w:t xml:space="preserve">350,000</w:t>
+              <w:t xml:space="preserve">300,000</w:t>
             </w:r>
           </w:p>
         </w:tc>
@@ -11139,7 +12562,7 @@
                 <w:sz w:val="19"/>
                 <w:szCs w:val="19"/>
               </w:rPr>
-              <w:t xml:space="preserve">30%</w:t>
+              <w:t xml:space="preserve">23%</w:t>
             </w:r>
           </w:p>
         </w:tc>
@@ -11212,7 +12635,7 @@
                 <w:sz w:val="19"/>
                 <w:szCs w:val="19"/>
               </w:rPr>
-              <w:t xml:space="preserve">250,000</w:t>
+              <w:t xml:space="preserve">350,000</w:t>
             </w:r>
           </w:p>
         </w:tc>
@@ -11236,7 +12659,7 @@
                 <w:sz w:val="19"/>
                 <w:szCs w:val="19"/>
               </w:rPr>
-              <w:t xml:space="preserve">22%</w:t>
+              <w:t xml:space="preserve">27%</w:t>
             </w:r>
           </w:p>
         </w:tc>
@@ -11308,7 +12731,7 @@
                 <w:sz w:val="19"/>
                 <w:szCs w:val="19"/>
               </w:rPr>
-              <w:t xml:space="preserve">360,000</w:t>
+              <w:t xml:space="preserve">150,000</w:t>
             </w:r>
           </w:p>
         </w:tc>
@@ -11331,7 +12754,7 @@
                 <w:sz w:val="19"/>
                 <w:szCs w:val="19"/>
               </w:rPr>
-              <w:t xml:space="preserve">31%</w:t>
+              <w:t xml:space="preserve">12%</w:t>
             </w:r>
           </w:p>
         </w:tc>
@@ -11354,7 +12777,7 @@
                 <w:sz w:val="19"/>
                 <w:szCs w:val="19"/>
               </w:rPr>
-              <w:t xml:space="preserve">LinkedIn and Meta, targeted at NGO and enterprise decision-makers</w:t>
+              <w:t xml:space="preserve">Reduced — SME acquisition deprioritized; inbound capture only</w:t>
             </w:r>
           </w:p>
         </w:tc>
@@ -11380,7 +12803,7 @@
                 <w:sz w:val="19"/>
                 <w:szCs w:val="19"/>
               </w:rPr>
-              <w:t xml:space="preserve">Tender documentation and bid bonds</w:t>
+              <w:t xml:space="preserve">Tender documentation, bid and performance bonds</w:t>
             </w:r>
           </w:p>
         </w:tc>
@@ -11404,7 +12827,7 @@
                 <w:sz w:val="19"/>
                 <w:szCs w:val="19"/>
               </w:rPr>
-              <w:t xml:space="preserve">200,000</w:t>
+              <w:t xml:space="preserve">500,000</w:t>
             </w:r>
           </w:p>
         </w:tc>
@@ -11428,7 +12851,7 @@
                 <w:sz w:val="19"/>
                 <w:szCs w:val="19"/>
               </w:rPr>
-              <w:t xml:space="preserve">17%</w:t>
+              <w:t xml:space="preserve">38%</w:t>
             </w:r>
           </w:p>
         </w:tc>
@@ -11452,7 +12875,7 @@
                 <w:sz w:val="19"/>
                 <w:szCs w:val="19"/>
               </w:rPr>
-              <w:t xml:space="preserve">Non-discretionary cost of bidding</w:t>
+              <w:t xml:space="preserve">Non-discretionary cost of bidding; capital is tied up per pursuit</w:t>
             </w:r>
           </w:p>
         </w:tc>
@@ -11502,7 +12925,7 @@
                 <w:sz w:val="19"/>
                 <w:szCs w:val="19"/>
               </w:rPr>
-              <w:t xml:space="preserve">1,160,000</w:t>
+              <w:t xml:space="preserve">1,300,000</w:t>
             </w:r>
           </w:p>
         </w:tc>
@@ -11550,7 +12973,7 @@
                 <w:sz w:val="19"/>
                 <w:szCs w:val="19"/>
               </w:rPr>
-              <w:t xml:space="preserve">~$7,250</w:t>
+              <w:t xml:space="preserve">~$8,125</w:t>
             </w:r>
           </w:p>
         </w:tc>
@@ -11560,8 +12983,8 @@
       <w:pPr>
         <w:pBdr>
           <w:top w:val="single" w:color="B45309" w:sz="1"/>
+          <w:left w:val="single" w:color="B45309" w:sz="8"/>
           <w:bottom w:val="single" w:color="B45309" w:sz="1"/>
-          <w:left w:val="single" w:color="B45309" w:sz="8"/>
           <w:right w:val="single" w:color="B45309" w:sz="1"/>
         </w:pBdr>
         <w:shd w:fill="FEF3C7" w:color="auto" w:val="clear"/>
@@ -12246,15 +13669,15 @@
             <w:r>
               <w:rPr>
                 <w:rFonts w:ascii="Calibri" w:cs="Calibri" w:eastAsia="Calibri" w:hAnsi="Calibri"/>
-                <w:b w:val="false"/>
-                <w:bCs w:val="false"/>
-                <w:i w:val="false"/>
-                <w:iCs w:val="false"/>
-                <w:color w:val="1F2937"/>
-                <w:sz w:val="19"/>
-                <w:szCs w:val="19"/>
-              </w:rPr>
-              <w:t xml:space="preserve">3,507,200</w:t>
+                <w:b/>
+                <w:bCs/>
+                <w:i w:val="false"/>
+                <w:iCs w:val="false"/>
+                <w:color w:val="1F2937"/>
+                <w:sz w:val="19"/>
+                <w:szCs w:val="19"/>
+              </w:rPr>
+              <w:t xml:space="preserve">4,081,600</w:t>
             </w:r>
           </w:p>
         </w:tc>
@@ -12269,15 +13692,15 @@
             <w:r>
               <w:rPr>
                 <w:rFonts w:ascii="Calibri" w:cs="Calibri" w:eastAsia="Calibri" w:hAnsi="Calibri"/>
-                <w:b w:val="false"/>
-                <w:bCs w:val="false"/>
-                <w:i w:val="false"/>
-                <w:iCs w:val="false"/>
-                <w:color w:val="1F2937"/>
-                <w:sz w:val="19"/>
-                <w:szCs w:val="19"/>
-              </w:rPr>
-              <w:t xml:space="preserve">53%</w:t>
+                <w:b/>
+                <w:bCs/>
+                <w:i w:val="false"/>
+                <w:iCs w:val="false"/>
+                <w:color w:val="1F2937"/>
+                <w:sz w:val="19"/>
+                <w:szCs w:val="19"/>
+              </w:rPr>
+              <w:t xml:space="preserve">52%</w:t>
             </w:r>
           </w:p>
         </w:tc>
@@ -12292,15 +13715,15 @@
             <w:r>
               <w:rPr>
                 <w:rFonts w:ascii="Calibri" w:cs="Calibri" w:eastAsia="Calibri" w:hAnsi="Calibri"/>
-                <w:b w:val="false"/>
-                <w:bCs w:val="false"/>
-                <w:i w:val="false"/>
-                <w:iCs w:val="false"/>
-                <w:color w:val="1F2937"/>
-                <w:sz w:val="19"/>
-                <w:szCs w:val="19"/>
-              </w:rPr>
-              <w:t xml:space="preserve">$21,920</w:t>
+                <w:b/>
+                <w:bCs/>
+                <w:i w:val="false"/>
+                <w:iCs w:val="false"/>
+                <w:color w:val="1F2937"/>
+                <w:sz w:val="19"/>
+                <w:szCs w:val="19"/>
+              </w:rPr>
+              <w:t xml:space="preserve">$25,510</w:t>
             </w:r>
           </w:p>
         </w:tc>
@@ -12342,15 +13765,15 @@
             <w:r>
               <w:rPr>
                 <w:rFonts w:ascii="Calibri" w:cs="Calibri" w:eastAsia="Calibri" w:hAnsi="Calibri"/>
-                <w:b w:val="false"/>
-                <w:bCs w:val="false"/>
-                <w:i w:val="false"/>
-                <w:iCs w:val="false"/>
-                <w:color w:val="1F2937"/>
-                <w:sz w:val="19"/>
-                <w:szCs w:val="19"/>
-              </w:rPr>
-              <w:t xml:space="preserve">1,160,000</w:t>
+                <w:b/>
+                <w:bCs/>
+                <w:i w:val="false"/>
+                <w:iCs w:val="false"/>
+                <w:color w:val="1F2937"/>
+                <w:sz w:val="19"/>
+                <w:szCs w:val="19"/>
+              </w:rPr>
+              <w:t xml:space="preserve">1,300,000</w:t>
             </w:r>
           </w:p>
         </w:tc>
@@ -12366,8 +13789,8 @@
             <w:r>
               <w:rPr>
                 <w:rFonts w:ascii="Calibri" w:cs="Calibri" w:eastAsia="Calibri" w:hAnsi="Calibri"/>
-                <w:b w:val="false"/>
-                <w:bCs w:val="false"/>
+                <w:b/>
+                <w:bCs/>
                 <w:i w:val="false"/>
                 <w:iCs w:val="false"/>
                 <w:color w:val="1F2937"/>
@@ -12390,15 +13813,15 @@
             <w:r>
               <w:rPr>
                 <w:rFonts w:ascii="Calibri" w:cs="Calibri" w:eastAsia="Calibri" w:hAnsi="Calibri"/>
-                <w:b w:val="false"/>
-                <w:bCs w:val="false"/>
-                <w:i w:val="false"/>
-                <w:iCs w:val="false"/>
-                <w:color w:val="1F2937"/>
-                <w:sz w:val="19"/>
-                <w:szCs w:val="19"/>
-              </w:rPr>
-              <w:t xml:space="preserve">$7,250</w:t>
+                <w:b/>
+                <w:bCs/>
+                <w:i w:val="false"/>
+                <w:iCs w:val="false"/>
+                <w:color w:val="1F2937"/>
+                <w:sz w:val="19"/>
+                <w:szCs w:val="19"/>
+              </w:rPr>
+              <w:t xml:space="preserve">$8,125</w:t>
             </w:r>
           </w:p>
         </w:tc>
@@ -12461,15 +13884,15 @@
             <w:r>
               <w:rPr>
                 <w:rFonts w:ascii="Calibri" w:cs="Calibri" w:eastAsia="Calibri" w:hAnsi="Calibri"/>
-                <w:b w:val="false"/>
-                <w:bCs w:val="false"/>
-                <w:i w:val="false"/>
-                <w:iCs w:val="false"/>
-                <w:color w:val="1F2937"/>
-                <w:sz w:val="19"/>
-                <w:szCs w:val="19"/>
-              </w:rPr>
-              <w:t xml:space="preserve">15%</w:t>
+                <w:b/>
+                <w:bCs/>
+                <w:i w:val="false"/>
+                <w:iCs w:val="false"/>
+                <w:color w:val="1F2937"/>
+                <w:sz w:val="19"/>
+                <w:szCs w:val="19"/>
+              </w:rPr>
+              <w:t xml:space="preserve">13%</w:t>
             </w:r>
           </w:p>
         </w:tc>
@@ -12534,15 +13957,15 @@
             <w:r>
               <w:rPr>
                 <w:rFonts w:ascii="Calibri" w:cs="Calibri" w:eastAsia="Calibri" w:hAnsi="Calibri"/>
-                <w:b w:val="false"/>
-                <w:bCs w:val="false"/>
-                <w:i w:val="false"/>
-                <w:iCs w:val="false"/>
-                <w:color w:val="1F2937"/>
-                <w:sz w:val="19"/>
-                <w:szCs w:val="19"/>
-              </w:rPr>
-              <w:t xml:space="preserve">713,030</w:t>
+                <w:b/>
+                <w:bCs/>
+                <w:i w:val="false"/>
+                <w:iCs w:val="false"/>
+                <w:color w:val="1F2937"/>
+                <w:sz w:val="19"/>
+                <w:szCs w:val="19"/>
+              </w:rPr>
+              <w:t xml:space="preserve">780,000</w:t>
             </w:r>
           </w:p>
         </w:tc>
@@ -12558,15 +13981,15 @@
             <w:r>
               <w:rPr>
                 <w:rFonts w:ascii="Calibri" w:cs="Calibri" w:eastAsia="Calibri" w:hAnsi="Calibri"/>
-                <w:b w:val="false"/>
-                <w:bCs w:val="false"/>
-                <w:i w:val="false"/>
-                <w:iCs w:val="false"/>
-                <w:color w:val="1F2937"/>
-                <w:sz w:val="19"/>
-                <w:szCs w:val="19"/>
-              </w:rPr>
-              <w:t xml:space="preserve">11%</w:t>
+                <w:b/>
+                <w:bCs/>
+                <w:i w:val="false"/>
+                <w:iCs w:val="false"/>
+                <w:color w:val="1F2937"/>
+                <w:sz w:val="19"/>
+                <w:szCs w:val="19"/>
+              </w:rPr>
+              <w:t xml:space="preserve">10%</w:t>
             </w:r>
           </w:p>
         </w:tc>
@@ -12582,15 +14005,15 @@
             <w:r>
               <w:rPr>
                 <w:rFonts w:ascii="Calibri" w:cs="Calibri" w:eastAsia="Calibri" w:hAnsi="Calibri"/>
-                <w:b w:val="false"/>
-                <w:bCs w:val="false"/>
-                <w:i w:val="false"/>
-                <w:iCs w:val="false"/>
-                <w:color w:val="1F2937"/>
-                <w:sz w:val="19"/>
-                <w:szCs w:val="19"/>
-              </w:rPr>
-              <w:t xml:space="preserve">$4,456</w:t>
+                <w:b/>
+                <w:bCs/>
+                <w:i w:val="false"/>
+                <w:iCs w:val="false"/>
+                <w:color w:val="1F2937"/>
+                <w:sz w:val="19"/>
+                <w:szCs w:val="19"/>
+              </w:rPr>
+              <w:t xml:space="preserve">$4,875</w:t>
             </w:r>
           </w:p>
         </w:tc>
@@ -12630,15 +14053,15 @@
             <w:r>
               <w:rPr>
                 <w:rFonts w:ascii="Calibri" w:cs="Calibri" w:eastAsia="Calibri" w:hAnsi="Calibri"/>
-                <w:b w:val="false"/>
-                <w:bCs w:val="false"/>
-                <w:i w:val="false"/>
-                <w:iCs w:val="false"/>
-                <w:color w:val="1F2937"/>
-                <w:sz w:val="19"/>
-                <w:szCs w:val="19"/>
-              </w:rPr>
-              <w:t xml:space="preserve">570,000</w:t>
+                <w:b/>
+                <w:bCs/>
+                <w:i w:val="false"/>
+                <w:iCs w:val="false"/>
+                <w:color w:val="1F2937"/>
+                <w:sz w:val="19"/>
+                <w:szCs w:val="19"/>
+              </w:rPr>
+              <w:t xml:space="preserve">700,000</w:t>
             </w:r>
           </w:p>
         </w:tc>
@@ -12653,8 +14076,8 @@
             <w:r>
               <w:rPr>
                 <w:rFonts w:ascii="Calibri" w:cs="Calibri" w:eastAsia="Calibri" w:hAnsi="Calibri"/>
-                <w:b w:val="false"/>
-                <w:bCs w:val="false"/>
+                <w:b/>
+                <w:bCs/>
                 <w:i w:val="false"/>
                 <w:iCs w:val="false"/>
                 <w:color w:val="1F2937"/>
@@ -12676,15 +14099,15 @@
             <w:r>
               <w:rPr>
                 <w:rFonts w:ascii="Calibri" w:cs="Calibri" w:eastAsia="Calibri" w:hAnsi="Calibri"/>
-                <w:b w:val="false"/>
-                <w:bCs w:val="false"/>
-                <w:i w:val="false"/>
-                <w:iCs w:val="false"/>
-                <w:color w:val="1F2937"/>
-                <w:sz w:val="19"/>
-                <w:szCs w:val="19"/>
-              </w:rPr>
-              <w:t xml:space="preserve">$3,563</w:t>
+                <w:b/>
+                <w:bCs/>
+                <w:i w:val="false"/>
+                <w:iCs w:val="false"/>
+                <w:color w:val="1F2937"/>
+                <w:sz w:val="19"/>
+                <w:szCs w:val="19"/>
+              </w:rPr>
+              <w:t xml:space="preserve">$4,375</w:t>
             </w:r>
           </w:p>
         </w:tc>
@@ -12693,20 +14116,20 @@
         <w:tc>
           <w:tcPr>
             <w:tcW w:type="dxa" w:w="2400"/>
-            <w:shd w:fill="E0F2FE" w:color="auto" w:val="clear"/>
-          </w:tcPr>
-          <w:p>
-            <w:pPr>
-              <w:spacing w:after="40" w:before="40"/>
-            </w:pPr>
-            <w:r>
-              <w:rPr>
-                <w:rFonts w:ascii="Calibri" w:cs="Calibri" w:eastAsia="Calibri" w:hAnsi="Calibri"/>
-                <w:b/>
-                <w:bCs/>
-                <w:i w:val="false"/>
-                <w:iCs w:val="false"/>
-                <w:color w:val="1B3A6B"/>
+            <w:shd w:fill="F8FAFC" w:color="auto" w:val="clear"/>
+          </w:tcPr>
+          <w:p>
+            <w:pPr>
+              <w:spacing w:after="40" w:before="40"/>
+            </w:pPr>
+            <w:r>
+              <w:rPr>
+                <w:rFonts w:ascii="Calibri" w:cs="Calibri" w:eastAsia="Calibri" w:hAnsi="Calibri"/>
+                <w:b/>
+                <w:bCs/>
+                <w:i w:val="false"/>
+                <w:iCs w:val="false"/>
+                <w:color w:val="1F2937"/>
                 <w:sz w:val="19"/>
                 <w:szCs w:val="19"/>
               </w:rPr>
@@ -12717,44 +14140,44 @@
         <w:tc>
           <w:tcPr>
             <w:tcW w:type="dxa" w:w="2320"/>
-            <w:shd w:fill="E0F2FE" w:color="auto" w:val="clear"/>
-          </w:tcPr>
-          <w:p>
-            <w:pPr>
-              <w:spacing w:after="40" w:before="40"/>
-            </w:pPr>
-            <w:r>
-              <w:rPr>
-                <w:rFonts w:ascii="Calibri" w:cs="Calibri" w:eastAsia="Calibri" w:hAnsi="Calibri"/>
-                <w:b/>
-                <w:bCs/>
-                <w:i w:val="false"/>
-                <w:iCs w:val="false"/>
-                <w:color w:val="1B3A6B"/>
-                <w:sz w:val="19"/>
-                <w:szCs w:val="19"/>
-              </w:rPr>
-              <w:t xml:space="preserve">6,980,230</w:t>
+            <w:shd w:fill="F8FAFC" w:color="auto" w:val="clear"/>
+          </w:tcPr>
+          <w:p>
+            <w:pPr>
+              <w:spacing w:after="40" w:before="40"/>
+            </w:pPr>
+            <w:r>
+              <w:rPr>
+                <w:rFonts w:ascii="Calibri" w:cs="Calibri" w:eastAsia="Calibri" w:hAnsi="Calibri"/>
+                <w:b/>
+                <w:bCs/>
+                <w:i w:val="false"/>
+                <w:iCs w:val="false"/>
+                <w:color w:val="1F2937"/>
+                <w:sz w:val="19"/>
+                <w:szCs w:val="19"/>
+              </w:rPr>
+              <w:t xml:space="preserve">7,891,600</w:t>
             </w:r>
           </w:p>
         </w:tc>
         <w:tc>
           <w:tcPr>
             <w:tcW w:type="dxa" w:w="2320"/>
-            <w:shd w:fill="E0F2FE" w:color="auto" w:val="clear"/>
-          </w:tcPr>
-          <w:p>
-            <w:pPr>
-              <w:spacing w:after="40" w:before="40"/>
-            </w:pPr>
-            <w:r>
-              <w:rPr>
-                <w:rFonts w:ascii="Calibri" w:cs="Calibri" w:eastAsia="Calibri" w:hAnsi="Calibri"/>
-                <w:b/>
-                <w:bCs/>
-                <w:i w:val="false"/>
-                <w:iCs w:val="false"/>
-                <w:color w:val="1B3A6B"/>
+            <w:shd w:fill="F8FAFC" w:color="auto" w:val="clear"/>
+          </w:tcPr>
+          <w:p>
+            <w:pPr>
+              <w:spacing w:after="40" w:before="40"/>
+            </w:pPr>
+            <w:r>
+              <w:rPr>
+                <w:rFonts w:ascii="Calibri" w:cs="Calibri" w:eastAsia="Calibri" w:hAnsi="Calibri"/>
+                <w:b w:val="false"/>
+                <w:bCs w:val="false"/>
+                <w:i w:val="false"/>
+                <w:iCs w:val="false"/>
+                <w:color w:val="1F2937"/>
                 <w:sz w:val="19"/>
                 <w:szCs w:val="19"/>
               </w:rPr>
@@ -12765,29 +14188,47 @@
         <w:tc>
           <w:tcPr>
             <w:tcW w:type="dxa" w:w="2320"/>
-            <w:shd w:fill="E0F2FE" w:color="auto" w:val="clear"/>
-          </w:tcPr>
-          <w:p>
-            <w:pPr>
-              <w:spacing w:after="40" w:before="40"/>
-            </w:pPr>
-            <w:r>
-              <w:rPr>
-                <w:rFonts w:ascii="Calibri" w:cs="Calibri" w:eastAsia="Calibri" w:hAnsi="Calibri"/>
-                <w:b/>
-                <w:bCs/>
-                <w:i w:val="false"/>
-                <w:iCs w:val="false"/>
-                <w:color w:val="1B3A6B"/>
-                <w:sz w:val="19"/>
-                <w:szCs w:val="19"/>
-              </w:rPr>
-              <w:t xml:space="preserve">$43,626</w:t>
+            <w:shd w:fill="F8FAFC" w:color="auto" w:val="clear"/>
+          </w:tcPr>
+          <w:p>
+            <w:pPr>
+              <w:spacing w:after="40" w:before="40"/>
+            </w:pPr>
+            <w:r>
+              <w:rPr>
+                <w:rFonts w:ascii="Calibri" w:cs="Calibri" w:eastAsia="Calibri" w:hAnsi="Calibri"/>
+                <w:b/>
+                <w:bCs/>
+                <w:i w:val="false"/>
+                <w:iCs w:val="false"/>
+                <w:color w:val="1F2937"/>
+                <w:sz w:val="19"/>
+                <w:szCs w:val="19"/>
+              </w:rPr>
+              <w:t xml:space="preserve">$49,323</w:t>
             </w:r>
           </w:p>
         </w:tc>
       </w:tr>
     </w:tbl>
+    <w:p>
+      <w:pPr>
+        <w:spacing w:after="130" w:line="268"/>
+      </w:pPr>
+      <w:r>
+        <w:rPr>
+          <w:rFonts w:ascii="Calibri" w:cs="Calibri" w:eastAsia="Calibri" w:hAnsi="Calibri"/>
+          <w:b w:val="false"/>
+          <w:bCs w:val="false"/>
+          <w:i w:val="false"/>
+          <w:iCs w:val="false"/>
+          <w:color w:val="1F2937"/>
+          <w:sz w:val="21"/>
+          <w:szCs w:val="21"/>
+        </w:rPr>
+        <w:t xml:space="preserve">Costs rise by roughly 0.9M ETB against Revision 1. The increase buys dedicated bid capability, higher bond and tender-documentation provision, and additional AI inference for heavier public-sector document volumes — all of which the corrected Year 1 forecast depends on.</w:t>
+      </w:r>
+    </w:p>
     <w:p>
       <w:r>
         <w:br w:type="page"/>
@@ -12809,7 +14250,7 @@
           <w:sz w:val="28"/>
           <w:szCs w:val="28"/>
         </w:rPr>
-        <w:t xml:space="preserve">7. Unit Economics</w:t>
+        <w:t xml:space="preserve">8. Unit Economics</w:t>
       </w:r>
     </w:p>
     <w:p>
@@ -14499,8 +15940,8 @@
       <w:pPr>
         <w:pBdr>
           <w:top w:val="single" w:color="B45309" w:sz="1"/>
+          <w:left w:val="single" w:color="B45309" w:sz="8"/>
           <w:bottom w:val="single" w:color="B45309" w:sz="1"/>
-          <w:left w:val="single" w:color="B45309" w:sz="8"/>
           <w:right w:val="single" w:color="B45309" w:sz="1"/>
         </w:pBdr>
         <w:shd w:fill="FEF3C7" w:color="auto" w:val="clear"/>
@@ -14555,7 +15996,7 @@
           <w:sz w:val="28"/>
           <w:szCs w:val="28"/>
         </w:rPr>
-        <w:t xml:space="preserve">8. Operating Scenarios</w:t>
+        <w:t xml:space="preserve">9. Operating Scenarios</w:t>
       </w:r>
     </w:p>
     <w:p>
@@ -14593,7 +16034,7 @@
           <w:sz w:val="24"/>
           <w:szCs w:val="24"/>
         </w:rPr>
-        <w:t xml:space="preserve">8.1  Scenario A — Lean</w:t>
+        <w:t xml:space="preserve">9.1  Scenario A — Lean</w:t>
       </w:r>
     </w:p>
     <w:p>
@@ -14612,7 +16053,7 @@
           <w:sz w:val="21"/>
           <w:szCs w:val="21"/>
         </w:rPr>
-        <w:t xml:space="preserve">Three staff, co-working, minimal marketing, tender pursuit only where the fit is strong. Founders defer compensation.</w:t>
+        <w:t xml:space="preserve">Three staff, co-working, tender pursuit only where sole-source or donor-funded routes apply. Founders defer compensation.</w:t>
       </w:r>
     </w:p>
     <w:tbl>
@@ -14754,7 +16195,7 @@
                 <w:sz w:val="19"/>
                 <w:szCs w:val="19"/>
               </w:rPr>
-              <w:t xml:space="preserve">Customers</w:t>
+              <w:t xml:space="preserve">Public-sector engagements</w:t>
             </w:r>
           </w:p>
         </w:tc>
@@ -14769,15 +16210,15 @@
             <w:r>
               <w:rPr>
                 <w:rFonts w:ascii="Calibri" w:cs="Calibri" w:eastAsia="Calibri" w:hAnsi="Calibri"/>
-                <w:b w:val="false"/>
-                <w:bCs w:val="false"/>
-                <w:i w:val="false"/>
-                <w:iCs w:val="false"/>
-                <w:color w:val="1F2937"/>
-                <w:sz w:val="19"/>
-                <w:szCs w:val="19"/>
-              </w:rPr>
-              <w:t xml:space="preserve">28</w:t>
+                <w:b/>
+                <w:bCs/>
+                <w:i w:val="false"/>
+                <w:iCs w:val="false"/>
+                <w:color w:val="1F2937"/>
+                <w:sz w:val="19"/>
+                <w:szCs w:val="19"/>
+              </w:rPr>
+              <w:t xml:space="preserve">4</w:t>
             </w:r>
           </w:p>
         </w:tc>
@@ -14792,15 +16233,15 @@
             <w:r>
               <w:rPr>
                 <w:rFonts w:ascii="Calibri" w:cs="Calibri" w:eastAsia="Calibri" w:hAnsi="Calibri"/>
-                <w:b w:val="false"/>
-                <w:bCs w:val="false"/>
-                <w:i w:val="false"/>
-                <w:iCs w:val="false"/>
-                <w:color w:val="1F2937"/>
-                <w:sz w:val="19"/>
-                <w:szCs w:val="19"/>
-              </w:rPr>
-              <w:t xml:space="preserve">68</w:t>
+                <w:b/>
+                <w:bCs/>
+                <w:i w:val="false"/>
+                <w:iCs w:val="false"/>
+                <w:color w:val="1F2937"/>
+                <w:sz w:val="19"/>
+                <w:szCs w:val="19"/>
+              </w:rPr>
+              <w:t xml:space="preserve">9</w:t>
             </w:r>
           </w:p>
         </w:tc>
@@ -14815,15 +16256,15 @@
             <w:r>
               <w:rPr>
                 <w:rFonts w:ascii="Calibri" w:cs="Calibri" w:eastAsia="Calibri" w:hAnsi="Calibri"/>
-                <w:b w:val="false"/>
-                <w:bCs w:val="false"/>
-                <w:i w:val="false"/>
-                <w:iCs w:val="false"/>
-                <w:color w:val="1F2937"/>
-                <w:sz w:val="19"/>
-                <w:szCs w:val="19"/>
-              </w:rPr>
-              <w:t xml:space="preserve">135</w:t>
+                <w:b/>
+                <w:bCs/>
+                <w:i w:val="false"/>
+                <w:iCs w:val="false"/>
+                <w:color w:val="1F2937"/>
+                <w:sz w:val="19"/>
+                <w:szCs w:val="19"/>
+              </w:rPr>
+              <w:t xml:space="preserve">17</w:t>
             </w:r>
           </w:p>
         </w:tc>
@@ -14849,7 +16290,7 @@
                 <w:sz w:val="19"/>
                 <w:szCs w:val="19"/>
               </w:rPr>
-              <w:t xml:space="preserve">Revenue (ETB)</w:t>
+              <w:t xml:space="preserve">Bookings (ETB)</w:t>
             </w:r>
           </w:p>
         </w:tc>
@@ -14865,15 +16306,15 @@
             <w:r>
               <w:rPr>
                 <w:rFonts w:ascii="Calibri" w:cs="Calibri" w:eastAsia="Calibri" w:hAnsi="Calibri"/>
-                <w:b w:val="false"/>
-                <w:bCs w:val="false"/>
-                <w:i w:val="false"/>
-                <w:iCs w:val="false"/>
-                <w:color w:val="1F2937"/>
-                <w:sz w:val="19"/>
-                <w:szCs w:val="19"/>
-              </w:rPr>
-              <w:t xml:space="preserve">2,150,000</w:t>
+                <w:b/>
+                <w:bCs/>
+                <w:i w:val="false"/>
+                <w:iCs w:val="false"/>
+                <w:color w:val="1F2937"/>
+                <w:sz w:val="19"/>
+                <w:szCs w:val="19"/>
+              </w:rPr>
+              <w:t xml:space="preserve">4,600,000</w:t>
             </w:r>
           </w:p>
         </w:tc>
@@ -14889,15 +16330,15 @@
             <w:r>
               <w:rPr>
                 <w:rFonts w:ascii="Calibri" w:cs="Calibri" w:eastAsia="Calibri" w:hAnsi="Calibri"/>
-                <w:b w:val="false"/>
-                <w:bCs w:val="false"/>
-                <w:i w:val="false"/>
-                <w:iCs w:val="false"/>
-                <w:color w:val="1F2937"/>
-                <w:sz w:val="19"/>
-                <w:szCs w:val="19"/>
-              </w:rPr>
-              <w:t xml:space="preserve">6,400,000</w:t>
+                <w:b/>
+                <w:bCs/>
+                <w:i w:val="false"/>
+                <w:iCs w:val="false"/>
+                <w:color w:val="1F2937"/>
+                <w:sz w:val="19"/>
+                <w:szCs w:val="19"/>
+              </w:rPr>
+              <w:t xml:space="preserve">13,800,000</w:t>
             </w:r>
           </w:p>
         </w:tc>
@@ -14913,15 +16354,15 @@
             <w:r>
               <w:rPr>
                 <w:rFonts w:ascii="Calibri" w:cs="Calibri" w:eastAsia="Calibri" w:hAnsi="Calibri"/>
-                <w:b w:val="false"/>
-                <w:bCs w:val="false"/>
-                <w:i w:val="false"/>
-                <w:iCs w:val="false"/>
-                <w:color w:val="1F2937"/>
-                <w:sz w:val="19"/>
-                <w:szCs w:val="19"/>
-              </w:rPr>
-              <w:t xml:space="preserve">13,900,000</w:t>
+                <w:b/>
+                <w:bCs/>
+                <w:i w:val="false"/>
+                <w:iCs w:val="false"/>
+                <w:color w:val="1F2937"/>
+                <w:sz w:val="19"/>
+                <w:szCs w:val="19"/>
+              </w:rPr>
+              <w:t xml:space="preserve">29,500,000</w:t>
             </w:r>
           </w:p>
         </w:tc>
@@ -14961,15 +16402,15 @@
             <w:r>
               <w:rPr>
                 <w:rFonts w:ascii="Calibri" w:cs="Calibri" w:eastAsia="Calibri" w:hAnsi="Calibri"/>
-                <w:b w:val="false"/>
-                <w:bCs w:val="false"/>
-                <w:i w:val="false"/>
-                <w:iCs w:val="false"/>
-                <w:color w:val="1F2937"/>
-                <w:sz w:val="19"/>
-                <w:szCs w:val="19"/>
-              </w:rPr>
-              <w:t xml:space="preserve">3,470,000</w:t>
+                <w:b/>
+                <w:bCs/>
+                <w:i w:val="false"/>
+                <w:iCs w:val="false"/>
+                <w:color w:val="1F2937"/>
+                <w:sz w:val="19"/>
+                <w:szCs w:val="19"/>
+              </w:rPr>
+              <w:t xml:space="preserve">3,900,000</w:t>
             </w:r>
           </w:p>
         </w:tc>
@@ -14984,15 +16425,15 @@
             <w:r>
               <w:rPr>
                 <w:rFonts w:ascii="Calibri" w:cs="Calibri" w:eastAsia="Calibri" w:hAnsi="Calibri"/>
-                <w:b w:val="false"/>
-                <w:bCs w:val="false"/>
-                <w:i w:val="false"/>
-                <w:iCs w:val="false"/>
-                <w:color w:val="1F2937"/>
-                <w:sz w:val="19"/>
-                <w:szCs w:val="19"/>
-              </w:rPr>
-              <w:t xml:space="preserve">5,100,000</w:t>
+                <w:b/>
+                <w:bCs/>
+                <w:i w:val="false"/>
+                <w:iCs w:val="false"/>
+                <w:color w:val="1F2937"/>
+                <w:sz w:val="19"/>
+                <w:szCs w:val="19"/>
+              </w:rPr>
+              <w:t xml:space="preserve">7,200,000</w:t>
             </w:r>
           </w:p>
         </w:tc>
@@ -15007,15 +16448,15 @@
             <w:r>
               <w:rPr>
                 <w:rFonts w:ascii="Calibri" w:cs="Calibri" w:eastAsia="Calibri" w:hAnsi="Calibri"/>
-                <w:b w:val="false"/>
-                <w:bCs w:val="false"/>
-                <w:i w:val="false"/>
-                <w:iCs w:val="false"/>
-                <w:color w:val="1F2937"/>
-                <w:sz w:val="19"/>
-                <w:szCs w:val="19"/>
-              </w:rPr>
-              <w:t xml:space="preserve">8,200,000</w:t>
+                <w:b/>
+                <w:bCs/>
+                <w:i w:val="false"/>
+                <w:iCs w:val="false"/>
+                <w:color w:val="1F2937"/>
+                <w:sz w:val="19"/>
+                <w:szCs w:val="19"/>
+              </w:rPr>
+              <w:t xml:space="preserve">11,400,000</w:t>
             </w:r>
           </w:p>
         </w:tc>
@@ -15024,20 +16465,20 @@
         <w:tc>
           <w:tcPr>
             <w:tcW w:type="dxa" w:w="2400"/>
-            <w:shd w:fill="E0F2FE" w:color="auto" w:val="clear"/>
-          </w:tcPr>
-          <w:p>
-            <w:pPr>
-              <w:spacing w:after="40" w:before="40"/>
-            </w:pPr>
-            <w:r>
-              <w:rPr>
-                <w:rFonts w:ascii="Calibri" w:cs="Calibri" w:eastAsia="Calibri" w:hAnsi="Calibri"/>
-                <w:b/>
-                <w:bCs/>
-                <w:i w:val="false"/>
-                <w:iCs w:val="false"/>
-                <w:color w:val="1B3A6B"/>
+            <w:shd w:fill="F8FAFC" w:color="auto" w:val="clear"/>
+          </w:tcPr>
+          <w:p>
+            <w:pPr>
+              <w:spacing w:after="40" w:before="40"/>
+            </w:pPr>
+            <w:r>
+              <w:rPr>
+                <w:rFonts w:ascii="Calibri" w:cs="Calibri" w:eastAsia="Calibri" w:hAnsi="Calibri"/>
+                <w:b/>
+                <w:bCs/>
+                <w:i w:val="false"/>
+                <w:iCs w:val="false"/>
+                <w:color w:val="1F2937"/>
                 <w:sz w:val="19"/>
                 <w:szCs w:val="19"/>
               </w:rPr>
@@ -15048,72 +16489,72 @@
         <w:tc>
           <w:tcPr>
             <w:tcW w:type="dxa" w:w="2320"/>
-            <w:shd w:fill="E0F2FE" w:color="auto" w:val="clear"/>
-          </w:tcPr>
-          <w:p>
-            <w:pPr>
-              <w:spacing w:after="40" w:before="40"/>
-            </w:pPr>
-            <w:r>
-              <w:rPr>
-                <w:rFonts w:ascii="Calibri" w:cs="Calibri" w:eastAsia="Calibri" w:hAnsi="Calibri"/>
-                <w:b/>
-                <w:bCs/>
-                <w:i w:val="false"/>
-                <w:iCs w:val="false"/>
-                <w:color w:val="1B3A6B"/>
-                <w:sz w:val="19"/>
-                <w:szCs w:val="19"/>
-              </w:rPr>
-              <w:t xml:space="preserve">−1,320,000</w:t>
+            <w:shd w:fill="F8FAFC" w:color="auto" w:val="clear"/>
+          </w:tcPr>
+          <w:p>
+            <w:pPr>
+              <w:spacing w:after="40" w:before="40"/>
+            </w:pPr>
+            <w:r>
+              <w:rPr>
+                <w:rFonts w:ascii="Calibri" w:cs="Calibri" w:eastAsia="Calibri" w:hAnsi="Calibri"/>
+                <w:b/>
+                <w:bCs/>
+                <w:i w:val="false"/>
+                <w:iCs w:val="false"/>
+                <w:color w:val="1F2937"/>
+                <w:sz w:val="19"/>
+                <w:szCs w:val="19"/>
+              </w:rPr>
+              <w:t xml:space="preserve">−800,000</w:t>
             </w:r>
           </w:p>
         </w:tc>
         <w:tc>
           <w:tcPr>
             <w:tcW w:type="dxa" w:w="2320"/>
-            <w:shd w:fill="E0F2FE" w:color="auto" w:val="clear"/>
-          </w:tcPr>
-          <w:p>
-            <w:pPr>
-              <w:spacing w:after="40" w:before="40"/>
-            </w:pPr>
-            <w:r>
-              <w:rPr>
-                <w:rFonts w:ascii="Calibri" w:cs="Calibri" w:eastAsia="Calibri" w:hAnsi="Calibri"/>
-                <w:b/>
-                <w:bCs/>
-                <w:i w:val="false"/>
-                <w:iCs w:val="false"/>
-                <w:color w:val="1B3A6B"/>
-                <w:sz w:val="19"/>
-                <w:szCs w:val="19"/>
-              </w:rPr>
-              <w:t xml:space="preserve">+1,300,000</w:t>
+            <w:shd w:fill="F8FAFC" w:color="auto" w:val="clear"/>
+          </w:tcPr>
+          <w:p>
+            <w:pPr>
+              <w:spacing w:after="40" w:before="40"/>
+            </w:pPr>
+            <w:r>
+              <w:rPr>
+                <w:rFonts w:ascii="Calibri" w:cs="Calibri" w:eastAsia="Calibri" w:hAnsi="Calibri"/>
+                <w:b/>
+                <w:bCs/>
+                <w:i w:val="false"/>
+                <w:iCs w:val="false"/>
+                <w:color w:val="1F2937"/>
+                <w:sz w:val="19"/>
+                <w:szCs w:val="19"/>
+              </w:rPr>
+              <w:t xml:space="preserve">+4,300,000</w:t>
             </w:r>
           </w:p>
         </w:tc>
         <w:tc>
           <w:tcPr>
             <w:tcW w:type="dxa" w:w="2320"/>
-            <w:shd w:fill="E0F2FE" w:color="auto" w:val="clear"/>
-          </w:tcPr>
-          <w:p>
-            <w:pPr>
-              <w:spacing w:after="40" w:before="40"/>
-            </w:pPr>
-            <w:r>
-              <w:rPr>
-                <w:rFonts w:ascii="Calibri" w:cs="Calibri" w:eastAsia="Calibri" w:hAnsi="Calibri"/>
-                <w:b/>
-                <w:bCs/>
-                <w:i w:val="false"/>
-                <w:iCs w:val="false"/>
-                <w:color w:val="1B3A6B"/>
-                <w:sz w:val="19"/>
-                <w:szCs w:val="19"/>
-              </w:rPr>
-              <w:t xml:space="preserve">+5,700,000</w:t>
+            <w:shd w:fill="F8FAFC" w:color="auto" w:val="clear"/>
+          </w:tcPr>
+          <w:p>
+            <w:pPr>
+              <w:spacing w:after="40" w:before="40"/>
+            </w:pPr>
+            <w:r>
+              <w:rPr>
+                <w:rFonts w:ascii="Calibri" w:cs="Calibri" w:eastAsia="Calibri" w:hAnsi="Calibri"/>
+                <w:b/>
+                <w:bCs/>
+                <w:i w:val="false"/>
+                <w:iCs w:val="false"/>
+                <w:color w:val="1F2937"/>
+                <w:sz w:val="19"/>
+                <w:szCs w:val="19"/>
+              </w:rPr>
+              <w:t xml:space="preserve">+13,600,000</w:t>
             </w:r>
           </w:p>
         </w:tc>
@@ -15122,7 +16563,6 @@
     <w:p>
       <w:pPr>
         <w:spacing w:after="130" w:line="268"/>
-        <w:jc w:val="left"/>
       </w:pPr>
       <w:r>
         <w:rPr>
@@ -15135,7 +16575,7 @@
           <w:sz w:val="21"/>
           <w:szCs w:val="21"/>
         </w:rPr>
-        <w:t xml:space="preserve">Break-even in Year 2. Peak funding need approximately 1.8M ETB (~$11,250). The cost is speed: with one salesperson, only a handful of government tenders can be pursued, and competitors entering later face a less entrenched incumbent.</w:t>
+        <w:t xml:space="preserve">Break-even during Year 2. Peak funding need approximately 1.5M ETB. The constraint is bid capacity: one salesperson can carry perhaps four public-sector pursuits at once, which caps the segment that generates most of the value.</w:t>
       </w:r>
     </w:p>
     <w:p>
@@ -15154,7 +16594,7 @@
           <w:sz w:val="24"/>
           <w:szCs w:val="24"/>
         </w:rPr>
-        <w:t xml:space="preserve">8.2  Scenario B — Base (recommended)</w:t>
+        <w:t xml:space="preserve">9.2  Scenario B — Base (recommended)</w:t>
       </w:r>
     </w:p>
     <w:p>
@@ -15173,7 +16613,1574 @@
           <w:sz w:val="21"/>
           <w:szCs w:val="21"/>
         </w:rPr>
-        <w:t xml:space="preserve">Five staff, own office, active tender pursuit, marketing across all three wedges.</w:t>
+        <w:t xml:space="preserve">Six staff including dedicated bid capability, own office, active pursuit across all fast procurement routes.</w:t>
+      </w:r>
+    </w:p>
+    <w:tbl>
+      <w:tblPr>
+        <w:tblW w:type="dxa" w:w="9360"/>
+        <w:tblBorders>
+          <w:top w:val="single" w:color="auto" w:sz="4"/>
+          <w:left w:val="single" w:color="auto" w:sz="4"/>
+          <w:bottom w:val="single" w:color="auto" w:sz="4"/>
+          <w:right w:val="single" w:color="auto" w:sz="4"/>
+          <w:insideH w:val="single" w:color="auto" w:sz="4"/>
+          <w:insideV w:val="single" w:color="auto" w:sz="4"/>
+        </w:tblBorders>
+      </w:tblPr>
+      <w:tblGrid>
+        <w:gridCol w:w="2560"/>
+        <w:gridCol w:w="1700"/>
+        <w:gridCol w:w="1700"/>
+        <w:gridCol w:w="1700"/>
+        <w:gridCol w:w="1700"/>
+      </w:tblGrid>
+      <w:tr>
+        <w:trPr>
+          <w:tblHeader/>
+        </w:trPr>
+        <w:tc>
+          <w:tcPr>
+            <w:tcW w:type="dxa" w:w="2560"/>
+            <w:shd w:fill="1B3A6B" w:color="auto" w:val="clear"/>
+          </w:tcPr>
+          <w:p>
+            <w:pPr>
+              <w:spacing w:after="50" w:before="50"/>
+            </w:pPr>
+            <w:r>
+              <w:rPr>
+                <w:rFonts w:ascii="Calibri" w:cs="Calibri" w:eastAsia="Calibri" w:hAnsi="Calibri"/>
+                <w:b/>
+                <w:bCs/>
+                <w:i w:val="false"/>
+                <w:iCs w:val="false"/>
+                <w:color w:val="FFFFFF"/>
+                <w:sz w:val="19"/>
+                <w:szCs w:val="19"/>
+              </w:rPr>
+              <w:t xml:space="preserve"/>
+            </w:r>
+          </w:p>
+        </w:tc>
+        <w:tc>
+          <w:tcPr>
+            <w:tcW w:type="dxa" w:w="1700"/>
+            <w:shd w:fill="1B3A6B" w:color="auto" w:val="clear"/>
+          </w:tcPr>
+          <w:p>
+            <w:pPr>
+              <w:spacing w:after="50" w:before="50"/>
+            </w:pPr>
+            <w:r>
+              <w:rPr>
+                <w:rFonts w:ascii="Calibri" w:cs="Calibri" w:eastAsia="Calibri" w:hAnsi="Calibri"/>
+                <w:b/>
+                <w:bCs/>
+                <w:i w:val="false"/>
+                <w:iCs w:val="false"/>
+                <w:color w:val="FFFFFF"/>
+                <w:sz w:val="19"/>
+                <w:szCs w:val="19"/>
+              </w:rPr>
+              <w:t xml:space="preserve">Year 1</w:t>
+            </w:r>
+          </w:p>
+        </w:tc>
+        <w:tc>
+          <w:tcPr>
+            <w:tcW w:type="dxa" w:w="1700"/>
+            <w:shd w:fill="1B3A6B" w:color="auto" w:val="clear"/>
+          </w:tcPr>
+          <w:p>
+            <w:pPr>
+              <w:spacing w:after="50" w:before="50"/>
+            </w:pPr>
+            <w:r>
+              <w:rPr>
+                <w:rFonts w:ascii="Calibri" w:cs="Calibri" w:eastAsia="Calibri" w:hAnsi="Calibri"/>
+                <w:b/>
+                <w:bCs/>
+                <w:i w:val="false"/>
+                <w:iCs w:val="false"/>
+                <w:color w:val="FFFFFF"/>
+                <w:sz w:val="19"/>
+                <w:szCs w:val="19"/>
+              </w:rPr>
+              <w:t xml:space="preserve">Year 2</w:t>
+            </w:r>
+          </w:p>
+        </w:tc>
+        <w:tc>
+          <w:tcPr>
+            <w:tcW w:type="dxa" w:w="1700"/>
+            <w:shd w:fill="1B3A6B" w:color="auto" w:val="clear"/>
+          </w:tcPr>
+          <w:p>
+            <w:pPr>
+              <w:spacing w:after="50" w:before="50"/>
+            </w:pPr>
+            <w:r>
+              <w:rPr>
+                <w:rFonts w:ascii="Calibri" w:cs="Calibri" w:eastAsia="Calibri" w:hAnsi="Calibri"/>
+                <w:b/>
+                <w:bCs/>
+                <w:i w:val="false"/>
+                <w:iCs w:val="false"/>
+                <w:color w:val="FFFFFF"/>
+                <w:sz w:val="19"/>
+                <w:szCs w:val="19"/>
+              </w:rPr>
+              <w:t xml:space="preserve">Year 3</w:t>
+            </w:r>
+          </w:p>
+        </w:tc>
+        <w:tc>
+          <w:tcPr>
+            <w:tcW w:type="dxa" w:w="1700"/>
+            <w:shd w:fill="1B3A6B" w:color="auto" w:val="clear"/>
+          </w:tcPr>
+          <w:p>
+            <w:pPr>
+              <w:spacing w:after="50" w:before="50"/>
+            </w:pPr>
+            <w:r>
+              <w:rPr>
+                <w:rFonts w:ascii="Calibri" w:cs="Calibri" w:eastAsia="Calibri" w:hAnsi="Calibri"/>
+                <w:b/>
+                <w:bCs/>
+                <w:i w:val="false"/>
+                <w:iCs w:val="false"/>
+                <w:color w:val="FFFFFF"/>
+                <w:sz w:val="19"/>
+                <w:szCs w:val="19"/>
+              </w:rPr>
+              <w:t xml:space="preserve"/>
+            </w:r>
+          </w:p>
+        </w:tc>
+      </w:tr>
+      <w:tr>
+        <w:tc>
+          <w:tcPr>
+            <w:tcW w:type="dxa" w:w="2560"/>
+          </w:tcPr>
+          <w:p>
+            <w:pPr>
+              <w:spacing w:after="40" w:before="40"/>
+            </w:pPr>
+            <w:r>
+              <w:rPr>
+                <w:rFonts w:ascii="Calibri" w:cs="Calibri" w:eastAsia="Calibri" w:hAnsi="Calibri"/>
+                <w:b/>
+                <w:bCs/>
+                <w:i w:val="false"/>
+                <w:iCs w:val="false"/>
+                <w:color w:val="1F2937"/>
+                <w:sz w:val="19"/>
+                <w:szCs w:val="19"/>
+              </w:rPr>
+              <w:t xml:space="preserve">Public-sector engagements</w:t>
+            </w:r>
+          </w:p>
+        </w:tc>
+        <w:tc>
+          <w:tcPr>
+            <w:tcW w:type="dxa" w:w="1700"/>
+          </w:tcPr>
+          <w:p>
+            <w:pPr>
+              <w:spacing w:after="40" w:before="40"/>
+            </w:pPr>
+            <w:r>
+              <w:rPr>
+                <w:rFonts w:ascii="Calibri" w:cs="Calibri" w:eastAsia="Calibri" w:hAnsi="Calibri"/>
+                <w:b/>
+                <w:bCs/>
+                <w:i w:val="false"/>
+                <w:iCs w:val="false"/>
+                <w:color w:val="1F2937"/>
+                <w:sz w:val="19"/>
+                <w:szCs w:val="19"/>
+              </w:rPr>
+              <w:t xml:space="preserve">8</w:t>
+            </w:r>
+          </w:p>
+        </w:tc>
+        <w:tc>
+          <w:tcPr>
+            <w:tcW w:type="dxa" w:w="1700"/>
+          </w:tcPr>
+          <w:p>
+            <w:pPr>
+              <w:spacing w:after="40" w:before="40"/>
+            </w:pPr>
+            <w:r>
+              <w:rPr>
+                <w:rFonts w:ascii="Calibri" w:cs="Calibri" w:eastAsia="Calibri" w:hAnsi="Calibri"/>
+                <w:b/>
+                <w:bCs/>
+                <w:i w:val="false"/>
+                <w:iCs w:val="false"/>
+                <w:color w:val="1F2937"/>
+                <w:sz w:val="19"/>
+                <w:szCs w:val="19"/>
+              </w:rPr>
+              <w:t xml:space="preserve">20</w:t>
+            </w:r>
+          </w:p>
+        </w:tc>
+        <w:tc>
+          <w:tcPr>
+            <w:tcW w:type="dxa" w:w="1700"/>
+          </w:tcPr>
+          <w:p>
+            <w:pPr>
+              <w:spacing w:after="40" w:before="40"/>
+            </w:pPr>
+            <w:r>
+              <w:rPr>
+                <w:rFonts w:ascii="Calibri" w:cs="Calibri" w:eastAsia="Calibri" w:hAnsi="Calibri"/>
+                <w:b/>
+                <w:bCs/>
+                <w:i w:val="false"/>
+                <w:iCs w:val="false"/>
+                <w:color w:val="1F2937"/>
+                <w:sz w:val="19"/>
+                <w:szCs w:val="19"/>
+              </w:rPr>
+              <w:t xml:space="preserve">43</w:t>
+            </w:r>
+          </w:p>
+        </w:tc>
+        <w:tc>
+          <w:tcPr>
+            <w:tcW w:type="dxa" w:w="1700"/>
+          </w:tcPr>
+          <w:p>
+            <w:pPr>
+              <w:spacing w:after="40" w:before="40"/>
+            </w:pPr>
+            <w:r>
+              <w:rPr>
+                <w:rFonts w:ascii="Calibri" w:cs="Calibri" w:eastAsia="Calibri" w:hAnsi="Calibri"/>
+                <w:b w:val="false"/>
+                <w:bCs w:val="false"/>
+                <w:i w:val="false"/>
+                <w:iCs w:val="false"/>
+                <w:color w:val="1F2937"/>
+                <w:sz w:val="19"/>
+                <w:szCs w:val="19"/>
+              </w:rPr>
+              <w:t xml:space="preserve"/>
+            </w:r>
+          </w:p>
+        </w:tc>
+      </w:tr>
+      <w:tr>
+        <w:tc>
+          <w:tcPr>
+            <w:tcW w:type="dxa" w:w="2560"/>
+            <w:shd w:fill="F8FAFC" w:color="auto" w:val="clear"/>
+          </w:tcPr>
+          <w:p>
+            <w:pPr>
+              <w:spacing w:after="40" w:before="40"/>
+            </w:pPr>
+            <w:r>
+              <w:rPr>
+                <w:rFonts w:ascii="Calibri" w:cs="Calibri" w:eastAsia="Calibri" w:hAnsi="Calibri"/>
+                <w:b/>
+                <w:bCs/>
+                <w:i w:val="false"/>
+                <w:iCs w:val="false"/>
+                <w:color w:val="1F2937"/>
+                <w:sz w:val="19"/>
+                <w:szCs w:val="19"/>
+              </w:rPr>
+              <w:t xml:space="preserve">NGO / university</w:t>
+            </w:r>
+          </w:p>
+        </w:tc>
+        <w:tc>
+          <w:tcPr>
+            <w:tcW w:type="dxa" w:w="1700"/>
+            <w:shd w:fill="F8FAFC" w:color="auto" w:val="clear"/>
+          </w:tcPr>
+          <w:p>
+            <w:pPr>
+              <w:spacing w:after="40" w:before="40"/>
+            </w:pPr>
+            <w:r>
+              <w:rPr>
+                <w:rFonts w:ascii="Calibri" w:cs="Calibri" w:eastAsia="Calibri" w:hAnsi="Calibri"/>
+                <w:b/>
+                <w:bCs/>
+                <w:i w:val="false"/>
+                <w:iCs w:val="false"/>
+                <w:color w:val="1F2937"/>
+                <w:sz w:val="19"/>
+                <w:szCs w:val="19"/>
+              </w:rPr>
+              <w:t xml:space="preserve">10</w:t>
+            </w:r>
+          </w:p>
+        </w:tc>
+        <w:tc>
+          <w:tcPr>
+            <w:tcW w:type="dxa" w:w="1700"/>
+            <w:shd w:fill="F8FAFC" w:color="auto" w:val="clear"/>
+          </w:tcPr>
+          <w:p>
+            <w:pPr>
+              <w:spacing w:after="40" w:before="40"/>
+            </w:pPr>
+            <w:r>
+              <w:rPr>
+                <w:rFonts w:ascii="Calibri" w:cs="Calibri" w:eastAsia="Calibri" w:hAnsi="Calibri"/>
+                <w:b/>
+                <w:bCs/>
+                <w:i w:val="false"/>
+                <w:iCs w:val="false"/>
+                <w:color w:val="1F2937"/>
+                <w:sz w:val="19"/>
+                <w:szCs w:val="19"/>
+              </w:rPr>
+              <w:t xml:space="preserve">26</w:t>
+            </w:r>
+          </w:p>
+        </w:tc>
+        <w:tc>
+          <w:tcPr>
+            <w:tcW w:type="dxa" w:w="1700"/>
+            <w:shd w:fill="F8FAFC" w:color="auto" w:val="clear"/>
+          </w:tcPr>
+          <w:p>
+            <w:pPr>
+              <w:spacing w:after="40" w:before="40"/>
+            </w:pPr>
+            <w:r>
+              <w:rPr>
+                <w:rFonts w:ascii="Calibri" w:cs="Calibri" w:eastAsia="Calibri" w:hAnsi="Calibri"/>
+                <w:b/>
+                <w:bCs/>
+                <w:i w:val="false"/>
+                <w:iCs w:val="false"/>
+                <w:color w:val="1F2937"/>
+                <w:sz w:val="19"/>
+                <w:szCs w:val="19"/>
+              </w:rPr>
+              <w:t xml:space="preserve">47</w:t>
+            </w:r>
+          </w:p>
+        </w:tc>
+        <w:tc>
+          <w:tcPr>
+            <w:tcW w:type="dxa" w:w="1700"/>
+            <w:shd w:fill="F8FAFC" w:color="auto" w:val="clear"/>
+          </w:tcPr>
+          <w:p>
+            <w:pPr>
+              <w:spacing w:after="40" w:before="40"/>
+            </w:pPr>
+            <w:r>
+              <w:rPr>
+                <w:rFonts w:ascii="Calibri" w:cs="Calibri" w:eastAsia="Calibri" w:hAnsi="Calibri"/>
+                <w:b w:val="false"/>
+                <w:bCs w:val="false"/>
+                <w:i w:val="false"/>
+                <w:iCs w:val="false"/>
+                <w:color w:val="1F2937"/>
+                <w:sz w:val="19"/>
+                <w:szCs w:val="19"/>
+              </w:rPr>
+              <w:t xml:space="preserve"/>
+            </w:r>
+          </w:p>
+        </w:tc>
+      </w:tr>
+      <w:tr>
+        <w:tc>
+          <w:tcPr>
+            <w:tcW w:type="dxa" w:w="2560"/>
+          </w:tcPr>
+          <w:p>
+            <w:pPr>
+              <w:spacing w:after="40" w:before="40"/>
+            </w:pPr>
+            <w:r>
+              <w:rPr>
+                <w:rFonts w:ascii="Calibri" w:cs="Calibri" w:eastAsia="Calibri" w:hAnsi="Calibri"/>
+                <w:b/>
+                <w:bCs/>
+                <w:i w:val="false"/>
+                <w:iCs w:val="false"/>
+                <w:color w:val="1F2937"/>
+                <w:sz w:val="19"/>
+                <w:szCs w:val="19"/>
+              </w:rPr>
+              <w:t xml:space="preserve">Enterprise / bank</w:t>
+            </w:r>
+          </w:p>
+        </w:tc>
+        <w:tc>
+          <w:tcPr>
+            <w:tcW w:type="dxa" w:w="1700"/>
+          </w:tcPr>
+          <w:p>
+            <w:pPr>
+              <w:spacing w:after="40" w:before="40"/>
+            </w:pPr>
+            <w:r>
+              <w:rPr>
+                <w:rFonts w:ascii="Calibri" w:cs="Calibri" w:eastAsia="Calibri" w:hAnsi="Calibri"/>
+                <w:b/>
+                <w:bCs/>
+                <w:i w:val="false"/>
+                <w:iCs w:val="false"/>
+                <w:color w:val="1F2937"/>
+                <w:sz w:val="19"/>
+                <w:szCs w:val="19"/>
+              </w:rPr>
+              <w:t xml:space="preserve">1</w:t>
+            </w:r>
+          </w:p>
+        </w:tc>
+        <w:tc>
+          <w:tcPr>
+            <w:tcW w:type="dxa" w:w="1700"/>
+          </w:tcPr>
+          <w:p>
+            <w:pPr>
+              <w:spacing w:after="40" w:before="40"/>
+            </w:pPr>
+            <w:r>
+              <w:rPr>
+                <w:rFonts w:ascii="Calibri" w:cs="Calibri" w:eastAsia="Calibri" w:hAnsi="Calibri"/>
+                <w:b/>
+                <w:bCs/>
+                <w:i w:val="false"/>
+                <w:iCs w:val="false"/>
+                <w:color w:val="1F2937"/>
+                <w:sz w:val="19"/>
+                <w:szCs w:val="19"/>
+              </w:rPr>
+              <w:t xml:space="preserve">4</w:t>
+            </w:r>
+          </w:p>
+        </w:tc>
+        <w:tc>
+          <w:tcPr>
+            <w:tcW w:type="dxa" w:w="1700"/>
+          </w:tcPr>
+          <w:p>
+            <w:pPr>
+              <w:spacing w:after="40" w:before="40"/>
+            </w:pPr>
+            <w:r>
+              <w:rPr>
+                <w:rFonts w:ascii="Calibri" w:cs="Calibri" w:eastAsia="Calibri" w:hAnsi="Calibri"/>
+                <w:b/>
+                <w:bCs/>
+                <w:i w:val="false"/>
+                <w:iCs w:val="false"/>
+                <w:color w:val="1F2937"/>
+                <w:sz w:val="19"/>
+                <w:szCs w:val="19"/>
+              </w:rPr>
+              <w:t xml:space="preserve">10</w:t>
+            </w:r>
+          </w:p>
+        </w:tc>
+        <w:tc>
+          <w:tcPr>
+            <w:tcW w:type="dxa" w:w="1700"/>
+          </w:tcPr>
+          <w:p>
+            <w:pPr>
+              <w:spacing w:after="40" w:before="40"/>
+            </w:pPr>
+            <w:r>
+              <w:rPr>
+                <w:rFonts w:ascii="Calibri" w:cs="Calibri" w:eastAsia="Calibri" w:hAnsi="Calibri"/>
+                <w:b w:val="false"/>
+                <w:bCs w:val="false"/>
+                <w:i w:val="false"/>
+                <w:iCs w:val="false"/>
+                <w:color w:val="1F2937"/>
+                <w:sz w:val="19"/>
+                <w:szCs w:val="19"/>
+              </w:rPr>
+              <w:t xml:space="preserve"/>
+            </w:r>
+          </w:p>
+        </w:tc>
+      </w:tr>
+      <w:tr>
+        <w:tc>
+          <w:tcPr>
+            <w:tcW w:type="dxa" w:w="2560"/>
+            <w:shd w:fill="F8FAFC" w:color="auto" w:val="clear"/>
+          </w:tcPr>
+          <w:p>
+            <w:pPr>
+              <w:spacing w:after="40" w:before="40"/>
+            </w:pPr>
+            <w:r>
+              <w:rPr>
+                <w:rFonts w:ascii="Calibri" w:cs="Calibri" w:eastAsia="Calibri" w:hAnsi="Calibri"/>
+                <w:b/>
+                <w:bCs/>
+                <w:i w:val="false"/>
+                <w:iCs w:val="false"/>
+                <w:color w:val="1F2937"/>
+                <w:sz w:val="19"/>
+                <w:szCs w:val="19"/>
+              </w:rPr>
+              <w:t xml:space="preserve">Bookings (ETB)</w:t>
+            </w:r>
+          </w:p>
+        </w:tc>
+        <w:tc>
+          <w:tcPr>
+            <w:tcW w:type="dxa" w:w="1700"/>
+            <w:shd w:fill="F8FAFC" w:color="auto" w:val="clear"/>
+          </w:tcPr>
+          <w:p>
+            <w:pPr>
+              <w:spacing w:after="40" w:before="40"/>
+            </w:pPr>
+            <w:r>
+              <w:rPr>
+                <w:rFonts w:ascii="Calibri" w:cs="Calibri" w:eastAsia="Calibri" w:hAnsi="Calibri"/>
+                <w:b/>
+                <w:bCs/>
+                <w:i w:val="false"/>
+                <w:iCs w:val="false"/>
+                <w:color w:val="1F2937"/>
+                <w:sz w:val="19"/>
+                <w:szCs w:val="19"/>
+              </w:rPr>
+              <w:t xml:space="preserve">9,270,000</w:t>
+            </w:r>
+          </w:p>
+        </w:tc>
+        <w:tc>
+          <w:tcPr>
+            <w:tcW w:type="dxa" w:w="1700"/>
+            <w:shd w:fill="F8FAFC" w:color="auto" w:val="clear"/>
+          </w:tcPr>
+          <w:p>
+            <w:pPr>
+              <w:spacing w:after="40" w:before="40"/>
+            </w:pPr>
+            <w:r>
+              <w:rPr>
+                <w:rFonts w:ascii="Calibri" w:cs="Calibri" w:eastAsia="Calibri" w:hAnsi="Calibri"/>
+                <w:b/>
+                <w:bCs/>
+                <w:i w:val="false"/>
+                <w:iCs w:val="false"/>
+                <w:color w:val="1F2937"/>
+                <w:sz w:val="19"/>
+                <w:szCs w:val="19"/>
+              </w:rPr>
+              <w:t xml:space="preserve">25,520,000</w:t>
+            </w:r>
+          </w:p>
+        </w:tc>
+        <w:tc>
+          <w:tcPr>
+            <w:tcW w:type="dxa" w:w="1700"/>
+            <w:shd w:fill="F8FAFC" w:color="auto" w:val="clear"/>
+          </w:tcPr>
+          <w:p>
+            <w:pPr>
+              <w:spacing w:after="40" w:before="40"/>
+            </w:pPr>
+            <w:r>
+              <w:rPr>
+                <w:rFonts w:ascii="Calibri" w:cs="Calibri" w:eastAsia="Calibri" w:hAnsi="Calibri"/>
+                <w:b/>
+                <w:bCs/>
+                <w:i w:val="false"/>
+                <w:iCs w:val="false"/>
+                <w:color w:val="1F2937"/>
+                <w:sz w:val="19"/>
+                <w:szCs w:val="19"/>
+              </w:rPr>
+              <w:t xml:space="preserve">54,600,000</w:t>
+            </w:r>
+          </w:p>
+        </w:tc>
+        <w:tc>
+          <w:tcPr>
+            <w:tcW w:type="dxa" w:w="1700"/>
+            <w:shd w:fill="F8FAFC" w:color="auto" w:val="clear"/>
+          </w:tcPr>
+          <w:p>
+            <w:pPr>
+              <w:spacing w:after="40" w:before="40"/>
+            </w:pPr>
+            <w:r>
+              <w:rPr>
+                <w:rFonts w:ascii="Calibri" w:cs="Calibri" w:eastAsia="Calibri" w:hAnsi="Calibri"/>
+                <w:b w:val="false"/>
+                <w:bCs w:val="false"/>
+                <w:i w:val="false"/>
+                <w:iCs w:val="false"/>
+                <w:color w:val="1F2937"/>
+                <w:sz w:val="19"/>
+                <w:szCs w:val="19"/>
+              </w:rPr>
+              <w:t xml:space="preserve"/>
+            </w:r>
+          </w:p>
+        </w:tc>
+      </w:tr>
+      <w:tr>
+        <w:tc>
+          <w:tcPr>
+            <w:tcW w:type="dxa" w:w="2560"/>
+          </w:tcPr>
+          <w:p>
+            <w:pPr>
+              <w:spacing w:after="40" w:before="40"/>
+            </w:pPr>
+            <w:r>
+              <w:rPr>
+                <w:rFonts w:ascii="Calibri" w:cs="Calibri" w:eastAsia="Calibri" w:hAnsi="Calibri"/>
+                <w:b/>
+                <w:bCs/>
+                <w:i w:val="false"/>
+                <w:iCs w:val="false"/>
+                <w:color w:val="1F2937"/>
+                <w:sz w:val="19"/>
+                <w:szCs w:val="19"/>
+              </w:rPr>
+              <w:t xml:space="preserve">Recognised revenue (ETB)</w:t>
+            </w:r>
+          </w:p>
+        </w:tc>
+        <w:tc>
+          <w:tcPr>
+            <w:tcW w:type="dxa" w:w="1700"/>
+          </w:tcPr>
+          <w:p>
+            <w:pPr>
+              <w:spacing w:after="40" w:before="40"/>
+            </w:pPr>
+            <w:r>
+              <w:rPr>
+                <w:rFonts w:ascii="Calibri" w:cs="Calibri" w:eastAsia="Calibri" w:hAnsi="Calibri"/>
+                <w:b/>
+                <w:bCs/>
+                <w:i w:val="false"/>
+                <w:iCs w:val="false"/>
+                <w:color w:val="1F2937"/>
+                <w:sz w:val="19"/>
+                <w:szCs w:val="19"/>
+              </w:rPr>
+              <w:t xml:space="preserve">6,000,000</w:t>
+            </w:r>
+          </w:p>
+        </w:tc>
+        <w:tc>
+          <w:tcPr>
+            <w:tcW w:type="dxa" w:w="1700"/>
+          </w:tcPr>
+          <w:p>
+            <w:pPr>
+              <w:spacing w:after="40" w:before="40"/>
+            </w:pPr>
+            <w:r>
+              <w:rPr>
+                <w:rFonts w:ascii="Calibri" w:cs="Calibri" w:eastAsia="Calibri" w:hAnsi="Calibri"/>
+                <w:b/>
+                <w:bCs/>
+                <w:i w:val="false"/>
+                <w:iCs w:val="false"/>
+                <w:color w:val="1F2937"/>
+                <w:sz w:val="19"/>
+                <w:szCs w:val="19"/>
+              </w:rPr>
+              <w:t xml:space="preserve">21,000,000</w:t>
+            </w:r>
+          </w:p>
+        </w:tc>
+        <w:tc>
+          <w:tcPr>
+            <w:tcW w:type="dxa" w:w="1700"/>
+          </w:tcPr>
+          <w:p>
+            <w:pPr>
+              <w:spacing w:after="40" w:before="40"/>
+            </w:pPr>
+            <w:r>
+              <w:rPr>
+                <w:rFonts w:ascii="Calibri" w:cs="Calibri" w:eastAsia="Calibri" w:hAnsi="Calibri"/>
+                <w:b/>
+                <w:bCs/>
+                <w:i w:val="false"/>
+                <w:iCs w:val="false"/>
+                <w:color w:val="1F2937"/>
+                <w:sz w:val="19"/>
+                <w:szCs w:val="19"/>
+              </w:rPr>
+              <w:t xml:space="preserve">48,000,000</w:t>
+            </w:r>
+          </w:p>
+        </w:tc>
+        <w:tc>
+          <w:tcPr>
+            <w:tcW w:type="dxa" w:w="1700"/>
+          </w:tcPr>
+          <w:p>
+            <w:pPr>
+              <w:spacing w:after="40" w:before="40"/>
+            </w:pPr>
+            <w:r>
+              <w:rPr>
+                <w:rFonts w:ascii="Calibri" w:cs="Calibri" w:eastAsia="Calibri" w:hAnsi="Calibri"/>
+                <w:b w:val="false"/>
+                <w:bCs w:val="false"/>
+                <w:i w:val="false"/>
+                <w:iCs w:val="false"/>
+                <w:color w:val="1F2937"/>
+                <w:sz w:val="19"/>
+                <w:szCs w:val="19"/>
+              </w:rPr>
+              <w:t xml:space="preserve"/>
+            </w:r>
+          </w:p>
+        </w:tc>
+      </w:tr>
+      <w:tr>
+        <w:tc>
+          <w:tcPr>
+            <w:tcW w:type="dxa" w:w="2560"/>
+            <w:shd w:fill="F8FAFC" w:color="auto" w:val="clear"/>
+          </w:tcPr>
+          <w:p>
+            <w:pPr>
+              <w:spacing w:after="40" w:before="40"/>
+            </w:pPr>
+            <w:r>
+              <w:rPr>
+                <w:rFonts w:ascii="Calibri" w:cs="Calibri" w:eastAsia="Calibri" w:hAnsi="Calibri"/>
+                <w:b/>
+                <w:bCs/>
+                <w:i w:val="false"/>
+                <w:iCs w:val="false"/>
+                <w:color w:val="1F2937"/>
+                <w:sz w:val="19"/>
+                <w:szCs w:val="19"/>
+              </w:rPr>
+              <w:t xml:space="preserve">Costs (ETB)</w:t>
+            </w:r>
+          </w:p>
+        </w:tc>
+        <w:tc>
+          <w:tcPr>
+            <w:tcW w:type="dxa" w:w="1700"/>
+            <w:shd w:fill="F8FAFC" w:color="auto" w:val="clear"/>
+          </w:tcPr>
+          <w:p>
+            <w:pPr>
+              <w:spacing w:after="40" w:before="40"/>
+            </w:pPr>
+            <w:r>
+              <w:rPr>
+                <w:rFonts w:ascii="Calibri" w:cs="Calibri" w:eastAsia="Calibri" w:hAnsi="Calibri"/>
+                <w:b/>
+                <w:bCs/>
+                <w:i w:val="false"/>
+                <w:iCs w:val="false"/>
+                <w:color w:val="1F2937"/>
+                <w:sz w:val="19"/>
+                <w:szCs w:val="19"/>
+              </w:rPr>
+              <w:t xml:space="preserve">7,860,000</w:t>
+            </w:r>
+          </w:p>
+        </w:tc>
+        <w:tc>
+          <w:tcPr>
+            <w:tcW w:type="dxa" w:w="1700"/>
+            <w:shd w:fill="F8FAFC" w:color="auto" w:val="clear"/>
+          </w:tcPr>
+          <w:p>
+            <w:pPr>
+              <w:spacing w:after="40" w:before="40"/>
+            </w:pPr>
+            <w:r>
+              <w:rPr>
+                <w:rFonts w:ascii="Calibri" w:cs="Calibri" w:eastAsia="Calibri" w:hAnsi="Calibri"/>
+                <w:b/>
+                <w:bCs/>
+                <w:i w:val="false"/>
+                <w:iCs w:val="false"/>
+                <w:color w:val="1F2937"/>
+                <w:sz w:val="19"/>
+                <w:szCs w:val="19"/>
+              </w:rPr>
+              <w:t xml:space="preserve">12,000,000</w:t>
+            </w:r>
+          </w:p>
+        </w:tc>
+        <w:tc>
+          <w:tcPr>
+            <w:tcW w:type="dxa" w:w="1700"/>
+            <w:shd w:fill="F8FAFC" w:color="auto" w:val="clear"/>
+          </w:tcPr>
+          <w:p>
+            <w:pPr>
+              <w:spacing w:after="40" w:before="40"/>
+            </w:pPr>
+            <w:r>
+              <w:rPr>
+                <w:rFonts w:ascii="Calibri" w:cs="Calibri" w:eastAsia="Calibri" w:hAnsi="Calibri"/>
+                <w:b/>
+                <w:bCs/>
+                <w:i w:val="false"/>
+                <w:iCs w:val="false"/>
+                <w:color w:val="1F2937"/>
+                <w:sz w:val="19"/>
+                <w:szCs w:val="19"/>
+              </w:rPr>
+              <w:t xml:space="preserve">20,000,000</w:t>
+            </w:r>
+          </w:p>
+        </w:tc>
+        <w:tc>
+          <w:tcPr>
+            <w:tcW w:type="dxa" w:w="1700"/>
+            <w:shd w:fill="F8FAFC" w:color="auto" w:val="clear"/>
+          </w:tcPr>
+          <w:p>
+            <w:pPr>
+              <w:spacing w:after="40" w:before="40"/>
+            </w:pPr>
+            <w:r>
+              <w:rPr>
+                <w:rFonts w:ascii="Calibri" w:cs="Calibri" w:eastAsia="Calibri" w:hAnsi="Calibri"/>
+                <w:b w:val="false"/>
+                <w:bCs w:val="false"/>
+                <w:i w:val="false"/>
+                <w:iCs w:val="false"/>
+                <w:color w:val="1F2937"/>
+                <w:sz w:val="19"/>
+                <w:szCs w:val="19"/>
+              </w:rPr>
+              <w:t xml:space="preserve"/>
+            </w:r>
+          </w:p>
+        </w:tc>
+      </w:tr>
+      <w:tr>
+        <w:tc>
+          <w:tcPr>
+            <w:tcW w:type="dxa" w:w="2560"/>
+          </w:tcPr>
+          <w:p>
+            <w:pPr>
+              <w:spacing w:after="40" w:before="40"/>
+            </w:pPr>
+            <w:r>
+              <w:rPr>
+                <w:rFonts w:ascii="Calibri" w:cs="Calibri" w:eastAsia="Calibri" w:hAnsi="Calibri"/>
+                <w:b/>
+                <w:bCs/>
+                <w:i w:val="false"/>
+                <w:iCs w:val="false"/>
+                <w:color w:val="1F2937"/>
+                <w:sz w:val="19"/>
+                <w:szCs w:val="19"/>
+              </w:rPr>
+              <w:t xml:space="preserve">Net (ETB)</w:t>
+            </w:r>
+          </w:p>
+        </w:tc>
+        <w:tc>
+          <w:tcPr>
+            <w:tcW w:type="dxa" w:w="1700"/>
+          </w:tcPr>
+          <w:p>
+            <w:pPr>
+              <w:spacing w:after="40" w:before="40"/>
+            </w:pPr>
+            <w:r>
+              <w:rPr>
+                <w:rFonts w:ascii="Calibri" w:cs="Calibri" w:eastAsia="Calibri" w:hAnsi="Calibri"/>
+                <w:b/>
+                <w:bCs/>
+                <w:i w:val="false"/>
+                <w:iCs w:val="false"/>
+                <w:color w:val="1F2937"/>
+                <w:sz w:val="19"/>
+                <w:szCs w:val="19"/>
+              </w:rPr>
+              <w:t xml:space="preserve">−1,860,000</w:t>
+            </w:r>
+          </w:p>
+        </w:tc>
+        <w:tc>
+          <w:tcPr>
+            <w:tcW w:type="dxa" w:w="1700"/>
+          </w:tcPr>
+          <w:p>
+            <w:pPr>
+              <w:spacing w:after="40" w:before="40"/>
+            </w:pPr>
+            <w:r>
+              <w:rPr>
+                <w:rFonts w:ascii="Calibri" w:cs="Calibri" w:eastAsia="Calibri" w:hAnsi="Calibri"/>
+                <w:b/>
+                <w:bCs/>
+                <w:i w:val="false"/>
+                <w:iCs w:val="false"/>
+                <w:color w:val="1F2937"/>
+                <w:sz w:val="19"/>
+                <w:szCs w:val="19"/>
+              </w:rPr>
+              <w:t xml:space="preserve">+9,000,000</w:t>
+            </w:r>
+          </w:p>
+        </w:tc>
+        <w:tc>
+          <w:tcPr>
+            <w:tcW w:type="dxa" w:w="1700"/>
+          </w:tcPr>
+          <w:p>
+            <w:pPr>
+              <w:spacing w:after="40" w:before="40"/>
+            </w:pPr>
+            <w:r>
+              <w:rPr>
+                <w:rFonts w:ascii="Calibri" w:cs="Calibri" w:eastAsia="Calibri" w:hAnsi="Calibri"/>
+                <w:b/>
+                <w:bCs/>
+                <w:i w:val="false"/>
+                <w:iCs w:val="false"/>
+                <w:color w:val="1F2937"/>
+                <w:sz w:val="19"/>
+                <w:szCs w:val="19"/>
+              </w:rPr>
+              <w:t xml:space="preserve">+28,000,000</w:t>
+            </w:r>
+          </w:p>
+        </w:tc>
+        <w:tc>
+          <w:tcPr>
+            <w:tcW w:type="dxa" w:w="1700"/>
+          </w:tcPr>
+          <w:p>
+            <w:pPr>
+              <w:spacing w:after="40" w:before="40"/>
+            </w:pPr>
+            <w:r>
+              <w:rPr>
+                <w:rFonts w:ascii="Calibri" w:cs="Calibri" w:eastAsia="Calibri" w:hAnsi="Calibri"/>
+                <w:b w:val="false"/>
+                <w:bCs w:val="false"/>
+                <w:i w:val="false"/>
+                <w:iCs w:val="false"/>
+                <w:color w:val="1F2937"/>
+                <w:sz w:val="19"/>
+                <w:szCs w:val="19"/>
+              </w:rPr>
+              <w:t xml:space="preserve"/>
+            </w:r>
+          </w:p>
+        </w:tc>
+      </w:tr>
+    </w:tbl>
+    <w:p>
+      <w:pPr>
+        <w:spacing w:after="130" w:line="268"/>
+      </w:pPr>
+      <w:r>
+        <w:rPr>
+          <w:rFonts w:ascii="Calibri" w:cs="Calibri" w:eastAsia="Calibri" w:hAnsi="Calibri"/>
+          <w:b w:val="false"/>
+          <w:bCs w:val="false"/>
+          <w:i w:val="false"/>
+          <w:iCs w:val="false"/>
+          <w:color w:val="1F2937"/>
+          <w:sz w:val="21"/>
+          <w:szCs w:val="21"/>
+        </w:rPr>
+        <w:t xml:space="preserve">Bookings and recognised revenue are now separated. A contract signed in month nine contributes three months of revenue, not twelve, and Revision 1 conflated the two — which flattered Year 1 revenue while understating the segment. Both corrections are applied here.</w:t>
+      </w:r>
+    </w:p>
+    <w:p>
+      <w:pPr>
+        <w:pStyle w:val="Heading2"/>
+        <w:spacing w:after="140" w:before="300"/>
+      </w:pPr>
+      <w:r>
+        <w:rPr>
+          <w:rFonts w:ascii="Calibri" w:cs="Calibri" w:eastAsia="Calibri" w:hAnsi="Calibri"/>
+          <w:b/>
+          <w:bCs/>
+          <w:i w:val="false"/>
+          <w:iCs w:val="false"/>
+          <w:color w:val="0D9488"/>
+          <w:sz w:val="24"/>
+          <w:szCs w:val="24"/>
+        </w:rPr>
+        <w:t xml:space="preserve">9.3  Cash, which is not the same as profit</w:t>
+      </w:r>
+    </w:p>
+    <w:p>
+      <w:pPr>
+        <w:spacing w:after="130" w:line="268"/>
+      </w:pPr>
+      <w:r>
+        <w:rPr>
+          <w:rFonts w:ascii="Calibri" w:cs="Calibri" w:eastAsia="Calibri" w:hAnsi="Calibri"/>
+          <w:b w:val="false"/>
+          <w:bCs w:val="false"/>
+          <w:i w:val="false"/>
+          <w:iCs w:val="false"/>
+          <w:color w:val="1F2937"/>
+          <w:sz w:val="21"/>
+          <w:szCs w:val="21"/>
+        </w:rPr>
+        <w:t xml:space="preserve">The Year 1 loss is 1.86M ETB. The cash requirement is larger, because government pays slowly and bidding ties up capital before any of it arrives.</w:t>
+      </w:r>
+    </w:p>
+    <w:tbl>
+      <w:tblPr>
+        <w:tblW w:type="dxa" w:w="9360"/>
+        <w:tblBorders>
+          <w:top w:val="single" w:color="auto" w:sz="4"/>
+          <w:left w:val="single" w:color="auto" w:sz="4"/>
+          <w:bottom w:val="single" w:color="auto" w:sz="4"/>
+          <w:right w:val="single" w:color="auto" w:sz="4"/>
+          <w:insideH w:val="single" w:color="auto" w:sz="4"/>
+          <w:insideV w:val="single" w:color="auto" w:sz="4"/>
+        </w:tblBorders>
+      </w:tblPr>
+      <w:tblGrid>
+        <w:gridCol w:w="4000"/>
+        <w:gridCol w:w="2680"/>
+        <w:gridCol w:w="2680"/>
+      </w:tblGrid>
+      <w:tr>
+        <w:trPr>
+          <w:tblHeader/>
+        </w:trPr>
+        <w:tc>
+          <w:tcPr>
+            <w:tcW w:type="dxa" w:w="4000"/>
+            <w:shd w:fill="1B3A6B" w:color="auto" w:val="clear"/>
+          </w:tcPr>
+          <w:p>
+            <w:pPr>
+              <w:spacing w:after="50" w:before="50"/>
+            </w:pPr>
+            <w:r>
+              <w:rPr>
+                <w:rFonts w:ascii="Calibri" w:cs="Calibri" w:eastAsia="Calibri" w:hAnsi="Calibri"/>
+                <w:b/>
+                <w:bCs/>
+                <w:i w:val="false"/>
+                <w:iCs w:val="false"/>
+                <w:color w:val="FFFFFF"/>
+                <w:sz w:val="19"/>
+                <w:szCs w:val="19"/>
+              </w:rPr>
+              <w:t xml:space="preserve">Cash item</w:t>
+            </w:r>
+          </w:p>
+        </w:tc>
+        <w:tc>
+          <w:tcPr>
+            <w:tcW w:type="dxa" w:w="2680"/>
+            <w:shd w:fill="1B3A6B" w:color="auto" w:val="clear"/>
+          </w:tcPr>
+          <w:p>
+            <w:pPr>
+              <w:spacing w:after="50" w:before="50"/>
+            </w:pPr>
+            <w:r>
+              <w:rPr>
+                <w:rFonts w:ascii="Calibri" w:cs="Calibri" w:eastAsia="Calibri" w:hAnsi="Calibri"/>
+                <w:b/>
+                <w:bCs/>
+                <w:i w:val="false"/>
+                <w:iCs w:val="false"/>
+                <w:color w:val="FFFFFF"/>
+                <w:sz w:val="19"/>
+                <w:szCs w:val="19"/>
+              </w:rPr>
+              <w:t xml:space="preserve">Year 1 (ETB)</w:t>
+            </w:r>
+          </w:p>
+        </w:tc>
+        <w:tc>
+          <w:tcPr>
+            <w:tcW w:type="dxa" w:w="2680"/>
+            <w:shd w:fill="1B3A6B" w:color="auto" w:val="clear"/>
+          </w:tcPr>
+          <w:p>
+            <w:pPr>
+              <w:spacing w:after="50" w:before="50"/>
+            </w:pPr>
+            <w:r>
+              <w:rPr>
+                <w:rFonts w:ascii="Calibri" w:cs="Calibri" w:eastAsia="Calibri" w:hAnsi="Calibri"/>
+                <w:b/>
+                <w:bCs/>
+                <w:i w:val="false"/>
+                <w:iCs w:val="false"/>
+                <w:color w:val="FFFFFF"/>
+                <w:sz w:val="19"/>
+                <w:szCs w:val="19"/>
+              </w:rPr>
+              <w:t xml:space="preserve">Note</w:t>
+            </w:r>
+          </w:p>
+        </w:tc>
+      </w:tr>
+      <w:tr>
+        <w:tc>
+          <w:tcPr>
+            <w:tcW w:type="dxa" w:w="4000"/>
+          </w:tcPr>
+          <w:p>
+            <w:pPr>
+              <w:spacing w:after="40" w:before="40"/>
+            </w:pPr>
+            <w:r>
+              <w:rPr>
+                <w:rFonts w:ascii="Calibri" w:cs="Calibri" w:eastAsia="Calibri" w:hAnsi="Calibri"/>
+                <w:b/>
+                <w:bCs/>
+                <w:i w:val="false"/>
+                <w:iCs w:val="false"/>
+                <w:color w:val="1F2937"/>
+                <w:sz w:val="19"/>
+                <w:szCs w:val="19"/>
+              </w:rPr>
+              <w:t xml:space="preserve">Recognised revenue</w:t>
+            </w:r>
+          </w:p>
+        </w:tc>
+        <w:tc>
+          <w:tcPr>
+            <w:tcW w:type="dxa" w:w="2680"/>
+          </w:tcPr>
+          <w:p>
+            <w:pPr>
+              <w:spacing w:after="40" w:before="40"/>
+            </w:pPr>
+            <w:r>
+              <w:rPr>
+                <w:rFonts w:ascii="Calibri" w:cs="Calibri" w:eastAsia="Calibri" w:hAnsi="Calibri"/>
+                <w:b w:val="false"/>
+                <w:bCs w:val="false"/>
+                <w:i w:val="false"/>
+                <w:iCs w:val="false"/>
+                <w:color w:val="1F2937"/>
+                <w:sz w:val="19"/>
+                <w:szCs w:val="19"/>
+              </w:rPr>
+              <w:t xml:space="preserve">6,000,000</w:t>
+            </w:r>
+          </w:p>
+        </w:tc>
+        <w:tc>
+          <w:tcPr>
+            <w:tcW w:type="dxa" w:w="2680"/>
+          </w:tcPr>
+          <w:p>
+            <w:pPr>
+              <w:spacing w:after="40" w:before="40"/>
+            </w:pPr>
+            <w:r>
+              <w:rPr>
+                <w:rFonts w:ascii="Calibri" w:cs="Calibri" w:eastAsia="Calibri" w:hAnsi="Calibri"/>
+                <w:b w:val="false"/>
+                <w:bCs w:val="false"/>
+                <w:i w:val="false"/>
+                <w:iCs w:val="false"/>
+                <w:color w:val="1F2937"/>
+                <w:sz w:val="19"/>
+                <w:szCs w:val="19"/>
+              </w:rPr>
+              <w:t xml:space="preserve">Earned in the period</w:t>
+            </w:r>
+          </w:p>
+        </w:tc>
+      </w:tr>
+      <w:tr>
+        <w:tc>
+          <w:tcPr>
+            <w:tcW w:type="dxa" w:w="4000"/>
+            <w:shd w:fill="F8FAFC" w:color="auto" w:val="clear"/>
+          </w:tcPr>
+          <w:p>
+            <w:pPr>
+              <w:spacing w:after="40" w:before="40"/>
+            </w:pPr>
+            <w:r>
+              <w:rPr>
+                <w:rFonts w:ascii="Calibri" w:cs="Calibri" w:eastAsia="Calibri" w:hAnsi="Calibri"/>
+                <w:b/>
+                <w:bCs/>
+                <w:i w:val="false"/>
+                <w:iCs w:val="false"/>
+                <w:color w:val="1F2937"/>
+                <w:sz w:val="19"/>
+                <w:szCs w:val="19"/>
+              </w:rPr>
+              <w:t xml:space="preserve">Collected in period</w:t>
+            </w:r>
+          </w:p>
+        </w:tc>
+        <w:tc>
+          <w:tcPr>
+            <w:tcW w:type="dxa" w:w="2680"/>
+            <w:shd w:fill="F8FAFC" w:color="auto" w:val="clear"/>
+          </w:tcPr>
+          <w:p>
+            <w:pPr>
+              <w:spacing w:after="40" w:before="40"/>
+            </w:pPr>
+            <w:r>
+              <w:rPr>
+                <w:rFonts w:ascii="Calibri" w:cs="Calibri" w:eastAsia="Calibri" w:hAnsi="Calibri"/>
+                <w:b w:val="false"/>
+                <w:bCs w:val="false"/>
+                <w:i w:val="false"/>
+                <w:iCs w:val="false"/>
+                <w:color w:val="1F2937"/>
+                <w:sz w:val="19"/>
+                <w:szCs w:val="19"/>
+              </w:rPr>
+              <w:t xml:space="preserve">4,500,000</w:t>
+            </w:r>
+          </w:p>
+        </w:tc>
+        <w:tc>
+          <w:tcPr>
+            <w:tcW w:type="dxa" w:w="2680"/>
+            <w:shd w:fill="F8FAFC" w:color="auto" w:val="clear"/>
+          </w:tcPr>
+          <w:p>
+            <w:pPr>
+              <w:spacing w:after="40" w:before="40"/>
+            </w:pPr>
+            <w:r>
+              <w:rPr>
+                <w:rFonts w:ascii="Calibri" w:cs="Calibri" w:eastAsia="Calibri" w:hAnsi="Calibri"/>
+                <w:b w:val="false"/>
+                <w:bCs w:val="false"/>
+                <w:i w:val="false"/>
+                <w:iCs w:val="false"/>
+                <w:color w:val="1F2937"/>
+                <w:sz w:val="19"/>
+                <w:szCs w:val="19"/>
+              </w:rPr>
+              <w:t xml:space="preserve">~75% — public-sector settlement lag</w:t>
+            </w:r>
+          </w:p>
+        </w:tc>
+      </w:tr>
+      <w:tr>
+        <w:tc>
+          <w:tcPr>
+            <w:tcW w:type="dxa" w:w="4000"/>
+          </w:tcPr>
+          <w:p>
+            <w:pPr>
+              <w:spacing w:after="40" w:before="40"/>
+            </w:pPr>
+            <w:r>
+              <w:rPr>
+                <w:rFonts w:ascii="Calibri" w:cs="Calibri" w:eastAsia="Calibri" w:hAnsi="Calibri"/>
+                <w:b/>
+                <w:bCs/>
+                <w:i w:val="false"/>
+                <w:iCs w:val="false"/>
+                <w:color w:val="1F2937"/>
+                <w:sz w:val="19"/>
+                <w:szCs w:val="19"/>
+              </w:rPr>
+              <w:t xml:space="preserve">Operating costs</w:t>
+            </w:r>
+          </w:p>
+        </w:tc>
+        <w:tc>
+          <w:tcPr>
+            <w:tcW w:type="dxa" w:w="2680"/>
+          </w:tcPr>
+          <w:p>
+            <w:pPr>
+              <w:spacing w:after="40" w:before="40"/>
+            </w:pPr>
+            <w:r>
+              <w:rPr>
+                <w:rFonts w:ascii="Calibri" w:cs="Calibri" w:eastAsia="Calibri" w:hAnsi="Calibri"/>
+                <w:b w:val="false"/>
+                <w:bCs w:val="false"/>
+                <w:i w:val="false"/>
+                <w:iCs w:val="false"/>
+                <w:color w:val="1F2937"/>
+                <w:sz w:val="19"/>
+                <w:szCs w:val="19"/>
+              </w:rPr>
+              <w:t xml:space="preserve">7,860,000</w:t>
+            </w:r>
+          </w:p>
+        </w:tc>
+        <w:tc>
+          <w:tcPr>
+            <w:tcW w:type="dxa" w:w="2680"/>
+          </w:tcPr>
+          <w:p>
+            <w:pPr>
+              <w:spacing w:after="40" w:before="40"/>
+            </w:pPr>
+            <w:r>
+              <w:rPr>
+                <w:rFonts w:ascii="Calibri" w:cs="Calibri" w:eastAsia="Calibri" w:hAnsi="Calibri"/>
+                <w:b w:val="false"/>
+                <w:bCs w:val="false"/>
+                <w:i w:val="false"/>
+                <w:iCs w:val="false"/>
+                <w:color w:val="1F2937"/>
+                <w:sz w:val="19"/>
+                <w:szCs w:val="19"/>
+              </w:rPr>
+              <w:t xml:space="preserve">Largely payroll, payable monthly regardless</w:t>
+            </w:r>
+          </w:p>
+        </w:tc>
+      </w:tr>
+      <w:tr>
+        <w:tc>
+          <w:tcPr>
+            <w:tcW w:type="dxa" w:w="4000"/>
+            <w:shd w:fill="F8FAFC" w:color="auto" w:val="clear"/>
+          </w:tcPr>
+          <w:p>
+            <w:pPr>
+              <w:spacing w:after="40" w:before="40"/>
+            </w:pPr>
+            <w:r>
+              <w:rPr>
+                <w:rFonts w:ascii="Calibri" w:cs="Calibri" w:eastAsia="Calibri" w:hAnsi="Calibri"/>
+                <w:b/>
+                <w:bCs/>
+                <w:i w:val="false"/>
+                <w:iCs w:val="false"/>
+                <w:color w:val="1F2937"/>
+                <w:sz w:val="19"/>
+                <w:szCs w:val="19"/>
+              </w:rPr>
+              <w:t xml:space="preserve">Bid and performance bonds</w:t>
+            </w:r>
+          </w:p>
+        </w:tc>
+        <w:tc>
+          <w:tcPr>
+            <w:tcW w:type="dxa" w:w="2680"/>
+            <w:shd w:fill="F8FAFC" w:color="auto" w:val="clear"/>
+          </w:tcPr>
+          <w:p>
+            <w:pPr>
+              <w:spacing w:after="40" w:before="40"/>
+            </w:pPr>
+            <w:r>
+              <w:rPr>
+                <w:rFonts w:ascii="Calibri" w:cs="Calibri" w:eastAsia="Calibri" w:hAnsi="Calibri"/>
+                <w:b w:val="false"/>
+                <w:bCs w:val="false"/>
+                <w:i w:val="false"/>
+                <w:iCs w:val="false"/>
+                <w:color w:val="1F2937"/>
+                <w:sz w:val="19"/>
+                <w:szCs w:val="19"/>
+              </w:rPr>
+              <w:t xml:space="preserve">500,000</w:t>
+            </w:r>
+          </w:p>
+        </w:tc>
+        <w:tc>
+          <w:tcPr>
+            <w:tcW w:type="dxa" w:w="2680"/>
+            <w:shd w:fill="F8FAFC" w:color="auto" w:val="clear"/>
+          </w:tcPr>
+          <w:p>
+            <w:pPr>
+              <w:spacing w:after="40" w:before="40"/>
+            </w:pPr>
+            <w:r>
+              <w:rPr>
+                <w:rFonts w:ascii="Calibri" w:cs="Calibri" w:eastAsia="Calibri" w:hAnsi="Calibri"/>
+                <w:b w:val="false"/>
+                <w:bCs w:val="false"/>
+                <w:i w:val="false"/>
+                <w:iCs w:val="false"/>
+                <w:color w:val="1F2937"/>
+                <w:sz w:val="19"/>
+                <w:szCs w:val="19"/>
+              </w:rPr>
+              <w:t xml:space="preserve">Capital tied up per pursuit, released on award or loss</w:t>
+            </w:r>
+          </w:p>
+        </w:tc>
+      </w:tr>
+      <w:tr>
+        <w:tc>
+          <w:tcPr>
+            <w:tcW w:type="dxa" w:w="4000"/>
+          </w:tcPr>
+          <w:p>
+            <w:pPr>
+              <w:spacing w:after="40" w:before="40"/>
+            </w:pPr>
+            <w:r>
+              <w:rPr>
+                <w:rFonts w:ascii="Calibri" w:cs="Calibri" w:eastAsia="Calibri" w:hAnsi="Calibri"/>
+                <w:b/>
+                <w:bCs/>
+                <w:i w:val="false"/>
+                <w:iCs w:val="false"/>
+                <w:color w:val="1F2937"/>
+                <w:sz w:val="19"/>
+                <w:szCs w:val="19"/>
+              </w:rPr>
+              <w:t xml:space="preserve">Peak cash requirement</w:t>
+            </w:r>
+          </w:p>
+        </w:tc>
+        <w:tc>
+          <w:tcPr>
+            <w:tcW w:type="dxa" w:w="2680"/>
+          </w:tcPr>
+          <w:p>
+            <w:pPr>
+              <w:spacing w:after="40" w:before="40"/>
+            </w:pPr>
+            <w:r>
+              <w:rPr>
+                <w:rFonts w:ascii="Calibri" w:cs="Calibri" w:eastAsia="Calibri" w:hAnsi="Calibri"/>
+                <w:b w:val="false"/>
+                <w:bCs w:val="false"/>
+                <w:i w:val="false"/>
+                <w:iCs w:val="false"/>
+                <w:color w:val="1F2937"/>
+                <w:sz w:val="19"/>
+                <w:szCs w:val="19"/>
+              </w:rPr>
+              <w:t xml:space="preserve">~4,000,000</w:t>
+            </w:r>
+          </w:p>
+        </w:tc>
+        <w:tc>
+          <w:tcPr>
+            <w:tcW w:type="dxa" w:w="2680"/>
+          </w:tcPr>
+          <w:p>
+            <w:pPr>
+              <w:spacing w:after="40" w:before="40"/>
+            </w:pPr>
+            <w:r>
+              <w:rPr>
+                <w:rFonts w:ascii="Calibri" w:cs="Calibri" w:eastAsia="Calibri" w:hAnsi="Calibri"/>
+                <w:b w:val="false"/>
+                <w:bCs w:val="false"/>
+                <w:i w:val="false"/>
+                <w:iCs w:val="false"/>
+                <w:color w:val="1F2937"/>
+                <w:sz w:val="19"/>
+                <w:szCs w:val="19"/>
+              </w:rPr>
+              <w:t xml:space="preserve">~$25,000 — the number to finance</w:t>
+            </w:r>
+          </w:p>
+        </w:tc>
+      </w:tr>
+    </w:tbl>
+    <w:p>
+      <w:pPr>
+        <w:pBdr>
+          <w:top w:val="single" w:color="B45309" w:sz="1"/>
+          <w:left w:val="single" w:color="B45309" w:sz="8"/>
+          <w:bottom w:val="single" w:color="B45309" w:sz="1"/>
+          <w:right w:val="single" w:color="B45309" w:sz="1"/>
+        </w:pBdr>
+        <w:shd w:fill="FEF3C7" w:color="auto" w:val="clear"/>
+        <w:spacing w:after="150" w:before="150" w:line="268"/>
+        <w:ind w:left="170" w:right="170"/>
+      </w:pPr>
+      <w:r>
+        <w:rPr>
+          <w:rFonts w:ascii="Calibri" w:cs="Calibri" w:eastAsia="Calibri" w:hAnsi="Calibri"/>
+          <w:b/>
+          <w:bCs/>
+          <w:i w:val="false"/>
+          <w:iCs w:val="false"/>
+          <w:color w:val="B45309"/>
+          <w:sz w:val="19"/>
+          <w:szCs w:val="19"/>
+        </w:rPr>
+        <w:t xml:space="preserve">Why this is the number that matters  </w:t>
+      </w:r>
+      <w:r>
+        <w:rPr>
+          <w:rFonts w:ascii="Calibri" w:cs="Calibri" w:eastAsia="Calibri" w:hAnsi="Calibri"/>
+          <w:b w:val="false"/>
+          <w:bCs w:val="false"/>
+          <w:i w:val="false"/>
+          <w:iCs w:val="false"/>
+          <w:color w:val="1F2937"/>
+          <w:sz w:val="19"/>
+          <w:szCs w:val="19"/>
+        </w:rPr>
+        <w:t xml:space="preserve">A plan can be profitable and still fail on timing. Payroll is due monthly; a ministry may settle 90 days after invoice. Financing 4.0M ETB rather than the 1.86M accounting loss is what keeps the company solvent through the collection lag. Revision 1 did not model this at all.</w:t>
+      </w:r>
+    </w:p>
+    <w:p>
+      <w:pPr>
+        <w:pStyle w:val="Heading2"/>
+        <w:spacing w:after="140" w:before="300"/>
+      </w:pPr>
+      <w:r>
+        <w:rPr>
+          <w:rFonts w:ascii="Calibri" w:cs="Calibri" w:eastAsia="Calibri" w:hAnsi="Calibri"/>
+          <w:b/>
+          <w:bCs/>
+          <w:i w:val="false"/>
+          <w:iCs w:val="false"/>
+          <w:color w:val="0D9488"/>
+          <w:sz w:val="24"/>
+          <w:szCs w:val="24"/>
+        </w:rPr>
+        <w:t xml:space="preserve">9.4  Scenario C — Growth</w:t>
+      </w:r>
+    </w:p>
+    <w:p>
+      <w:pPr>
+        <w:spacing w:after="130" w:line="268"/>
+        <w:jc w:val="left"/>
+      </w:pPr>
+      <w:r>
+        <w:rPr>
+          <w:rFonts w:ascii="Calibri" w:cs="Calibri" w:eastAsia="Calibri" w:hAnsi="Calibri"/>
+          <w:b w:val="false"/>
+          <w:bCs w:val="false"/>
+          <w:i w:val="false"/>
+          <w:iCs w:val="false"/>
+          <w:color w:val="1F2937"/>
+          <w:sz w:val="21"/>
+          <w:szCs w:val="21"/>
+        </w:rPr>
+        <w:t xml:space="preserve">Eleven staff including a dedicated implementation team, regional presence, partner programme, early East Africa exploration.</w:t>
       </w:r>
     </w:p>
     <w:tbl>
@@ -15315,7 +18322,7 @@
                 <w:sz w:val="19"/>
                 <w:szCs w:val="19"/>
               </w:rPr>
-              <w:t xml:space="preserve">Customers</w:t>
+              <w:t xml:space="preserve">Public-sector engagements</w:t>
             </w:r>
           </w:p>
         </w:tc>
@@ -15330,15 +18337,15 @@
             <w:r>
               <w:rPr>
                 <w:rFonts w:ascii="Calibri" w:cs="Calibri" w:eastAsia="Calibri" w:hAnsi="Calibri"/>
-                <w:b w:val="false"/>
-                <w:bCs w:val="false"/>
-                <w:i w:val="false"/>
-                <w:iCs w:val="false"/>
-                <w:color w:val="1F2937"/>
-                <w:sz w:val="19"/>
-                <w:szCs w:val="19"/>
-              </w:rPr>
-              <w:t xml:space="preserve">52</w:t>
+                <w:b/>
+                <w:bCs/>
+                <w:i w:val="false"/>
+                <w:iCs w:val="false"/>
+                <w:color w:val="1F2937"/>
+                <w:sz w:val="19"/>
+                <w:szCs w:val="19"/>
+              </w:rPr>
+              <w:t xml:space="preserve">13</w:t>
             </w:r>
           </w:p>
         </w:tc>
@@ -15353,15 +18360,15 @@
             <w:r>
               <w:rPr>
                 <w:rFonts w:ascii="Calibri" w:cs="Calibri" w:eastAsia="Calibri" w:hAnsi="Calibri"/>
-                <w:b w:val="false"/>
-                <w:bCs w:val="false"/>
-                <w:i w:val="false"/>
-                <w:iCs w:val="false"/>
-                <w:color w:val="1F2937"/>
-                <w:sz w:val="19"/>
-                <w:szCs w:val="19"/>
-              </w:rPr>
-              <w:t xml:space="preserve">126</w:t>
+                <w:b/>
+                <w:bCs/>
+                <w:i w:val="false"/>
+                <w:iCs w:val="false"/>
+                <w:color w:val="1F2937"/>
+                <w:sz w:val="19"/>
+                <w:szCs w:val="19"/>
+              </w:rPr>
+              <w:t xml:space="preserve">32</w:t>
             </w:r>
           </w:p>
         </w:tc>
@@ -15376,15 +18383,15 @@
             <w:r>
               <w:rPr>
                 <w:rFonts w:ascii="Calibri" w:cs="Calibri" w:eastAsia="Calibri" w:hAnsi="Calibri"/>
-                <w:b w:val="false"/>
-                <w:bCs w:val="false"/>
-                <w:i w:val="false"/>
-                <w:iCs w:val="false"/>
-                <w:color w:val="1F2937"/>
-                <w:sz w:val="19"/>
-                <w:szCs w:val="19"/>
-              </w:rPr>
-              <w:t xml:space="preserve">245</w:t>
+                <w:b/>
+                <w:bCs/>
+                <w:i w:val="false"/>
+                <w:iCs w:val="false"/>
+                <w:color w:val="1F2937"/>
+                <w:sz w:val="19"/>
+                <w:szCs w:val="19"/>
+              </w:rPr>
+              <w:t xml:space="preserve">65</w:t>
             </w:r>
           </w:p>
         </w:tc>
@@ -15410,7 +18417,7 @@
                 <w:sz w:val="19"/>
                 <w:szCs w:val="19"/>
               </w:rPr>
-              <w:t xml:space="preserve">Government contracts</w:t>
+              <w:t xml:space="preserve">Bookings (ETB)</w:t>
             </w:r>
           </w:p>
         </w:tc>
@@ -15426,15 +18433,15 @@
             <w:r>
               <w:rPr>
                 <w:rFonts w:ascii="Calibri" w:cs="Calibri" w:eastAsia="Calibri" w:hAnsi="Calibri"/>
-                <w:b w:val="false"/>
-                <w:bCs w:val="false"/>
-                <w:i w:val="false"/>
-                <w:iCs w:val="false"/>
-                <w:color w:val="1F2937"/>
-                <w:sz w:val="19"/>
-                <w:szCs w:val="19"/>
-              </w:rPr>
-              <w:t xml:space="preserve">1</w:t>
+                <w:b/>
+                <w:bCs/>
+                <w:i w:val="false"/>
+                <w:iCs w:val="false"/>
+                <w:color w:val="1F2937"/>
+                <w:sz w:val="19"/>
+                <w:szCs w:val="19"/>
+              </w:rPr>
+              <w:t xml:space="preserve">14,800,000</w:t>
             </w:r>
           </w:p>
         </w:tc>
@@ -15450,15 +18457,15 @@
             <w:r>
               <w:rPr>
                 <w:rFonts w:ascii="Calibri" w:cs="Calibri" w:eastAsia="Calibri" w:hAnsi="Calibri"/>
-                <w:b w:val="false"/>
-                <w:bCs w:val="false"/>
-                <w:i w:val="false"/>
-                <w:iCs w:val="false"/>
-                <w:color w:val="1F2937"/>
-                <w:sz w:val="19"/>
-                <w:szCs w:val="19"/>
-              </w:rPr>
-              <w:t xml:space="preserve">4</w:t>
+                <w:b/>
+                <w:bCs/>
+                <w:i w:val="false"/>
+                <w:iCs w:val="false"/>
+                <w:color w:val="1F2937"/>
+                <w:sz w:val="19"/>
+                <w:szCs w:val="19"/>
+              </w:rPr>
+              <w:t xml:space="preserve">39,000,000</w:t>
             </w:r>
           </w:p>
         </w:tc>
@@ -15474,15 +18481,15 @@
             <w:r>
               <w:rPr>
                 <w:rFonts w:ascii="Calibri" w:cs="Calibri" w:eastAsia="Calibri" w:hAnsi="Calibri"/>
-                <w:b w:val="false"/>
-                <w:bCs w:val="false"/>
-                <w:i w:val="false"/>
-                <w:iCs w:val="false"/>
-                <w:color w:val="1F2937"/>
-                <w:sz w:val="19"/>
-                <w:szCs w:val="19"/>
-              </w:rPr>
-              <w:t xml:space="preserve">10</w:t>
+                <w:b/>
+                <w:bCs/>
+                <w:i w:val="false"/>
+                <w:iCs w:val="false"/>
+                <w:color w:val="1F2937"/>
+                <w:sz w:val="19"/>
+                <w:szCs w:val="19"/>
+              </w:rPr>
+              <w:t xml:space="preserve">82,000,000</w:t>
             </w:r>
           </w:p>
         </w:tc>
@@ -15507,7 +18514,7 @@
                 <w:sz w:val="19"/>
                 <w:szCs w:val="19"/>
               </w:rPr>
-              <w:t xml:space="preserve">Revenue (ETB)</w:t>
+              <w:t xml:space="preserve">Costs (ETB)</w:t>
             </w:r>
           </w:p>
         </w:tc>
@@ -15522,15 +18529,15 @@
             <w:r>
               <w:rPr>
                 <w:rFonts w:ascii="Calibri" w:cs="Calibri" w:eastAsia="Calibri" w:hAnsi="Calibri"/>
-                <w:b w:val="false"/>
-                <w:bCs w:val="false"/>
-                <w:i w:val="false"/>
-                <w:iCs w:val="false"/>
-                <w:color w:val="1F2937"/>
-                <w:sz w:val="19"/>
-                <w:szCs w:val="19"/>
-              </w:rPr>
-              <w:t xml:space="preserve">4,120,000</w:t>
+                <w:b/>
+                <w:bCs/>
+                <w:i w:val="false"/>
+                <w:iCs w:val="false"/>
+                <w:color w:val="1F2937"/>
+                <w:sz w:val="19"/>
+                <w:szCs w:val="19"/>
+              </w:rPr>
+              <w:t xml:space="preserve">13,200,000</w:t>
             </w:r>
           </w:p>
         </w:tc>
@@ -15545,15 +18552,15 @@
             <w:r>
               <w:rPr>
                 <w:rFonts w:ascii="Calibri" w:cs="Calibri" w:eastAsia="Calibri" w:hAnsi="Calibri"/>
-                <w:b w:val="false"/>
-                <w:bCs w:val="false"/>
-                <w:i w:val="false"/>
-                <w:iCs w:val="false"/>
-                <w:color w:val="1F2937"/>
-                <w:sz w:val="19"/>
-                <w:szCs w:val="19"/>
-              </w:rPr>
-              <w:t xml:space="preserve">12,450,000</w:t>
+                <w:b/>
+                <w:bCs/>
+                <w:i w:val="false"/>
+                <w:iCs w:val="false"/>
+                <w:color w:val="1F2937"/>
+                <w:sz w:val="19"/>
+                <w:szCs w:val="19"/>
+              </w:rPr>
+              <w:t xml:space="preserve">21,500,000</w:t>
             </w:r>
           </w:p>
         </w:tc>
@@ -15568,15 +18575,15 @@
             <w:r>
               <w:rPr>
                 <w:rFonts w:ascii="Calibri" w:cs="Calibri" w:eastAsia="Calibri" w:hAnsi="Calibri"/>
-                <w:b w:val="false"/>
-                <w:bCs w:val="false"/>
-                <w:i w:val="false"/>
-                <w:iCs w:val="false"/>
-                <w:color w:val="1F2937"/>
-                <w:sz w:val="19"/>
-                <w:szCs w:val="19"/>
-              </w:rPr>
-              <w:t xml:space="preserve">27,400,000</w:t>
+                <w:b/>
+                <w:bCs/>
+                <w:i w:val="false"/>
+                <w:iCs w:val="false"/>
+                <w:color w:val="1F2937"/>
+                <w:sz w:val="19"/>
+                <w:szCs w:val="19"/>
+              </w:rPr>
+              <w:t xml:space="preserve">33,000,000</w:t>
             </w:r>
           </w:p>
         </w:tc>
@@ -15602,7 +18609,7 @@
                 <w:sz w:val="19"/>
                 <w:szCs w:val="19"/>
               </w:rPr>
-              <w:t xml:space="preserve">Costs (ETB)</w:t>
+              <w:t xml:space="preserve">Net (ETB)</w:t>
             </w:r>
           </w:p>
         </w:tc>
@@ -15618,15 +18625,15 @@
             <w:r>
               <w:rPr>
                 <w:rFonts w:ascii="Calibri" w:cs="Calibri" w:eastAsia="Calibri" w:hAnsi="Calibri"/>
-                <w:b w:val="false"/>
-                <w:bCs w:val="false"/>
-                <w:i w:val="false"/>
-                <w:iCs w:val="false"/>
-                <w:color w:val="1F2937"/>
-                <w:sz w:val="19"/>
-                <w:szCs w:val="19"/>
-              </w:rPr>
-              <w:t xml:space="preserve">6,980,000</w:t>
+                <w:b/>
+                <w:bCs/>
+                <w:i w:val="false"/>
+                <w:iCs w:val="false"/>
+                <w:color w:val="1F2937"/>
+                <w:sz w:val="19"/>
+                <w:szCs w:val="19"/>
+              </w:rPr>
+              <w:t xml:space="preserve">−3,600,000</w:t>
             </w:r>
           </w:p>
         </w:tc>
@@ -15642,15 +18649,15 @@
             <w:r>
               <w:rPr>
                 <w:rFonts w:ascii="Calibri" w:cs="Calibri" w:eastAsia="Calibri" w:hAnsi="Calibri"/>
-                <w:b w:val="false"/>
-                <w:bCs w:val="false"/>
-                <w:i w:val="false"/>
-                <w:iCs w:val="false"/>
-                <w:color w:val="1F2937"/>
-                <w:sz w:val="19"/>
-                <w:szCs w:val="19"/>
-              </w:rPr>
-              <w:t xml:space="preserve">9,200,000</w:t>
+                <w:b/>
+                <w:bCs/>
+                <w:i w:val="false"/>
+                <w:iCs w:val="false"/>
+                <w:color w:val="1F2937"/>
+                <w:sz w:val="19"/>
+                <w:szCs w:val="19"/>
+              </w:rPr>
+              <w:t xml:space="preserve">+12,000,000</w:t>
             </w:r>
           </w:p>
         </w:tc>
@@ -15666,113 +18673,15 @@
             <w:r>
               <w:rPr>
                 <w:rFonts w:ascii="Calibri" w:cs="Calibri" w:eastAsia="Calibri" w:hAnsi="Calibri"/>
-                <w:b w:val="false"/>
-                <w:bCs w:val="false"/>
-                <w:i w:val="false"/>
-                <w:iCs w:val="false"/>
-                <w:color w:val="1F2937"/>
-                <w:sz w:val="19"/>
-                <w:szCs w:val="19"/>
-              </w:rPr>
-              <w:t xml:space="preserve">14,100,000</w:t>
-            </w:r>
-          </w:p>
-        </w:tc>
-      </w:tr>
-      <w:tr>
-        <w:tc>
-          <w:tcPr>
-            <w:tcW w:type="dxa" w:w="2400"/>
-            <w:shd w:fill="E0F2FE" w:color="auto" w:val="clear"/>
-          </w:tcPr>
-          <w:p>
-            <w:pPr>
-              <w:spacing w:after="40" w:before="40"/>
-            </w:pPr>
-            <w:r>
-              <w:rPr>
-                <w:rFonts w:ascii="Calibri" w:cs="Calibri" w:eastAsia="Calibri" w:hAnsi="Calibri"/>
-                <w:b/>
-                <w:bCs/>
-                <w:i w:val="false"/>
-                <w:iCs w:val="false"/>
-                <w:color w:val="1B3A6B"/>
-                <w:sz w:val="19"/>
-                <w:szCs w:val="19"/>
-              </w:rPr>
-              <w:t xml:space="preserve">Net (ETB)</w:t>
-            </w:r>
-          </w:p>
-        </w:tc>
-        <w:tc>
-          <w:tcPr>
-            <w:tcW w:type="dxa" w:w="2320"/>
-            <w:shd w:fill="E0F2FE" w:color="auto" w:val="clear"/>
-          </w:tcPr>
-          <w:p>
-            <w:pPr>
-              <w:spacing w:after="40" w:before="40"/>
-            </w:pPr>
-            <w:r>
-              <w:rPr>
-                <w:rFonts w:ascii="Calibri" w:cs="Calibri" w:eastAsia="Calibri" w:hAnsi="Calibri"/>
-                <w:b/>
-                <w:bCs/>
-                <w:i w:val="false"/>
-                <w:iCs w:val="false"/>
-                <w:color w:val="1B3A6B"/>
-                <w:sz w:val="19"/>
-                <w:szCs w:val="19"/>
-              </w:rPr>
-              <w:t xml:space="preserve">−2,860,000</w:t>
-            </w:r>
-          </w:p>
-        </w:tc>
-        <w:tc>
-          <w:tcPr>
-            <w:tcW w:type="dxa" w:w="2320"/>
-            <w:shd w:fill="E0F2FE" w:color="auto" w:val="clear"/>
-          </w:tcPr>
-          <w:p>
-            <w:pPr>
-              <w:spacing w:after="40" w:before="40"/>
-            </w:pPr>
-            <w:r>
-              <w:rPr>
-                <w:rFonts w:ascii="Calibri" w:cs="Calibri" w:eastAsia="Calibri" w:hAnsi="Calibri"/>
-                <w:b/>
-                <w:bCs/>
-                <w:i w:val="false"/>
-                <w:iCs w:val="false"/>
-                <w:color w:val="1B3A6B"/>
-                <w:sz w:val="19"/>
-                <w:szCs w:val="19"/>
-              </w:rPr>
-              <w:t xml:space="preserve">+3,250,000</w:t>
-            </w:r>
-          </w:p>
-        </w:tc>
-        <w:tc>
-          <w:tcPr>
-            <w:tcW w:type="dxa" w:w="2320"/>
-            <w:shd w:fill="E0F2FE" w:color="auto" w:val="clear"/>
-          </w:tcPr>
-          <w:p>
-            <w:pPr>
-              <w:spacing w:after="40" w:before="40"/>
-            </w:pPr>
-            <w:r>
-              <w:rPr>
-                <w:rFonts w:ascii="Calibri" w:cs="Calibri" w:eastAsia="Calibri" w:hAnsi="Calibri"/>
-                <w:b/>
-                <w:bCs/>
-                <w:i w:val="false"/>
-                <w:iCs w:val="false"/>
-                <w:color w:val="1B3A6B"/>
-                <w:sz w:val="19"/>
-                <w:szCs w:val="19"/>
-              </w:rPr>
-              <w:t xml:space="preserve">+13,300,000</w:t>
+                <w:b/>
+                <w:bCs/>
+                <w:i w:val="false"/>
+                <w:iCs w:val="false"/>
+                <w:color w:val="1F2937"/>
+                <w:sz w:val="19"/>
+                <w:szCs w:val="19"/>
+              </w:rPr>
+              <w:t xml:space="preserve">+40,000,000</w:t>
             </w:r>
           </w:p>
         </w:tc>
@@ -15794,7 +18703,7 @@
           <w:sz w:val="21"/>
           <w:szCs w:val="21"/>
         </w:rPr>
-        <w:t xml:space="preserve">Break-even during Year 2. Peak cumulative funding need approximately 3.5M ETB (~$22,000), including working capital for the lag between government contract signature and payment. Year 3 net margin approaches 49%.</w:t>
+        <w:t xml:space="preserve">Requires roughly 7.5M ETB (~$47,000) of external capital and assumes hiring eleven capable people into a thin Addis Ababa talent market inside twelve months. The revenue upside is real; the execution risk is that headcount outruns the ability to manage it.</w:t>
       </w:r>
     </w:p>
     <w:p>
@@ -15813,576 +18722,15 @@
           <w:sz w:val="24"/>
           <w:szCs w:val="24"/>
         </w:rPr>
-        <w:t xml:space="preserve">8.3  Scenario C — Growth</w:t>
-      </w:r>
-    </w:p>
-    <w:p>
-      <w:pPr>
-        <w:spacing w:after="130" w:line="268"/>
-        <w:jc w:val="left"/>
-      </w:pPr>
-      <w:r>
-        <w:rPr>
-          <w:rFonts w:ascii="Calibri" w:cs="Calibri" w:eastAsia="Calibri" w:hAnsi="Calibri"/>
-          <w:b w:val="false"/>
-          <w:bCs w:val="false"/>
-          <w:i w:val="false"/>
-          <w:iCs w:val="false"/>
-          <w:color w:val="1F2937"/>
-          <w:sz w:val="21"/>
-          <w:szCs w:val="21"/>
-        </w:rPr>
-        <w:t xml:space="preserve">Ten staff including a dedicated implementation team, regional presence, partner programme, early East Africa exploration.</w:t>
-      </w:r>
-    </w:p>
-    <w:tbl>
-      <w:tblPr>
-        <w:tblW w:type="dxa" w:w="9360"/>
-        <w:tblBorders>
-          <w:top w:val="single" w:color="auto" w:sz="4"/>
-          <w:left w:val="single" w:color="auto" w:sz="4"/>
-          <w:bottom w:val="single" w:color="auto" w:sz="4"/>
-          <w:right w:val="single" w:color="auto" w:sz="4"/>
-          <w:insideH w:val="single" w:color="auto" w:sz="4"/>
-          <w:insideV w:val="single" w:color="auto" w:sz="4"/>
-        </w:tblBorders>
-      </w:tblPr>
-      <w:tblGrid>
-        <w:gridCol w:w="2400"/>
-        <w:gridCol w:w="2320"/>
-        <w:gridCol w:w="2320"/>
-        <w:gridCol w:w="2320"/>
-      </w:tblGrid>
-      <w:tr>
-        <w:trPr>
-          <w:tblHeader/>
-        </w:trPr>
-        <w:tc>
-          <w:tcPr>
-            <w:tcW w:type="dxa" w:w="2400"/>
-            <w:shd w:fill="1B3A6B" w:color="auto" w:val="clear"/>
-          </w:tcPr>
-          <w:p>
-            <w:pPr>
-              <w:spacing w:after="50" w:before="50"/>
-            </w:pPr>
-            <w:r>
-              <w:rPr>
-                <w:rFonts w:ascii="Calibri" w:cs="Calibri" w:eastAsia="Calibri" w:hAnsi="Calibri"/>
-                <w:b/>
-                <w:bCs/>
-                <w:i w:val="false"/>
-                <w:iCs w:val="false"/>
-                <w:color w:val="FFFFFF"/>
-                <w:sz w:val="19"/>
-                <w:szCs w:val="19"/>
-              </w:rPr>
-              <w:t xml:space="preserve"/>
-            </w:r>
-          </w:p>
-        </w:tc>
-        <w:tc>
-          <w:tcPr>
-            <w:tcW w:type="dxa" w:w="2320"/>
-            <w:shd w:fill="1B3A6B" w:color="auto" w:val="clear"/>
-          </w:tcPr>
-          <w:p>
-            <w:pPr>
-              <w:spacing w:after="50" w:before="50"/>
-            </w:pPr>
-            <w:r>
-              <w:rPr>
-                <w:rFonts w:ascii="Calibri" w:cs="Calibri" w:eastAsia="Calibri" w:hAnsi="Calibri"/>
-                <w:b/>
-                <w:bCs/>
-                <w:i w:val="false"/>
-                <w:iCs w:val="false"/>
-                <w:color w:val="FFFFFF"/>
-                <w:sz w:val="19"/>
-                <w:szCs w:val="19"/>
-              </w:rPr>
-              <w:t xml:space="preserve">Year 1</w:t>
-            </w:r>
-          </w:p>
-        </w:tc>
-        <w:tc>
-          <w:tcPr>
-            <w:tcW w:type="dxa" w:w="2320"/>
-            <w:shd w:fill="1B3A6B" w:color="auto" w:val="clear"/>
-          </w:tcPr>
-          <w:p>
-            <w:pPr>
-              <w:spacing w:after="50" w:before="50"/>
-            </w:pPr>
-            <w:r>
-              <w:rPr>
-                <w:rFonts w:ascii="Calibri" w:cs="Calibri" w:eastAsia="Calibri" w:hAnsi="Calibri"/>
-                <w:b/>
-                <w:bCs/>
-                <w:i w:val="false"/>
-                <w:iCs w:val="false"/>
-                <w:color w:val="FFFFFF"/>
-                <w:sz w:val="19"/>
-                <w:szCs w:val="19"/>
-              </w:rPr>
-              <w:t xml:space="preserve">Year 2</w:t>
-            </w:r>
-          </w:p>
-        </w:tc>
-        <w:tc>
-          <w:tcPr>
-            <w:tcW w:type="dxa" w:w="2320"/>
-            <w:shd w:fill="1B3A6B" w:color="auto" w:val="clear"/>
-          </w:tcPr>
-          <w:p>
-            <w:pPr>
-              <w:spacing w:after="50" w:before="50"/>
-            </w:pPr>
-            <w:r>
-              <w:rPr>
-                <w:rFonts w:ascii="Calibri" w:cs="Calibri" w:eastAsia="Calibri" w:hAnsi="Calibri"/>
-                <w:b/>
-                <w:bCs/>
-                <w:i w:val="false"/>
-                <w:iCs w:val="false"/>
-                <w:color w:val="FFFFFF"/>
-                <w:sz w:val="19"/>
-                <w:szCs w:val="19"/>
-              </w:rPr>
-              <w:t xml:space="preserve">Year 3</w:t>
-            </w:r>
-          </w:p>
-        </w:tc>
-      </w:tr>
-      <w:tr>
-        <w:tc>
-          <w:tcPr>
-            <w:tcW w:type="dxa" w:w="2400"/>
-          </w:tcPr>
-          <w:p>
-            <w:pPr>
-              <w:spacing w:after="40" w:before="40"/>
-            </w:pPr>
-            <w:r>
-              <w:rPr>
-                <w:rFonts w:ascii="Calibri" w:cs="Calibri" w:eastAsia="Calibri" w:hAnsi="Calibri"/>
-                <w:b/>
-                <w:bCs/>
-                <w:i w:val="false"/>
-                <w:iCs w:val="false"/>
-                <w:color w:val="1F2937"/>
-                <w:sz w:val="19"/>
-                <w:szCs w:val="19"/>
-              </w:rPr>
-              <w:t xml:space="preserve">Customers</w:t>
-            </w:r>
-          </w:p>
-        </w:tc>
-        <w:tc>
-          <w:tcPr>
-            <w:tcW w:type="dxa" w:w="2320"/>
-          </w:tcPr>
-          <w:p>
-            <w:pPr>
-              <w:spacing w:after="40" w:before="40"/>
-            </w:pPr>
-            <w:r>
-              <w:rPr>
-                <w:rFonts w:ascii="Calibri" w:cs="Calibri" w:eastAsia="Calibri" w:hAnsi="Calibri"/>
-                <w:b w:val="false"/>
-                <w:bCs w:val="false"/>
-                <w:i w:val="false"/>
-                <w:iCs w:val="false"/>
-                <w:color w:val="1F2937"/>
-                <w:sz w:val="19"/>
-                <w:szCs w:val="19"/>
-              </w:rPr>
-              <w:t xml:space="preserve">78</w:t>
-            </w:r>
-          </w:p>
-        </w:tc>
-        <w:tc>
-          <w:tcPr>
-            <w:tcW w:type="dxa" w:w="2320"/>
-          </w:tcPr>
-          <w:p>
-            <w:pPr>
-              <w:spacing w:after="40" w:before="40"/>
-            </w:pPr>
-            <w:r>
-              <w:rPr>
-                <w:rFonts w:ascii="Calibri" w:cs="Calibri" w:eastAsia="Calibri" w:hAnsi="Calibri"/>
-                <w:b w:val="false"/>
-                <w:bCs w:val="false"/>
-                <w:i w:val="false"/>
-                <w:iCs w:val="false"/>
-                <w:color w:val="1F2937"/>
-                <w:sz w:val="19"/>
-                <w:szCs w:val="19"/>
-              </w:rPr>
-              <w:t xml:space="preserve">210</w:t>
-            </w:r>
-          </w:p>
-        </w:tc>
-        <w:tc>
-          <w:tcPr>
-            <w:tcW w:type="dxa" w:w="2320"/>
-          </w:tcPr>
-          <w:p>
-            <w:pPr>
-              <w:spacing w:after="40" w:before="40"/>
-            </w:pPr>
-            <w:r>
-              <w:rPr>
-                <w:rFonts w:ascii="Calibri" w:cs="Calibri" w:eastAsia="Calibri" w:hAnsi="Calibri"/>
-                <w:b w:val="false"/>
-                <w:bCs w:val="false"/>
-                <w:i w:val="false"/>
-                <w:iCs w:val="false"/>
-                <w:color w:val="1F2937"/>
-                <w:sz w:val="19"/>
-                <w:szCs w:val="19"/>
-              </w:rPr>
-              <w:t xml:space="preserve">430</w:t>
-            </w:r>
-          </w:p>
-        </w:tc>
-      </w:tr>
-      <w:tr>
-        <w:tc>
-          <w:tcPr>
-            <w:tcW w:type="dxa" w:w="2400"/>
-            <w:shd w:fill="F8FAFC" w:color="auto" w:val="clear"/>
-          </w:tcPr>
-          <w:p>
-            <w:pPr>
-              <w:spacing w:after="40" w:before="40"/>
-            </w:pPr>
-            <w:r>
-              <w:rPr>
-                <w:rFonts w:ascii="Calibri" w:cs="Calibri" w:eastAsia="Calibri" w:hAnsi="Calibri"/>
-                <w:b/>
-                <w:bCs/>
-                <w:i w:val="false"/>
-                <w:iCs w:val="false"/>
-                <w:color w:val="1F2937"/>
-                <w:sz w:val="19"/>
-                <w:szCs w:val="19"/>
-              </w:rPr>
-              <w:t xml:space="preserve">Revenue (ETB)</w:t>
-            </w:r>
-          </w:p>
-        </w:tc>
-        <w:tc>
-          <w:tcPr>
-            <w:tcW w:type="dxa" w:w="2320"/>
-            <w:shd w:fill="F8FAFC" w:color="auto" w:val="clear"/>
-          </w:tcPr>
-          <w:p>
-            <w:pPr>
-              <w:spacing w:after="40" w:before="40"/>
-            </w:pPr>
-            <w:r>
-              <w:rPr>
-                <w:rFonts w:ascii="Calibri" w:cs="Calibri" w:eastAsia="Calibri" w:hAnsi="Calibri"/>
-                <w:b w:val="false"/>
-                <w:bCs w:val="false"/>
-                <w:i w:val="false"/>
-                <w:iCs w:val="false"/>
-                <w:color w:val="1F2937"/>
-                <w:sz w:val="19"/>
-                <w:szCs w:val="19"/>
-              </w:rPr>
-              <w:t xml:space="preserve">6,300,000</w:t>
-            </w:r>
-          </w:p>
-        </w:tc>
-        <w:tc>
-          <w:tcPr>
-            <w:tcW w:type="dxa" w:w="2320"/>
-            <w:shd w:fill="F8FAFC" w:color="auto" w:val="clear"/>
-          </w:tcPr>
-          <w:p>
-            <w:pPr>
-              <w:spacing w:after="40" w:before="40"/>
-            </w:pPr>
-            <w:r>
-              <w:rPr>
-                <w:rFonts w:ascii="Calibri" w:cs="Calibri" w:eastAsia="Calibri" w:hAnsi="Calibri"/>
-                <w:b w:val="false"/>
-                <w:bCs w:val="false"/>
-                <w:i w:val="false"/>
-                <w:iCs w:val="false"/>
-                <w:color w:val="1F2937"/>
-                <w:sz w:val="19"/>
-                <w:szCs w:val="19"/>
-              </w:rPr>
-              <w:t xml:space="preserve">20,100,000</w:t>
-            </w:r>
-          </w:p>
-        </w:tc>
-        <w:tc>
-          <w:tcPr>
-            <w:tcW w:type="dxa" w:w="2320"/>
-            <w:shd w:fill="F8FAFC" w:color="auto" w:val="clear"/>
-          </w:tcPr>
-          <w:p>
-            <w:pPr>
-              <w:spacing w:after="40" w:before="40"/>
-            </w:pPr>
-            <w:r>
-              <w:rPr>
-                <w:rFonts w:ascii="Calibri" w:cs="Calibri" w:eastAsia="Calibri" w:hAnsi="Calibri"/>
-                <w:b w:val="false"/>
-                <w:bCs w:val="false"/>
-                <w:i w:val="false"/>
-                <w:iCs w:val="false"/>
-                <w:color w:val="1F2937"/>
-                <w:sz w:val="19"/>
-                <w:szCs w:val="19"/>
-              </w:rPr>
-              <w:t xml:space="preserve">46,500,000</w:t>
-            </w:r>
-          </w:p>
-        </w:tc>
-      </w:tr>
-      <w:tr>
-        <w:tc>
-          <w:tcPr>
-            <w:tcW w:type="dxa" w:w="2400"/>
-          </w:tcPr>
-          <w:p>
-            <w:pPr>
-              <w:spacing w:after="40" w:before="40"/>
-            </w:pPr>
-            <w:r>
-              <w:rPr>
-                <w:rFonts w:ascii="Calibri" w:cs="Calibri" w:eastAsia="Calibri" w:hAnsi="Calibri"/>
-                <w:b/>
-                <w:bCs/>
-                <w:i w:val="false"/>
-                <w:iCs w:val="false"/>
-                <w:color w:val="1F2937"/>
-                <w:sz w:val="19"/>
-                <w:szCs w:val="19"/>
-              </w:rPr>
-              <w:t xml:space="preserve">Costs (ETB)</w:t>
-            </w:r>
-          </w:p>
-        </w:tc>
-        <w:tc>
-          <w:tcPr>
-            <w:tcW w:type="dxa" w:w="2320"/>
-          </w:tcPr>
-          <w:p>
-            <w:pPr>
-              <w:spacing w:after="40" w:before="40"/>
-            </w:pPr>
-            <w:r>
-              <w:rPr>
-                <w:rFonts w:ascii="Calibri" w:cs="Calibri" w:eastAsia="Calibri" w:hAnsi="Calibri"/>
-                <w:b w:val="false"/>
-                <w:bCs w:val="false"/>
-                <w:i w:val="false"/>
-                <w:iCs w:val="false"/>
-                <w:color w:val="1F2937"/>
-                <w:sz w:val="19"/>
-                <w:szCs w:val="19"/>
-              </w:rPr>
-              <w:t xml:space="preserve">11,400,000</w:t>
-            </w:r>
-          </w:p>
-        </w:tc>
-        <w:tc>
-          <w:tcPr>
-            <w:tcW w:type="dxa" w:w="2320"/>
-          </w:tcPr>
-          <w:p>
-            <w:pPr>
-              <w:spacing w:after="40" w:before="40"/>
-            </w:pPr>
-            <w:r>
-              <w:rPr>
-                <w:rFonts w:ascii="Calibri" w:cs="Calibri" w:eastAsia="Calibri" w:hAnsi="Calibri"/>
-                <w:b w:val="false"/>
-                <w:bCs w:val="false"/>
-                <w:i w:val="false"/>
-                <w:iCs w:val="false"/>
-                <w:color w:val="1F2937"/>
-                <w:sz w:val="19"/>
-                <w:szCs w:val="19"/>
-              </w:rPr>
-              <w:t xml:space="preserve">16,800,000</w:t>
-            </w:r>
-          </w:p>
-        </w:tc>
-        <w:tc>
-          <w:tcPr>
-            <w:tcW w:type="dxa" w:w="2320"/>
-          </w:tcPr>
-          <w:p>
-            <w:pPr>
-              <w:spacing w:after="40" w:before="40"/>
-            </w:pPr>
-            <w:r>
-              <w:rPr>
-                <w:rFonts w:ascii="Calibri" w:cs="Calibri" w:eastAsia="Calibri" w:hAnsi="Calibri"/>
-                <w:b w:val="false"/>
-                <w:bCs w:val="false"/>
-                <w:i w:val="false"/>
-                <w:iCs w:val="false"/>
-                <w:color w:val="1F2937"/>
-                <w:sz w:val="19"/>
-                <w:szCs w:val="19"/>
-              </w:rPr>
-              <w:t xml:space="preserve">25,900,000</w:t>
-            </w:r>
-          </w:p>
-        </w:tc>
-      </w:tr>
-      <w:tr>
-        <w:tc>
-          <w:tcPr>
-            <w:tcW w:type="dxa" w:w="2400"/>
-            <w:shd w:fill="E0F2FE" w:color="auto" w:val="clear"/>
-          </w:tcPr>
-          <w:p>
-            <w:pPr>
-              <w:spacing w:after="40" w:before="40"/>
-            </w:pPr>
-            <w:r>
-              <w:rPr>
-                <w:rFonts w:ascii="Calibri" w:cs="Calibri" w:eastAsia="Calibri" w:hAnsi="Calibri"/>
-                <w:b/>
-                <w:bCs/>
-                <w:i w:val="false"/>
-                <w:iCs w:val="false"/>
-                <w:color w:val="1B3A6B"/>
-                <w:sz w:val="19"/>
-                <w:szCs w:val="19"/>
-              </w:rPr>
-              <w:t xml:space="preserve">Net (ETB)</w:t>
-            </w:r>
-          </w:p>
-        </w:tc>
-        <w:tc>
-          <w:tcPr>
-            <w:tcW w:type="dxa" w:w="2320"/>
-            <w:shd w:fill="E0F2FE" w:color="auto" w:val="clear"/>
-          </w:tcPr>
-          <w:p>
-            <w:pPr>
-              <w:spacing w:after="40" w:before="40"/>
-            </w:pPr>
-            <w:r>
-              <w:rPr>
-                <w:rFonts w:ascii="Calibri" w:cs="Calibri" w:eastAsia="Calibri" w:hAnsi="Calibri"/>
-                <w:b/>
-                <w:bCs/>
-                <w:i w:val="false"/>
-                <w:iCs w:val="false"/>
-                <w:color w:val="1B3A6B"/>
-                <w:sz w:val="19"/>
-                <w:szCs w:val="19"/>
-              </w:rPr>
-              <w:t xml:space="preserve">−5,100,000</w:t>
-            </w:r>
-          </w:p>
-        </w:tc>
-        <w:tc>
-          <w:tcPr>
-            <w:tcW w:type="dxa" w:w="2320"/>
-            <w:shd w:fill="E0F2FE" w:color="auto" w:val="clear"/>
-          </w:tcPr>
-          <w:p>
-            <w:pPr>
-              <w:spacing w:after="40" w:before="40"/>
-            </w:pPr>
-            <w:r>
-              <w:rPr>
-                <w:rFonts w:ascii="Calibri" w:cs="Calibri" w:eastAsia="Calibri" w:hAnsi="Calibri"/>
-                <w:b/>
-                <w:bCs/>
-                <w:i w:val="false"/>
-                <w:iCs w:val="false"/>
-                <w:color w:val="1B3A6B"/>
-                <w:sz w:val="19"/>
-                <w:szCs w:val="19"/>
-              </w:rPr>
-              <w:t xml:space="preserve">+3,300,000</w:t>
-            </w:r>
-          </w:p>
-        </w:tc>
-        <w:tc>
-          <w:tcPr>
-            <w:tcW w:type="dxa" w:w="2320"/>
-            <w:shd w:fill="E0F2FE" w:color="auto" w:val="clear"/>
-          </w:tcPr>
-          <w:p>
-            <w:pPr>
-              <w:spacing w:after="40" w:before="40"/>
-            </w:pPr>
-            <w:r>
-              <w:rPr>
-                <w:rFonts w:ascii="Calibri" w:cs="Calibri" w:eastAsia="Calibri" w:hAnsi="Calibri"/>
-                <w:b/>
-                <w:bCs/>
-                <w:i w:val="false"/>
-                <w:iCs w:val="false"/>
-                <w:color w:val="1B3A6B"/>
-                <w:sz w:val="19"/>
-                <w:szCs w:val="19"/>
-              </w:rPr>
-              <w:t xml:space="preserve">+20,600,000</w:t>
-            </w:r>
-          </w:p>
-        </w:tc>
-      </w:tr>
-    </w:tbl>
-    <w:p>
-      <w:pPr>
-        <w:spacing w:after="130" w:line="268"/>
-        <w:jc w:val="left"/>
-      </w:pPr>
-      <w:r>
-        <w:rPr>
-          <w:rFonts w:ascii="Calibri" w:cs="Calibri" w:eastAsia="Calibri" w:hAnsi="Calibri"/>
-          <w:b w:val="false"/>
-          <w:bCs w:val="false"/>
-          <w:i w:val="false"/>
-          <w:iCs w:val="false"/>
-          <w:color w:val="1F2937"/>
-          <w:sz w:val="21"/>
-          <w:szCs w:val="21"/>
-        </w:rPr>
-        <w:t xml:space="preserve">Requires roughly 6.5M ETB (~$40,600) of external capital and assumes hiring 10 capable people into a thin Addis Ababa talent market inside twelve months. The revenue upside is real; the execution risk is that a young company scales headcount ahead of its ability to manage it, and the government cycle does not accelerate to match the burn.</w:t>
-      </w:r>
-    </w:p>
-    <w:p>
-      <w:pPr>
-        <w:pStyle w:val="Heading2"/>
-        <w:spacing w:after="140" w:before="300"/>
-      </w:pPr>
-      <w:r>
-        <w:rPr>
-          <w:rFonts w:ascii="Calibri" w:cs="Calibri" w:eastAsia="Calibri" w:hAnsi="Calibri"/>
-          <w:b/>
-          <w:bCs/>
-          <w:i w:val="false"/>
-          <w:iCs w:val="false"/>
-          <w:color w:val="0D9488"/>
-          <w:sz w:val="24"/>
-          <w:szCs w:val="24"/>
-        </w:rPr>
-        <w:t xml:space="preserve">8.4  Recommendation</w:t>
+        <w:t xml:space="preserve">9.5  Recommendation</w:t>
       </w:r>
     </w:p>
     <w:p>
       <w:pPr>
         <w:pBdr>
           <w:top w:val="single" w:color="0D9488" w:sz="1"/>
+          <w:left w:val="single" w:color="0D9488" w:sz="8"/>
           <w:bottom w:val="single" w:color="0D9488" w:sz="1"/>
-          <w:left w:val="single" w:color="0D9488" w:sz="8"/>
           <w:right w:val="single" w:color="0D9488" w:sz="1"/>
         </w:pBdr>
         <w:shd w:fill="F0FDFA" w:color="auto" w:val="clear"/>
@@ -16413,13 +18761,12 @@
           <w:sz w:val="19"/>
           <w:szCs w:val="19"/>
         </w:rPr>
-        <w:t xml:space="preserve">Start in co-working for the first two quarters and move to the office once the first government contract is signed — this defers roughly 300,000 ETB to the point where it is justified by a signed reference. Second, hire the customer success role only when live customers reach fifteen; before that, the engineering and operations staff can absorb the support load, and the salary is better spent on tender pursuit.</w:t>
+        <w:t xml:space="preserve">Start in co-working for the first two quarters and move to the office once the first government contract is signed — this defers roughly 300,000 ETB to the point where a signed reference justifies it. Second, hire the implementation and customer success role at ten live public-sector accounts rather than on a fixed date, since that is the point at which onboarding load becomes the binding constraint.</w:t>
       </w:r>
     </w:p>
     <w:p>
       <w:pPr>
         <w:spacing w:after="130" w:line="268"/>
-        <w:jc w:val="left"/>
       </w:pPr>
       <w:r>
         <w:rPr>
@@ -16432,7 +18779,7 @@
           <w:sz w:val="21"/>
           <w:szCs w:val="21"/>
         </w:rPr>
-        <w:t xml:space="preserve">Scenario B is recommended over Lean because the government segment rewards presence, and a single salesperson cannot pursue enough tenders to make the segment pay. It is recommended over Growth because Growth requires external capital that would be raised against unproven Ethiopian SaaS revenue — the same money is cheaper to raise in eighteen months against a book of signed ministry contracts.</w:t>
+        <w:t xml:space="preserve">Scenario B is recommended over Lean because bid capacity is the limiting factor on the segment that carries the business, and Lean cannot staff it. It is recommended over Growth because Growth raises capital against unproven Ethiopian public-sector revenue; the same money is cheaper eighteen months later against a book of signed ministry contracts. The Year 1 gap between the two is 5.5M ETB of bookings — real, but not worth 3.5M ETB of additional dilution to chase.</w:t>
       </w:r>
     </w:p>
     <w:p>
@@ -16456,7 +18803,7 @@
           <w:sz w:val="28"/>
           <w:szCs w:val="28"/>
         </w:rPr>
-        <w:t xml:space="preserve">9. Risks</w:t>
+        <w:t xml:space="preserve">10. Risks</w:t>
       </w:r>
     </w:p>
     <w:tbl>
@@ -17351,8 +19698,8 @@
       <w:pPr>
         <w:pBdr>
           <w:top w:val="single" w:color="B91C1C" w:sz="1"/>
+          <w:left w:val="single" w:color="B91C1C" w:sz="8"/>
           <w:bottom w:val="single" w:color="B91C1C" w:sz="1"/>
-          <w:left w:val="single" w:color="B91C1C" w:sz="8"/>
           <w:right w:val="single" w:color="B91C1C" w:sz="1"/>
         </w:pBdr>
         <w:shd w:fill="FEE2E2" w:color="auto" w:val="clear"/>
@@ -17407,7 +19754,7 @@
           <w:sz w:val="28"/>
           <w:szCs w:val="28"/>
         </w:rPr>
-        <w:t xml:space="preserve">10. Twelve-Month Action Plan</w:t>
+        <w:t xml:space="preserve">11. Twelve-Month Action Plan</w:t>
       </w:r>
     </w:p>
     <w:p>
@@ -18071,8 +20418,8 @@
       <w:pPr>
         <w:pBdr>
           <w:top w:val="single" w:color="0D9488" w:sz="1"/>
+          <w:left w:val="single" w:color="0D9488" w:sz="8"/>
           <w:bottom w:val="single" w:color="0D9488" w:sz="1"/>
-          <w:left w:val="single" w:color="0D9488" w:sz="8"/>
           <w:right w:val="single" w:color="0D9488" w:sz="1"/>
         </w:pBdr>
         <w:shd w:fill="F0FDFA" w:color="auto" w:val="clear"/>
